--- a/book/docx-por-capitulo/capitulo-05-rendimiento.docx
+++ b/book/docx-por-capitulo/capitulo-05-rendimiento.docx
@@ -7,6 +7,7 @@
         <w:pStyle w:val="Endure-ChapterTitle"/>
         <w:keepNext/>
         <w:spacing w:before="480" w:after="240"/>
+        <w:outlineLvl w:val="0"/>
       </w:pPr>
       <w:r>
         <w:rPr>
@@ -26,62 +27,86 @@
         <w:pStyle w:val="Endure-Subhead"/>
         <w:keepNext/>
         <w:spacing w:before="240" w:after="60"/>
+        <w:outlineLvl w:val="1"/>
       </w:pPr>
       <w:r>
+        <w:rPr>
+          <w:sz w:val="24"/>
+        </w:rPr>
         <w:t>Introducción</w:t>
       </w:r>
     </w:p>
     <w:p>
       <w:pPr>
         <w:pStyle w:val="Endure-FirstParagraphBodyText"/>
+        <w:spacing w:before="100" w:after="100"/>
       </w:pPr>
       <w:r>
+        <w:rPr>
+          <w:sz w:val="20"/>
+        </w:rPr>
         <w:t>El Jetson AGX Orin 64GB es capaz de alcanzar 275 TOPS y velocidades de inferencia de 30–58 tokens por segundo, pero solo cuando opera en el modo de energía correcto con las frecuencias bloqueadas al máximo. Sin este ajuste, el sistema funciona en un modo conservador que reduce la velocidad de inferencia en un factor de 3× respecto al máximo.</w:t>
       </w:r>
     </w:p>
     <w:p>
       <w:pPr>
         <w:pStyle w:val="Endure-ChapterBodyText"/>
+        <w:spacing w:before="100" w:after="100"/>
       </w:pPr>
       <w:r>
+        <w:rPr>
+          <w:sz w:val="20"/>
+        </w:rPr>
         <w:t>Esta parte explica los dos mecanismos de control de rendimiento del Jetson, cuándo usar cada uno y cómo verificar que están aplicados correctamente.</w:t>
       </w:r>
     </w:p>
     <w:p>
       <w:pPr>
         <w:pStyle w:val="Endure-ChapterBodyText"/>
+        <w:spacing w:before="100" w:after="100"/>
       </w:pPr>
       <w:r>
         <w:rPr>
           <w:b/>
+          <w:sz w:val="20"/>
         </w:rPr>
         <w:t>Prerequisito:</w:t>
       </w:r>
       <w:r>
+        <w:rPr>
+          <w:sz w:val="20"/>
+        </w:rPr>
         <w:t xml:space="preserve"> Capítulo 1 completada — Ubuntu 24.04 con SSH.</w:t>
       </w:r>
     </w:p>
     <w:p>
       <w:pPr>
         <w:pStyle w:val="Endure-ChapterBodyText"/>
+        <w:spacing w:before="100" w:after="100"/>
       </w:pPr>
       <w:r>
         <w:rPr>
           <w:b/>
+          <w:sz w:val="20"/>
         </w:rPr>
         <w:t>Tiempo estimado:</w:t>
       </w:r>
       <w:r>
+        <w:rPr>
+          <w:sz w:val="20"/>
+        </w:rPr>
         <w:t xml:space="preserve"> 10 minutos.</w:t>
       </w:r>
     </w:p>
     <w:p>
       <w:pPr>
         <w:pStyle w:val="Endure-ChapterBodyText"/>
+        <w:spacing w:before="100" w:after="100"/>
       </w:pPr>
       <w:r>
         <w:rPr>
           <w:b/>
+          <w:sz w:val="20"/>
         </w:rPr>
         <w:t>Al final de esta parte tendrá:</w:t>
       </w:r>
@@ -89,101 +114,122 @@
     <w:p>
       <w:pPr>
         <w:pStyle w:val="Endure-ChapterBodyText"/>
-        <w:spacing w:before="20" w:after="20"/>
+        <w:spacing w:before="40" w:after="40"/>
         <w:ind w:left="360" w:hanging="216"/>
       </w:pPr>
       <w:r>
         <w:rPr>
-          <w:sz w:val="18"/>
+          <w:sz w:val="20"/>
         </w:rPr>
         <w:t xml:space="preserve">• </w:t>
       </w:r>
       <w:r>
+        <w:rPr>
+          <w:sz w:val="20"/>
+        </w:rPr>
         <w:t>Comprensión de los 4 modos de energía del Jetson</w:t>
       </w:r>
     </w:p>
     <w:p>
       <w:pPr>
         <w:pStyle w:val="Endure-ChapterBodyText"/>
-        <w:spacing w:before="20" w:after="20"/>
+        <w:spacing w:before="40" w:after="40"/>
         <w:ind w:left="360" w:hanging="216"/>
       </w:pPr>
       <w:r>
         <w:rPr>
-          <w:sz w:val="18"/>
+          <w:sz w:val="20"/>
         </w:rPr>
         <w:t xml:space="preserve">• </w:t>
       </w:r>
       <w:r>
+        <w:rPr>
+          <w:sz w:val="20"/>
+        </w:rPr>
         <w:t>Aliases de teclado para cambiar modo al instante (</w:t>
       </w:r>
       <w:r>
         <w:rPr>
           <w:rFonts w:ascii="Courier New" w:hAnsi="Courier New"/>
-          <w:sz w:val="17"/>
+          <w:sz w:val="16"/>
         </w:rPr>
         <w:t>pwr-maxn</w:t>
       </w:r>
       <w:r>
+        <w:rPr>
+          <w:sz w:val="20"/>
+        </w:rPr>
         <w:t xml:space="preserve">, </w:t>
       </w:r>
       <w:r>
         <w:rPr>
           <w:rFonts w:ascii="Courier New" w:hAnsi="Courier New"/>
-          <w:sz w:val="17"/>
+          <w:sz w:val="16"/>
         </w:rPr>
         <w:t>pwr-30w</w:t>
       </w:r>
       <w:r>
+        <w:rPr>
+          <w:sz w:val="20"/>
+        </w:rPr>
         <w:t xml:space="preserve">, </w:t>
       </w:r>
       <w:r>
         <w:rPr>
           <w:rFonts w:ascii="Courier New" w:hAnsi="Courier New"/>
-          <w:sz w:val="17"/>
+          <w:sz w:val="16"/>
         </w:rPr>
         <w:t>pwr-15w</w:t>
       </w:r>
       <w:r>
+        <w:rPr>
+          <w:sz w:val="20"/>
+        </w:rPr>
         <w:t>)</w:t>
       </w:r>
     </w:p>
     <w:p>
       <w:pPr>
         <w:pStyle w:val="Endure-ChapterBodyText"/>
-        <w:spacing w:before="20" w:after="20"/>
+        <w:spacing w:before="40" w:after="40"/>
         <w:ind w:left="360" w:hanging="216"/>
       </w:pPr>
       <w:r>
         <w:rPr>
-          <w:sz w:val="18"/>
+          <w:sz w:val="20"/>
         </w:rPr>
         <w:t xml:space="preserve">• </w:t>
       </w:r>
       <w:r>
         <w:rPr>
           <w:rFonts w:ascii="Courier New" w:hAnsi="Courier New"/>
-          <w:sz w:val="17"/>
+          <w:sz w:val="16"/>
         </w:rPr>
         <w:t>jetson_clocks</w:t>
       </w:r>
       <w:r>
+        <w:rPr>
+          <w:sz w:val="20"/>
+        </w:rPr>
         <w:t xml:space="preserve"> aplicado en el modo de trabajo activo</w:t>
       </w:r>
     </w:p>
     <w:p>
       <w:pPr>
         <w:pStyle w:val="Endure-ChapterBodyText"/>
-        <w:spacing w:before="20" w:after="20"/>
+        <w:spacing w:before="40" w:after="40"/>
         <w:ind w:left="360" w:hanging="216"/>
       </w:pPr>
       <w:r>
         <w:rPr>
-          <w:sz w:val="18"/>
+          <w:sz w:val="20"/>
         </w:rPr>
         <w:t xml:space="preserve">• </w:t>
       </w:r>
       <w:r>
+        <w:rPr>
+          <w:sz w:val="20"/>
+        </w:rPr>
         <w:t>Script de arranque de rendimiento para activar antes de cargar modelos</w:t>
       </w:r>
     </w:p>
@@ -197,8 +243,12 @@
         <w:pStyle w:val="Endure-Subhead"/>
         <w:keepNext/>
         <w:spacing w:before="240" w:after="60"/>
+        <w:outlineLvl w:val="1"/>
       </w:pPr>
       <w:r>
+        <w:rPr>
+          <w:sz w:val="24"/>
+        </w:rPr>
         <w:t>3.1 Dos Mecanismos de Control Independientes</w:t>
       </w:r>
     </w:p>
@@ -250,6 +300,7 @@
       <w:r>
         <w:rPr>
           <w:i/>
+          <w:sz w:val="16"/>
         </w:rPr>
         <w:t>Los Dos Mecanismos de Control de Rendimiento</w:t>
       </w:r>
@@ -257,8 +308,12 @@
     <w:p>
       <w:pPr>
         <w:pStyle w:val="Endure-ChapterBodyText"/>
+        <w:spacing w:before="100" w:after="100"/>
       </w:pPr>
       <w:r>
+        <w:rPr>
+          <w:sz w:val="20"/>
+        </w:rPr>
         <w:t>El rendimiento del Jetson se controla con dos herramientas complementarias:</w:t>
       </w:r>
     </w:p>
@@ -275,7 +330,7 @@
         <w:tc>
           <w:tcPr>
             <w:tcW w:type="dxa" w:w="8152"/>
-            <w:shd w:val="clear" w:color="auto" w:fill="F2F2F2"/>
+            <w:shd w:val="clear" w:color="auto" w:fill="EAEAEA"/>
             <w:tcBorders>
               <w:left w:val="thick" w:sz="24" w:color="1A5A6A"/>
             </w:tcBorders>
@@ -296,6 +351,7 @@
             <w:r>
               <w:rPr>
                 <w:rFonts w:ascii="Courier New" w:hAnsi="Courier New"/>
+                <w:i/>
                 <w:color w:val="555555"/>
                 <w:sz w:val="16"/>
               </w:rPr>
@@ -312,6 +368,7 @@
             <w:r>
               <w:rPr>
                 <w:rFonts w:ascii="Courier New" w:hAnsi="Courier New"/>
+                <w:i/>
                 <w:color w:val="555555"/>
                 <w:sz w:val="16"/>
               </w:rPr>
@@ -328,6 +385,7 @@
             <w:r>
               <w:rPr>
                 <w:rFonts w:ascii="Courier New" w:hAnsi="Courier New"/>
+                <w:i/>
                 <w:color w:val="555555"/>
                 <w:sz w:val="16"/>
               </w:rPr>
@@ -375,6 +433,7 @@
             <w:r>
               <w:rPr>
                 <w:rFonts w:ascii="Courier New" w:hAnsi="Courier New"/>
+                <w:i/>
                 <w:color w:val="555555"/>
                 <w:sz w:val="16"/>
               </w:rPr>
@@ -391,6 +450,7 @@
             <w:r>
               <w:rPr>
                 <w:rFonts w:ascii="Courier New" w:hAnsi="Courier New"/>
+                <w:i/>
                 <w:color w:val="555555"/>
                 <w:sz w:val="16"/>
               </w:rPr>
@@ -408,28 +468,38 @@
     <w:p>
       <w:pPr>
         <w:pStyle w:val="Endure-ChapterBodyText"/>
+        <w:spacing w:before="100" w:after="100"/>
       </w:pPr>
       <w:r>
+        <w:rPr>
+          <w:sz w:val="20"/>
+        </w:rPr>
         <w:t xml:space="preserve">Ambos son necesarios. Solo </w:t>
       </w:r>
       <w:r>
         <w:rPr>
           <w:rFonts w:ascii="Courier New" w:hAnsi="Courier New"/>
-          <w:sz w:val="17"/>
+          <w:sz w:val="16"/>
         </w:rPr>
         <w:t>nvpmodel -m 0</w:t>
       </w:r>
       <w:r>
+        <w:rPr>
+          <w:sz w:val="20"/>
+        </w:rPr>
         <w:t xml:space="preserve"> (MAXN) sin </w:t>
       </w:r>
       <w:r>
         <w:rPr>
           <w:rFonts w:ascii="Courier New" w:hAnsi="Courier New"/>
-          <w:sz w:val="17"/>
+          <w:sz w:val="16"/>
         </w:rPr>
         <w:t>jetson_clocks</w:t>
       </w:r>
       <w:r>
+        <w:rPr>
+          <w:sz w:val="20"/>
+        </w:rPr>
         <w:t xml:space="preserve"> puede dejar la GPU corriendo a 600 MHz en lugar de 1300 MHz.</w:t>
       </w:r>
     </w:p>
@@ -438,8 +508,12 @@
         <w:pStyle w:val="Endure-Subhead"/>
         <w:keepNext/>
         <w:spacing w:before="240" w:after="60"/>
+        <w:outlineLvl w:val="1"/>
       </w:pPr>
       <w:r>
+        <w:rPr>
+          <w:sz w:val="24"/>
+        </w:rPr>
         <w:t>3.2 Modos de Energía — nvpmodel</w:t>
       </w:r>
     </w:p>
@@ -448,10 +522,11 @@
         <w:pStyle w:val="Endure-Subhead"/>
         <w:keepNext/>
         <w:spacing w:before="160" w:after="60"/>
+        <w:outlineLvl w:val="2"/>
       </w:pPr>
       <w:r>
         <w:rPr>
-          <w:sz w:val="18"/>
+          <w:sz w:val="22"/>
         </w:rPr>
         <w:t>3.2.1 Tabla de modos disponibles</w:t>
       </w:r>
@@ -459,8 +534,12 @@
     <w:p>
       <w:pPr>
         <w:pStyle w:val="Endure-FirstParagraphBodyText"/>
+        <w:spacing w:before="100" w:after="100"/>
       </w:pPr>
       <w:r>
+        <w:rPr>
+          <w:sz w:val="20"/>
+        </w:rPr>
         <w:t>El Jetson AGX Orin 64GB con JetPack 7.2 tiene los siguientes modos de energía:</w:t>
       </w:r>
     </w:p>
@@ -479,20 +558,38 @@
         <w:gridCol w:w="1359"/>
       </w:tblGrid>
       <w:tr>
+        <w:trPr>
+          <w:trHeight w:val="453" w:hRule="atLeast"/>
+          <w:tblHeader/>
+        </w:trPr>
         <w:tc>
           <w:tcPr>
             <w:tcW w:type="dxa" w:w="1359"/>
             <w:shd w:val="clear" w:color="auto" w:fill="1A5A6A"/>
-          </w:tcPr>
-          <w:p>
-            <w:pPr>
+            <w:tcBorders>
+              <w:top w:val="single" w:sz="12" w:color="FFFFFF"/>
+              <w:left w:val="single" w:sz="12" w:color="FFFFFF"/>
+              <w:bottom w:val="single" w:sz="12" w:color="FFFFFF"/>
+              <w:right w:val="single" w:sz="12" w:color="FFFFFF"/>
+            </w:tcBorders>
+            <w:vAlign w:val="center"/>
+            <w:tcMar>
+              <w:top w:w="60" w:type="dxa"/>
+              <w:left w:w="120" w:type="dxa"/>
+              <w:bottom w:w="60" w:type="dxa"/>
+              <w:right w:w="80" w:type="dxa"/>
+            </w:tcMar>
+          </w:tcPr>
+          <w:p>
+            <w:pPr>
+              <w:spacing w:before="0" w:after="0"/>
               <w:jc w:val="center"/>
             </w:pPr>
             <w:r>
               <w:rPr>
                 <w:b/>
                 <w:color w:val="FFFFFF"/>
-                <w:sz w:val="17"/>
+                <w:sz w:val="16"/>
               </w:rPr>
               <w:t>ID</w:t>
             </w:r>
@@ -502,16 +599,30 @@
           <w:tcPr>
             <w:tcW w:type="dxa" w:w="1359"/>
             <w:shd w:val="clear" w:color="auto" w:fill="1A5A6A"/>
-          </w:tcPr>
-          <w:p>
-            <w:pPr>
+            <w:tcBorders>
+              <w:top w:val="single" w:sz="12" w:color="FFFFFF"/>
+              <w:left w:val="single" w:sz="12" w:color="FFFFFF"/>
+              <w:bottom w:val="single" w:sz="12" w:color="FFFFFF"/>
+              <w:right w:val="single" w:sz="12" w:color="FFFFFF"/>
+            </w:tcBorders>
+            <w:vAlign w:val="center"/>
+            <w:tcMar>
+              <w:top w:w="60" w:type="dxa"/>
+              <w:left w:w="120" w:type="dxa"/>
+              <w:bottom w:w="60" w:type="dxa"/>
+              <w:right w:w="80" w:type="dxa"/>
+            </w:tcMar>
+          </w:tcPr>
+          <w:p>
+            <w:pPr>
+              <w:spacing w:before="0" w:after="0"/>
               <w:jc w:val="center"/>
             </w:pPr>
             <w:r>
               <w:rPr>
                 <w:b/>
                 <w:color w:val="FFFFFF"/>
-                <w:sz w:val="17"/>
+                <w:sz w:val="16"/>
               </w:rPr>
               <w:t>Nombre</w:t>
             </w:r>
@@ -521,16 +632,30 @@
           <w:tcPr>
             <w:tcW w:type="dxa" w:w="1359"/>
             <w:shd w:val="clear" w:color="auto" w:fill="1A5A6A"/>
-          </w:tcPr>
-          <w:p>
-            <w:pPr>
+            <w:tcBorders>
+              <w:top w:val="single" w:sz="12" w:color="FFFFFF"/>
+              <w:left w:val="single" w:sz="12" w:color="FFFFFF"/>
+              <w:bottom w:val="single" w:sz="12" w:color="FFFFFF"/>
+              <w:right w:val="single" w:sz="12" w:color="FFFFFF"/>
+            </w:tcBorders>
+            <w:vAlign w:val="center"/>
+            <w:tcMar>
+              <w:top w:w="60" w:type="dxa"/>
+              <w:left w:w="120" w:type="dxa"/>
+              <w:bottom w:w="60" w:type="dxa"/>
+              <w:right w:w="80" w:type="dxa"/>
+            </w:tcMar>
+          </w:tcPr>
+          <w:p>
+            <w:pPr>
+              <w:spacing w:before="0" w:after="0"/>
               <w:jc w:val="center"/>
             </w:pPr>
             <w:r>
               <w:rPr>
                 <w:b/>
                 <w:color w:val="FFFFFF"/>
-                <w:sz w:val="17"/>
+                <w:sz w:val="16"/>
               </w:rPr>
               <w:t>TDP</w:t>
             </w:r>
@@ -540,16 +665,30 @@
           <w:tcPr>
             <w:tcW w:type="dxa" w:w="1359"/>
             <w:shd w:val="clear" w:color="auto" w:fill="1A5A6A"/>
-          </w:tcPr>
-          <w:p>
-            <w:pPr>
+            <w:tcBorders>
+              <w:top w:val="single" w:sz="12" w:color="FFFFFF"/>
+              <w:left w:val="single" w:sz="12" w:color="FFFFFF"/>
+              <w:bottom w:val="single" w:sz="12" w:color="FFFFFF"/>
+              <w:right w:val="single" w:sz="12" w:color="FFFFFF"/>
+            </w:tcBorders>
+            <w:vAlign w:val="center"/>
+            <w:tcMar>
+              <w:top w:w="60" w:type="dxa"/>
+              <w:left w:w="120" w:type="dxa"/>
+              <w:bottom w:w="60" w:type="dxa"/>
+              <w:right w:w="80" w:type="dxa"/>
+            </w:tcMar>
+          </w:tcPr>
+          <w:p>
+            <w:pPr>
+              <w:spacing w:before="0" w:after="0"/>
               <w:jc w:val="center"/>
             </w:pPr>
             <w:r>
               <w:rPr>
                 <w:b/>
                 <w:color w:val="FFFFFF"/>
-                <w:sz w:val="17"/>
+                <w:sz w:val="16"/>
               </w:rPr>
               <w:t>Núcleos CPU</w:t>
             </w:r>
@@ -559,16 +698,30 @@
           <w:tcPr>
             <w:tcW w:type="dxa" w:w="1359"/>
             <w:shd w:val="clear" w:color="auto" w:fill="1A5A6A"/>
-          </w:tcPr>
-          <w:p>
-            <w:pPr>
+            <w:tcBorders>
+              <w:top w:val="single" w:sz="12" w:color="FFFFFF"/>
+              <w:left w:val="single" w:sz="12" w:color="FFFFFF"/>
+              <w:bottom w:val="single" w:sz="12" w:color="FFFFFF"/>
+              <w:right w:val="single" w:sz="12" w:color="FFFFFF"/>
+            </w:tcBorders>
+            <w:vAlign w:val="center"/>
+            <w:tcMar>
+              <w:top w:w="60" w:type="dxa"/>
+              <w:left w:w="120" w:type="dxa"/>
+              <w:bottom w:w="60" w:type="dxa"/>
+              <w:right w:w="80" w:type="dxa"/>
+            </w:tcMar>
+          </w:tcPr>
+          <w:p>
+            <w:pPr>
+              <w:spacing w:before="0" w:after="0"/>
               <w:jc w:val="center"/>
             </w:pPr>
             <w:r>
               <w:rPr>
                 <w:b/>
                 <w:color w:val="FFFFFF"/>
-                <w:sz w:val="17"/>
+                <w:sz w:val="16"/>
               </w:rPr>
               <w:t>Frec. GPU máx.</w:t>
             </w:r>
@@ -578,16 +731,30 @@
           <w:tcPr>
             <w:tcW w:type="dxa" w:w="1359"/>
             <w:shd w:val="clear" w:color="auto" w:fill="1A5A6A"/>
-          </w:tcPr>
-          <w:p>
-            <w:pPr>
+            <w:tcBorders>
+              <w:top w:val="single" w:sz="12" w:color="FFFFFF"/>
+              <w:left w:val="single" w:sz="12" w:color="FFFFFF"/>
+              <w:bottom w:val="single" w:sz="12" w:color="FFFFFF"/>
+              <w:right w:val="single" w:sz="12" w:color="FFFFFF"/>
+            </w:tcBorders>
+            <w:vAlign w:val="center"/>
+            <w:tcMar>
+              <w:top w:w="60" w:type="dxa"/>
+              <w:left w:w="120" w:type="dxa"/>
+              <w:bottom w:w="60" w:type="dxa"/>
+              <w:right w:w="80" w:type="dxa"/>
+            </w:tcMar>
+          </w:tcPr>
+          <w:p>
+            <w:pPr>
+              <w:spacing w:before="0" w:after="0"/>
               <w:jc w:val="center"/>
             </w:pPr>
             <w:r>
               <w:rPr>
                 <w:b/>
                 <w:color w:val="FFFFFF"/>
-                <w:sz w:val="17"/>
+                <w:sz w:val="16"/>
               </w:rPr>
               <w:t>Cuándo usar</w:t>
             </w:r>
@@ -595,15 +762,35 @@
         </w:tc>
       </w:tr>
       <w:tr>
+        <w:trPr>
+          <w:trHeight w:val="283" w:hRule="atLeast"/>
+        </w:trPr>
         <w:tc>
           <w:tcPr>
             <w:tcW w:type="dxa" w:w="1359"/>
-            <w:shd w:val="clear" w:color="auto" w:fill="F8F8F8"/>
-          </w:tcPr>
-          <w:p>
-            <w:r>
-              <w:rPr>
-                <w:sz w:val="17"/>
+            <w:shd w:val="clear" w:color="auto" w:fill="EAEAEA"/>
+            <w:tcBorders>
+              <w:top w:val="single" w:sz="12" w:color="FFFFFF"/>
+              <w:left w:val="single" w:sz="12" w:color="FFFFFF"/>
+              <w:bottom w:val="single" w:sz="12" w:color="FFFFFF"/>
+              <w:right w:val="single" w:sz="12" w:color="FFFFFF"/>
+            </w:tcBorders>
+            <w:vAlign w:val="center"/>
+            <w:tcMar>
+              <w:top w:w="40" w:type="dxa"/>
+              <w:left w:w="120" w:type="dxa"/>
+              <w:bottom w:w="40" w:type="dxa"/>
+              <w:right w:w="80" w:type="dxa"/>
+            </w:tcMar>
+          </w:tcPr>
+          <w:p>
+            <w:pPr>
+              <w:spacing w:before="0" w:after="0"/>
+              <w:jc w:val="center"/>
+            </w:pPr>
+            <w:r>
+              <w:rPr>
+                <w:sz w:val="16"/>
               </w:rPr>
               <w:t>0</w:t>
             </w:r>
@@ -612,12 +799,29 @@
         <w:tc>
           <w:tcPr>
             <w:tcW w:type="dxa" w:w="1359"/>
-            <w:shd w:val="clear" w:color="auto" w:fill="F8F8F8"/>
-          </w:tcPr>
-          <w:p>
-            <w:r>
-              <w:rPr>
-                <w:sz w:val="17"/>
+            <w:shd w:val="clear" w:color="auto" w:fill="EAEAEA"/>
+            <w:tcBorders>
+              <w:top w:val="single" w:sz="12" w:color="FFFFFF"/>
+              <w:left w:val="single" w:sz="12" w:color="FFFFFF"/>
+              <w:bottom w:val="single" w:sz="12" w:color="FFFFFF"/>
+              <w:right w:val="single" w:sz="12" w:color="FFFFFF"/>
+            </w:tcBorders>
+            <w:vAlign w:val="center"/>
+            <w:tcMar>
+              <w:top w:w="40" w:type="dxa"/>
+              <w:left w:w="120" w:type="dxa"/>
+              <w:bottom w:w="40" w:type="dxa"/>
+              <w:right w:w="80" w:type="dxa"/>
+            </w:tcMar>
+          </w:tcPr>
+          <w:p>
+            <w:pPr>
+              <w:spacing w:before="0" w:after="0"/>
+              <w:jc w:val="center"/>
+            </w:pPr>
+            <w:r>
+              <w:rPr>
+                <w:sz w:val="16"/>
               </w:rPr>
               <w:t>MAXN</w:t>
             </w:r>
@@ -626,12 +830,29 @@
         <w:tc>
           <w:tcPr>
             <w:tcW w:type="dxa" w:w="1359"/>
-            <w:shd w:val="clear" w:color="auto" w:fill="F8F8F8"/>
-          </w:tcPr>
-          <w:p>
-            <w:r>
-              <w:rPr>
-                <w:sz w:val="17"/>
+            <w:shd w:val="clear" w:color="auto" w:fill="EAEAEA"/>
+            <w:tcBorders>
+              <w:top w:val="single" w:sz="12" w:color="FFFFFF"/>
+              <w:left w:val="single" w:sz="12" w:color="FFFFFF"/>
+              <w:bottom w:val="single" w:sz="12" w:color="FFFFFF"/>
+              <w:right w:val="single" w:sz="12" w:color="FFFFFF"/>
+            </w:tcBorders>
+            <w:vAlign w:val="center"/>
+            <w:tcMar>
+              <w:top w:w="40" w:type="dxa"/>
+              <w:left w:w="120" w:type="dxa"/>
+              <w:bottom w:w="40" w:type="dxa"/>
+              <w:right w:w="80" w:type="dxa"/>
+            </w:tcMar>
+          </w:tcPr>
+          <w:p>
+            <w:pPr>
+              <w:spacing w:before="0" w:after="0"/>
+              <w:jc w:val="center"/>
+            </w:pPr>
+            <w:r>
+              <w:rPr>
+                <w:sz w:val="16"/>
               </w:rPr>
               <w:t>Sin límite (~50W)</w:t>
             </w:r>
@@ -640,12 +861,29 @@
         <w:tc>
           <w:tcPr>
             <w:tcW w:type="dxa" w:w="1359"/>
-            <w:shd w:val="clear" w:color="auto" w:fill="F8F8F8"/>
-          </w:tcPr>
-          <w:p>
-            <w:r>
-              <w:rPr>
-                <w:sz w:val="17"/>
+            <w:shd w:val="clear" w:color="auto" w:fill="EAEAEA"/>
+            <w:tcBorders>
+              <w:top w:val="single" w:sz="12" w:color="FFFFFF"/>
+              <w:left w:val="single" w:sz="12" w:color="FFFFFF"/>
+              <w:bottom w:val="single" w:sz="12" w:color="FFFFFF"/>
+              <w:right w:val="single" w:sz="12" w:color="FFFFFF"/>
+            </w:tcBorders>
+            <w:vAlign w:val="center"/>
+            <w:tcMar>
+              <w:top w:w="40" w:type="dxa"/>
+              <w:left w:w="120" w:type="dxa"/>
+              <w:bottom w:w="40" w:type="dxa"/>
+              <w:right w:w="80" w:type="dxa"/>
+            </w:tcMar>
+          </w:tcPr>
+          <w:p>
+            <w:pPr>
+              <w:spacing w:before="0" w:after="0"/>
+              <w:jc w:val="center"/>
+            </w:pPr>
+            <w:r>
+              <w:rPr>
+                <w:sz w:val="16"/>
               </w:rPr>
               <w:t>12</w:t>
             </w:r>
@@ -654,12 +892,29 @@
         <w:tc>
           <w:tcPr>
             <w:tcW w:type="dxa" w:w="1359"/>
-            <w:shd w:val="clear" w:color="auto" w:fill="F8F8F8"/>
-          </w:tcPr>
-          <w:p>
-            <w:r>
-              <w:rPr>
-                <w:sz w:val="17"/>
+            <w:shd w:val="clear" w:color="auto" w:fill="EAEAEA"/>
+            <w:tcBorders>
+              <w:top w:val="single" w:sz="12" w:color="FFFFFF"/>
+              <w:left w:val="single" w:sz="12" w:color="FFFFFF"/>
+              <w:bottom w:val="single" w:sz="12" w:color="FFFFFF"/>
+              <w:right w:val="single" w:sz="12" w:color="FFFFFF"/>
+            </w:tcBorders>
+            <w:vAlign w:val="center"/>
+            <w:tcMar>
+              <w:top w:w="40" w:type="dxa"/>
+              <w:left w:w="120" w:type="dxa"/>
+              <w:bottom w:w="40" w:type="dxa"/>
+              <w:right w:w="80" w:type="dxa"/>
+            </w:tcMar>
+          </w:tcPr>
+          <w:p>
+            <w:pPr>
+              <w:spacing w:before="0" w:after="0"/>
+              <w:jc w:val="center"/>
+            </w:pPr>
+            <w:r>
+              <w:rPr>
+                <w:sz w:val="16"/>
               </w:rPr>
               <w:t>1300 MHz</w:t>
             </w:r>
@@ -668,12 +923,29 @@
         <w:tc>
           <w:tcPr>
             <w:tcW w:type="dxa" w:w="1359"/>
-            <w:shd w:val="clear" w:color="auto" w:fill="F8F8F8"/>
-          </w:tcPr>
-          <w:p>
-            <w:r>
-              <w:rPr>
-                <w:sz w:val="17"/>
+            <w:shd w:val="clear" w:color="auto" w:fill="EAEAEA"/>
+            <w:tcBorders>
+              <w:top w:val="single" w:sz="12" w:color="FFFFFF"/>
+              <w:left w:val="single" w:sz="12" w:color="FFFFFF"/>
+              <w:bottom w:val="single" w:sz="12" w:color="FFFFFF"/>
+              <w:right w:val="single" w:sz="12" w:color="FFFFFF"/>
+            </w:tcBorders>
+            <w:vAlign w:val="center"/>
+            <w:tcMar>
+              <w:top w:w="40" w:type="dxa"/>
+              <w:left w:w="120" w:type="dxa"/>
+              <w:bottom w:w="40" w:type="dxa"/>
+              <w:right w:w="80" w:type="dxa"/>
+            </w:tcMar>
+          </w:tcPr>
+          <w:p>
+            <w:pPr>
+              <w:spacing w:before="0" w:after="0"/>
+              <w:jc w:val="center"/>
+            </w:pPr>
+            <w:r>
+              <w:rPr>
+                <w:sz w:val="16"/>
               </w:rPr>
               <w:t>Inferencia LLM, compilación</w:t>
             </w:r>
@@ -681,15 +953,35 @@
         </w:tc>
       </w:tr>
       <w:tr>
+        <w:trPr>
+          <w:trHeight w:val="283" w:hRule="atLeast"/>
+        </w:trPr>
         <w:tc>
           <w:tcPr>
             <w:tcW w:type="dxa" w:w="1359"/>
-            <w:shd w:val="clear" w:color="auto" w:fill="FFFFFF"/>
-          </w:tcPr>
-          <w:p>
-            <w:r>
-              <w:rPr>
-                <w:sz w:val="17"/>
+            <w:shd w:val="clear" w:color="auto" w:fill="EAEAEA"/>
+            <w:tcBorders>
+              <w:top w:val="single" w:sz="12" w:color="FFFFFF"/>
+              <w:left w:val="single" w:sz="12" w:color="FFFFFF"/>
+              <w:bottom w:val="single" w:sz="12" w:color="FFFFFF"/>
+              <w:right w:val="single" w:sz="12" w:color="FFFFFF"/>
+            </w:tcBorders>
+            <w:vAlign w:val="center"/>
+            <w:tcMar>
+              <w:top w:w="40" w:type="dxa"/>
+              <w:left w:w="120" w:type="dxa"/>
+              <w:bottom w:w="40" w:type="dxa"/>
+              <w:right w:w="80" w:type="dxa"/>
+            </w:tcMar>
+          </w:tcPr>
+          <w:p>
+            <w:pPr>
+              <w:spacing w:before="0" w:after="0"/>
+              <w:jc w:val="center"/>
+            </w:pPr>
+            <w:r>
+              <w:rPr>
+                <w:sz w:val="16"/>
               </w:rPr>
               <w:t>1</w:t>
             </w:r>
@@ -698,12 +990,29 @@
         <w:tc>
           <w:tcPr>
             <w:tcW w:type="dxa" w:w="1359"/>
-            <w:shd w:val="clear" w:color="auto" w:fill="FFFFFF"/>
-          </w:tcPr>
-          <w:p>
-            <w:r>
-              <w:rPr>
-                <w:sz w:val="17"/>
+            <w:shd w:val="clear" w:color="auto" w:fill="EAEAEA"/>
+            <w:tcBorders>
+              <w:top w:val="single" w:sz="12" w:color="FFFFFF"/>
+              <w:left w:val="single" w:sz="12" w:color="FFFFFF"/>
+              <w:bottom w:val="single" w:sz="12" w:color="FFFFFF"/>
+              <w:right w:val="single" w:sz="12" w:color="FFFFFF"/>
+            </w:tcBorders>
+            <w:vAlign w:val="center"/>
+            <w:tcMar>
+              <w:top w:w="40" w:type="dxa"/>
+              <w:left w:w="120" w:type="dxa"/>
+              <w:bottom w:w="40" w:type="dxa"/>
+              <w:right w:w="80" w:type="dxa"/>
+            </w:tcMar>
+          </w:tcPr>
+          <w:p>
+            <w:pPr>
+              <w:spacing w:before="0" w:after="0"/>
+              <w:jc w:val="center"/>
+            </w:pPr>
+            <w:r>
+              <w:rPr>
+                <w:sz w:val="16"/>
               </w:rPr>
               <w:t>MODE_50W</w:t>
             </w:r>
@@ -712,12 +1021,29 @@
         <w:tc>
           <w:tcPr>
             <w:tcW w:type="dxa" w:w="1359"/>
-            <w:shd w:val="clear" w:color="auto" w:fill="FFFFFF"/>
-          </w:tcPr>
-          <w:p>
-            <w:r>
-              <w:rPr>
-                <w:sz w:val="17"/>
+            <w:shd w:val="clear" w:color="auto" w:fill="EAEAEA"/>
+            <w:tcBorders>
+              <w:top w:val="single" w:sz="12" w:color="FFFFFF"/>
+              <w:left w:val="single" w:sz="12" w:color="FFFFFF"/>
+              <w:bottom w:val="single" w:sz="12" w:color="FFFFFF"/>
+              <w:right w:val="single" w:sz="12" w:color="FFFFFF"/>
+            </w:tcBorders>
+            <w:vAlign w:val="center"/>
+            <w:tcMar>
+              <w:top w:w="40" w:type="dxa"/>
+              <w:left w:w="120" w:type="dxa"/>
+              <w:bottom w:w="40" w:type="dxa"/>
+              <w:right w:w="80" w:type="dxa"/>
+            </w:tcMar>
+          </w:tcPr>
+          <w:p>
+            <w:pPr>
+              <w:spacing w:before="0" w:after="0"/>
+              <w:jc w:val="center"/>
+            </w:pPr>
+            <w:r>
+              <w:rPr>
+                <w:sz w:val="16"/>
               </w:rPr>
               <w:t>50 W</w:t>
             </w:r>
@@ -726,12 +1052,29 @@
         <w:tc>
           <w:tcPr>
             <w:tcW w:type="dxa" w:w="1359"/>
-            <w:shd w:val="clear" w:color="auto" w:fill="FFFFFF"/>
-          </w:tcPr>
-          <w:p>
-            <w:r>
-              <w:rPr>
-                <w:sz w:val="17"/>
+            <w:shd w:val="clear" w:color="auto" w:fill="EAEAEA"/>
+            <w:tcBorders>
+              <w:top w:val="single" w:sz="12" w:color="FFFFFF"/>
+              <w:left w:val="single" w:sz="12" w:color="FFFFFF"/>
+              <w:bottom w:val="single" w:sz="12" w:color="FFFFFF"/>
+              <w:right w:val="single" w:sz="12" w:color="FFFFFF"/>
+            </w:tcBorders>
+            <w:vAlign w:val="center"/>
+            <w:tcMar>
+              <w:top w:w="40" w:type="dxa"/>
+              <w:left w:w="120" w:type="dxa"/>
+              <w:bottom w:w="40" w:type="dxa"/>
+              <w:right w:w="80" w:type="dxa"/>
+            </w:tcMar>
+          </w:tcPr>
+          <w:p>
+            <w:pPr>
+              <w:spacing w:before="0" w:after="0"/>
+              <w:jc w:val="center"/>
+            </w:pPr>
+            <w:r>
+              <w:rPr>
+                <w:sz w:val="16"/>
               </w:rPr>
               <w:t>12</w:t>
             </w:r>
@@ -740,12 +1083,29 @@
         <w:tc>
           <w:tcPr>
             <w:tcW w:type="dxa" w:w="1359"/>
-            <w:shd w:val="clear" w:color="auto" w:fill="FFFFFF"/>
-          </w:tcPr>
-          <w:p>
-            <w:r>
-              <w:rPr>
-                <w:sz w:val="17"/>
+            <w:shd w:val="clear" w:color="auto" w:fill="EAEAEA"/>
+            <w:tcBorders>
+              <w:top w:val="single" w:sz="12" w:color="FFFFFF"/>
+              <w:left w:val="single" w:sz="12" w:color="FFFFFF"/>
+              <w:bottom w:val="single" w:sz="12" w:color="FFFFFF"/>
+              <w:right w:val="single" w:sz="12" w:color="FFFFFF"/>
+            </w:tcBorders>
+            <w:vAlign w:val="center"/>
+            <w:tcMar>
+              <w:top w:w="40" w:type="dxa"/>
+              <w:left w:w="120" w:type="dxa"/>
+              <w:bottom w:w="40" w:type="dxa"/>
+              <w:right w:w="80" w:type="dxa"/>
+            </w:tcMar>
+          </w:tcPr>
+          <w:p>
+            <w:pPr>
+              <w:spacing w:before="0" w:after="0"/>
+              <w:jc w:val="center"/>
+            </w:pPr>
+            <w:r>
+              <w:rPr>
+                <w:sz w:val="16"/>
               </w:rPr>
               <w:t>1100 MHz</w:t>
             </w:r>
@@ -754,12 +1114,29 @@
         <w:tc>
           <w:tcPr>
             <w:tcW w:type="dxa" w:w="1359"/>
-            <w:shd w:val="clear" w:color="auto" w:fill="FFFFFF"/>
-          </w:tcPr>
-          <w:p>
-            <w:r>
-              <w:rPr>
-                <w:sz w:val="17"/>
+            <w:shd w:val="clear" w:color="auto" w:fill="EAEAEA"/>
+            <w:tcBorders>
+              <w:top w:val="single" w:sz="12" w:color="FFFFFF"/>
+              <w:left w:val="single" w:sz="12" w:color="FFFFFF"/>
+              <w:bottom w:val="single" w:sz="12" w:color="FFFFFF"/>
+              <w:right w:val="single" w:sz="12" w:color="FFFFFF"/>
+            </w:tcBorders>
+            <w:vAlign w:val="center"/>
+            <w:tcMar>
+              <w:top w:w="40" w:type="dxa"/>
+              <w:left w:w="120" w:type="dxa"/>
+              <w:bottom w:w="40" w:type="dxa"/>
+              <w:right w:w="80" w:type="dxa"/>
+            </w:tcMar>
+          </w:tcPr>
+          <w:p>
+            <w:pPr>
+              <w:spacing w:before="0" w:after="0"/>
+              <w:jc w:val="center"/>
+            </w:pPr>
+            <w:r>
+              <w:rPr>
+                <w:sz w:val="16"/>
               </w:rPr>
               <w:t>Alternativa balanceada</w:t>
             </w:r>
@@ -767,15 +1144,35 @@
         </w:tc>
       </w:tr>
       <w:tr>
+        <w:trPr>
+          <w:trHeight w:val="283" w:hRule="atLeast"/>
+        </w:trPr>
         <w:tc>
           <w:tcPr>
             <w:tcW w:type="dxa" w:w="1359"/>
-            <w:shd w:val="clear" w:color="auto" w:fill="F8F8F8"/>
-          </w:tcPr>
-          <w:p>
-            <w:r>
-              <w:rPr>
-                <w:sz w:val="17"/>
+            <w:shd w:val="clear" w:color="auto" w:fill="EAEAEA"/>
+            <w:tcBorders>
+              <w:top w:val="single" w:sz="12" w:color="FFFFFF"/>
+              <w:left w:val="single" w:sz="12" w:color="FFFFFF"/>
+              <w:bottom w:val="single" w:sz="12" w:color="FFFFFF"/>
+              <w:right w:val="single" w:sz="12" w:color="FFFFFF"/>
+            </w:tcBorders>
+            <w:vAlign w:val="center"/>
+            <w:tcMar>
+              <w:top w:w="40" w:type="dxa"/>
+              <w:left w:w="120" w:type="dxa"/>
+              <w:bottom w:w="40" w:type="dxa"/>
+              <w:right w:w="80" w:type="dxa"/>
+            </w:tcMar>
+          </w:tcPr>
+          <w:p>
+            <w:pPr>
+              <w:spacing w:before="0" w:after="0"/>
+              <w:jc w:val="center"/>
+            </w:pPr>
+            <w:r>
+              <w:rPr>
+                <w:sz w:val="16"/>
               </w:rPr>
               <w:t>2</w:t>
             </w:r>
@@ -784,12 +1181,29 @@
         <w:tc>
           <w:tcPr>
             <w:tcW w:type="dxa" w:w="1359"/>
-            <w:shd w:val="clear" w:color="auto" w:fill="F8F8F8"/>
-          </w:tcPr>
-          <w:p>
-            <w:r>
-              <w:rPr>
-                <w:sz w:val="17"/>
+            <w:shd w:val="clear" w:color="auto" w:fill="EAEAEA"/>
+            <w:tcBorders>
+              <w:top w:val="single" w:sz="12" w:color="FFFFFF"/>
+              <w:left w:val="single" w:sz="12" w:color="FFFFFF"/>
+              <w:bottom w:val="single" w:sz="12" w:color="FFFFFF"/>
+              <w:right w:val="single" w:sz="12" w:color="FFFFFF"/>
+            </w:tcBorders>
+            <w:vAlign w:val="center"/>
+            <w:tcMar>
+              <w:top w:w="40" w:type="dxa"/>
+              <w:left w:w="120" w:type="dxa"/>
+              <w:bottom w:w="40" w:type="dxa"/>
+              <w:right w:w="80" w:type="dxa"/>
+            </w:tcMar>
+          </w:tcPr>
+          <w:p>
+            <w:pPr>
+              <w:spacing w:before="0" w:after="0"/>
+              <w:jc w:val="center"/>
+            </w:pPr>
+            <w:r>
+              <w:rPr>
+                <w:sz w:val="16"/>
               </w:rPr>
               <w:t>MODE_30W</w:t>
             </w:r>
@@ -798,12 +1212,29 @@
         <w:tc>
           <w:tcPr>
             <w:tcW w:type="dxa" w:w="1359"/>
-            <w:shd w:val="clear" w:color="auto" w:fill="F8F8F8"/>
-          </w:tcPr>
-          <w:p>
-            <w:r>
-              <w:rPr>
-                <w:sz w:val="17"/>
+            <w:shd w:val="clear" w:color="auto" w:fill="EAEAEA"/>
+            <w:tcBorders>
+              <w:top w:val="single" w:sz="12" w:color="FFFFFF"/>
+              <w:left w:val="single" w:sz="12" w:color="FFFFFF"/>
+              <w:bottom w:val="single" w:sz="12" w:color="FFFFFF"/>
+              <w:right w:val="single" w:sz="12" w:color="FFFFFF"/>
+            </w:tcBorders>
+            <w:vAlign w:val="center"/>
+            <w:tcMar>
+              <w:top w:w="40" w:type="dxa"/>
+              <w:left w:w="120" w:type="dxa"/>
+              <w:bottom w:w="40" w:type="dxa"/>
+              <w:right w:w="80" w:type="dxa"/>
+            </w:tcMar>
+          </w:tcPr>
+          <w:p>
+            <w:pPr>
+              <w:spacing w:before="0" w:after="0"/>
+              <w:jc w:val="center"/>
+            </w:pPr>
+            <w:r>
+              <w:rPr>
+                <w:sz w:val="16"/>
               </w:rPr>
               <w:t>30 W</w:t>
             </w:r>
@@ -812,12 +1243,29 @@
         <w:tc>
           <w:tcPr>
             <w:tcW w:type="dxa" w:w="1359"/>
-            <w:shd w:val="clear" w:color="auto" w:fill="F8F8F8"/>
-          </w:tcPr>
-          <w:p>
-            <w:r>
-              <w:rPr>
-                <w:sz w:val="17"/>
+            <w:shd w:val="clear" w:color="auto" w:fill="EAEAEA"/>
+            <w:tcBorders>
+              <w:top w:val="single" w:sz="12" w:color="FFFFFF"/>
+              <w:left w:val="single" w:sz="12" w:color="FFFFFF"/>
+              <w:bottom w:val="single" w:sz="12" w:color="FFFFFF"/>
+              <w:right w:val="single" w:sz="12" w:color="FFFFFF"/>
+            </w:tcBorders>
+            <w:vAlign w:val="center"/>
+            <w:tcMar>
+              <w:top w:w="40" w:type="dxa"/>
+              <w:left w:w="120" w:type="dxa"/>
+              <w:bottom w:w="40" w:type="dxa"/>
+              <w:right w:w="80" w:type="dxa"/>
+            </w:tcMar>
+          </w:tcPr>
+          <w:p>
+            <w:pPr>
+              <w:spacing w:before="0" w:after="0"/>
+              <w:jc w:val="center"/>
+            </w:pPr>
+            <w:r>
+              <w:rPr>
+                <w:sz w:val="16"/>
               </w:rPr>
               <w:t>8</w:t>
             </w:r>
@@ -826,12 +1274,29 @@
         <w:tc>
           <w:tcPr>
             <w:tcW w:type="dxa" w:w="1359"/>
-            <w:shd w:val="clear" w:color="auto" w:fill="F8F8F8"/>
-          </w:tcPr>
-          <w:p>
-            <w:r>
-              <w:rPr>
-                <w:sz w:val="17"/>
+            <w:shd w:val="clear" w:color="auto" w:fill="EAEAEA"/>
+            <w:tcBorders>
+              <w:top w:val="single" w:sz="12" w:color="FFFFFF"/>
+              <w:left w:val="single" w:sz="12" w:color="FFFFFF"/>
+              <w:bottom w:val="single" w:sz="12" w:color="FFFFFF"/>
+              <w:right w:val="single" w:sz="12" w:color="FFFFFF"/>
+            </w:tcBorders>
+            <w:vAlign w:val="center"/>
+            <w:tcMar>
+              <w:top w:w="40" w:type="dxa"/>
+              <w:left w:w="120" w:type="dxa"/>
+              <w:bottom w:w="40" w:type="dxa"/>
+              <w:right w:w="80" w:type="dxa"/>
+            </w:tcMar>
+          </w:tcPr>
+          <w:p>
+            <w:pPr>
+              <w:spacing w:before="0" w:after="0"/>
+              <w:jc w:val="center"/>
+            </w:pPr>
+            <w:r>
+              <w:rPr>
+                <w:sz w:val="16"/>
               </w:rPr>
               <w:t>854 MHz</w:t>
             </w:r>
@@ -840,12 +1305,29 @@
         <w:tc>
           <w:tcPr>
             <w:tcW w:type="dxa" w:w="1359"/>
-            <w:shd w:val="clear" w:color="auto" w:fill="F8F8F8"/>
-          </w:tcPr>
-          <w:p>
-            <w:r>
-              <w:rPr>
-                <w:sz w:val="17"/>
+            <w:shd w:val="clear" w:color="auto" w:fill="EAEAEA"/>
+            <w:tcBorders>
+              <w:top w:val="single" w:sz="12" w:color="FFFFFF"/>
+              <w:left w:val="single" w:sz="12" w:color="FFFFFF"/>
+              <w:bottom w:val="single" w:sz="12" w:color="FFFFFF"/>
+              <w:right w:val="single" w:sz="12" w:color="FFFFFF"/>
+            </w:tcBorders>
+            <w:vAlign w:val="center"/>
+            <w:tcMar>
+              <w:top w:w="40" w:type="dxa"/>
+              <w:left w:w="120" w:type="dxa"/>
+              <w:bottom w:w="40" w:type="dxa"/>
+              <w:right w:w="80" w:type="dxa"/>
+            </w:tcMar>
+          </w:tcPr>
+          <w:p>
+            <w:pPr>
+              <w:spacing w:before="0" w:after="0"/>
+              <w:jc w:val="center"/>
+            </w:pPr>
+            <w:r>
+              <w:rPr>
+                <w:sz w:val="16"/>
               </w:rPr>
               <w:t>Modelos pequeños, uso general</w:t>
             </w:r>
@@ -853,15 +1335,35 @@
         </w:tc>
       </w:tr>
       <w:tr>
+        <w:trPr>
+          <w:trHeight w:val="283" w:hRule="atLeast"/>
+        </w:trPr>
         <w:tc>
           <w:tcPr>
             <w:tcW w:type="dxa" w:w="1359"/>
-            <w:shd w:val="clear" w:color="auto" w:fill="FFFFFF"/>
-          </w:tcPr>
-          <w:p>
-            <w:r>
-              <w:rPr>
-                <w:sz w:val="17"/>
+            <w:shd w:val="clear" w:color="auto" w:fill="EAEAEA"/>
+            <w:tcBorders>
+              <w:top w:val="single" w:sz="12" w:color="FFFFFF"/>
+              <w:left w:val="single" w:sz="12" w:color="FFFFFF"/>
+              <w:bottom w:val="single" w:sz="12" w:color="FFFFFF"/>
+              <w:right w:val="single" w:sz="12" w:color="FFFFFF"/>
+            </w:tcBorders>
+            <w:vAlign w:val="center"/>
+            <w:tcMar>
+              <w:top w:w="40" w:type="dxa"/>
+              <w:left w:w="120" w:type="dxa"/>
+              <w:bottom w:w="40" w:type="dxa"/>
+              <w:right w:w="80" w:type="dxa"/>
+            </w:tcMar>
+          </w:tcPr>
+          <w:p>
+            <w:pPr>
+              <w:spacing w:before="0" w:after="0"/>
+              <w:jc w:val="center"/>
+            </w:pPr>
+            <w:r>
+              <w:rPr>
+                <w:sz w:val="16"/>
               </w:rPr>
               <w:t>3</w:t>
             </w:r>
@@ -870,12 +1372,29 @@
         <w:tc>
           <w:tcPr>
             <w:tcW w:type="dxa" w:w="1359"/>
-            <w:shd w:val="clear" w:color="auto" w:fill="FFFFFF"/>
-          </w:tcPr>
-          <w:p>
-            <w:r>
-              <w:rPr>
-                <w:sz w:val="17"/>
+            <w:shd w:val="clear" w:color="auto" w:fill="EAEAEA"/>
+            <w:tcBorders>
+              <w:top w:val="single" w:sz="12" w:color="FFFFFF"/>
+              <w:left w:val="single" w:sz="12" w:color="FFFFFF"/>
+              <w:bottom w:val="single" w:sz="12" w:color="FFFFFF"/>
+              <w:right w:val="single" w:sz="12" w:color="FFFFFF"/>
+            </w:tcBorders>
+            <w:vAlign w:val="center"/>
+            <w:tcMar>
+              <w:top w:w="40" w:type="dxa"/>
+              <w:left w:w="120" w:type="dxa"/>
+              <w:bottom w:w="40" w:type="dxa"/>
+              <w:right w:w="80" w:type="dxa"/>
+            </w:tcMar>
+          </w:tcPr>
+          <w:p>
+            <w:pPr>
+              <w:spacing w:before="0" w:after="0"/>
+              <w:jc w:val="center"/>
+            </w:pPr>
+            <w:r>
+              <w:rPr>
+                <w:sz w:val="16"/>
               </w:rPr>
               <w:t>MODE_15W</w:t>
             </w:r>
@@ -884,12 +1403,29 @@
         <w:tc>
           <w:tcPr>
             <w:tcW w:type="dxa" w:w="1359"/>
-            <w:shd w:val="clear" w:color="auto" w:fill="FFFFFF"/>
-          </w:tcPr>
-          <w:p>
-            <w:r>
-              <w:rPr>
-                <w:sz w:val="17"/>
+            <w:shd w:val="clear" w:color="auto" w:fill="EAEAEA"/>
+            <w:tcBorders>
+              <w:top w:val="single" w:sz="12" w:color="FFFFFF"/>
+              <w:left w:val="single" w:sz="12" w:color="FFFFFF"/>
+              <w:bottom w:val="single" w:sz="12" w:color="FFFFFF"/>
+              <w:right w:val="single" w:sz="12" w:color="FFFFFF"/>
+            </w:tcBorders>
+            <w:vAlign w:val="center"/>
+            <w:tcMar>
+              <w:top w:w="40" w:type="dxa"/>
+              <w:left w:w="120" w:type="dxa"/>
+              <w:bottom w:w="40" w:type="dxa"/>
+              <w:right w:w="80" w:type="dxa"/>
+            </w:tcMar>
+          </w:tcPr>
+          <w:p>
+            <w:pPr>
+              <w:spacing w:before="0" w:after="0"/>
+              <w:jc w:val="center"/>
+            </w:pPr>
+            <w:r>
+              <w:rPr>
+                <w:sz w:val="16"/>
               </w:rPr>
               <w:t>15 W</w:t>
             </w:r>
@@ -898,12 +1434,29 @@
         <w:tc>
           <w:tcPr>
             <w:tcW w:type="dxa" w:w="1359"/>
-            <w:shd w:val="clear" w:color="auto" w:fill="FFFFFF"/>
-          </w:tcPr>
-          <w:p>
-            <w:r>
-              <w:rPr>
-                <w:sz w:val="17"/>
+            <w:shd w:val="clear" w:color="auto" w:fill="EAEAEA"/>
+            <w:tcBorders>
+              <w:top w:val="single" w:sz="12" w:color="FFFFFF"/>
+              <w:left w:val="single" w:sz="12" w:color="FFFFFF"/>
+              <w:bottom w:val="single" w:sz="12" w:color="FFFFFF"/>
+              <w:right w:val="single" w:sz="12" w:color="FFFFFF"/>
+            </w:tcBorders>
+            <w:vAlign w:val="center"/>
+            <w:tcMar>
+              <w:top w:w="40" w:type="dxa"/>
+              <w:left w:w="120" w:type="dxa"/>
+              <w:bottom w:w="40" w:type="dxa"/>
+              <w:right w:w="80" w:type="dxa"/>
+            </w:tcMar>
+          </w:tcPr>
+          <w:p>
+            <w:pPr>
+              <w:spacing w:before="0" w:after="0"/>
+              <w:jc w:val="center"/>
+            </w:pPr>
+            <w:r>
+              <w:rPr>
+                <w:sz w:val="16"/>
               </w:rPr>
               <w:t>4</w:t>
             </w:r>
@@ -912,12 +1465,29 @@
         <w:tc>
           <w:tcPr>
             <w:tcW w:type="dxa" w:w="1359"/>
-            <w:shd w:val="clear" w:color="auto" w:fill="FFFFFF"/>
-          </w:tcPr>
-          <w:p>
-            <w:r>
-              <w:rPr>
-                <w:sz w:val="17"/>
+            <w:shd w:val="clear" w:color="auto" w:fill="EAEAEA"/>
+            <w:tcBorders>
+              <w:top w:val="single" w:sz="12" w:color="FFFFFF"/>
+              <w:left w:val="single" w:sz="12" w:color="FFFFFF"/>
+              <w:bottom w:val="single" w:sz="12" w:color="FFFFFF"/>
+              <w:right w:val="single" w:sz="12" w:color="FFFFFF"/>
+            </w:tcBorders>
+            <w:vAlign w:val="center"/>
+            <w:tcMar>
+              <w:top w:w="40" w:type="dxa"/>
+              <w:left w:w="120" w:type="dxa"/>
+              <w:bottom w:w="40" w:type="dxa"/>
+              <w:right w:w="80" w:type="dxa"/>
+            </w:tcMar>
+          </w:tcPr>
+          <w:p>
+            <w:pPr>
+              <w:spacing w:before="0" w:after="0"/>
+              <w:jc w:val="center"/>
+            </w:pPr>
+            <w:r>
+              <w:rPr>
+                <w:sz w:val="16"/>
               </w:rPr>
               <w:t>612 MHz</w:t>
             </w:r>
@@ -926,12 +1496,29 @@
         <w:tc>
           <w:tcPr>
             <w:tcW w:type="dxa" w:w="1359"/>
-            <w:shd w:val="clear" w:color="auto" w:fill="FFFFFF"/>
-          </w:tcPr>
-          <w:p>
-            <w:r>
-              <w:rPr>
-                <w:sz w:val="17"/>
+            <w:shd w:val="clear" w:color="auto" w:fill="EAEAEA"/>
+            <w:tcBorders>
+              <w:top w:val="single" w:sz="12" w:color="FFFFFF"/>
+              <w:left w:val="single" w:sz="12" w:color="FFFFFF"/>
+              <w:bottom w:val="single" w:sz="12" w:color="FFFFFF"/>
+              <w:right w:val="single" w:sz="12" w:color="FFFFFF"/>
+            </w:tcBorders>
+            <w:vAlign w:val="center"/>
+            <w:tcMar>
+              <w:top w:w="40" w:type="dxa"/>
+              <w:left w:w="120" w:type="dxa"/>
+              <w:bottom w:w="40" w:type="dxa"/>
+              <w:right w:w="80" w:type="dxa"/>
+            </w:tcMar>
+          </w:tcPr>
+          <w:p>
+            <w:pPr>
+              <w:spacing w:before="0" w:after="0"/>
+              <w:jc w:val="center"/>
+            </w:pPr>
+            <w:r>
+              <w:rPr>
+                <w:sz w:val="16"/>
               </w:rPr>
               <w:t>Espera, tareas livianas</w:t>
             </w:r>
@@ -1001,10 +1588,11 @@
         <w:pStyle w:val="Endure-Subhead"/>
         <w:keepNext/>
         <w:spacing w:before="160" w:after="60"/>
+        <w:outlineLvl w:val="2"/>
       </w:pPr>
       <w:r>
         <w:rPr>
-          <w:sz w:val="18"/>
+          <w:sz w:val="22"/>
         </w:rPr>
         <w:t>3.2.2 Verificar el modo actual</w:t>
       </w:r>
@@ -1022,7 +1610,7 @@
         <w:tc>
           <w:tcPr>
             <w:tcW w:type="dxa" w:w="8152"/>
-            <w:shd w:val="clear" w:color="auto" w:fill="F2F2F2"/>
+            <w:shd w:val="clear" w:color="auto" w:fill="EAEAEA"/>
             <w:tcBorders>
               <w:left w:val="thick" w:sz="24" w:color="1A5A6A"/>
             </w:tcBorders>
@@ -1087,7 +1675,7 @@
         <w:tc>
           <w:tcPr>
             <w:tcW w:type="dxa" w:w="8152"/>
-            <w:shd w:val="clear" w:color="auto" w:fill="F2F2F2"/>
+            <w:shd w:val="clear" w:color="auto" w:fill="EAEAEA"/>
             <w:tcBorders>
               <w:left w:val="thick" w:sz="24" w:color="1A5A6A"/>
             </w:tcBorders>
@@ -1125,6 +1713,7 @@
             <w:r>
               <w:rPr>
                 <w:rFonts w:ascii="Courier New" w:hAnsi="Courier New"/>
+                <w:i/>
                 <w:color w:val="555555"/>
                 <w:sz w:val="16"/>
               </w:rPr>
@@ -1141,6 +1730,7 @@
             <w:r>
               <w:rPr>
                 <w:rFonts w:ascii="Courier New" w:hAnsi="Courier New"/>
+                <w:i/>
                 <w:color w:val="555555"/>
                 <w:sz w:val="16"/>
               </w:rPr>
@@ -1157,6 +1747,7 @@
             <w:r>
               <w:rPr>
                 <w:rFonts w:ascii="Courier New" w:hAnsi="Courier New"/>
+                <w:i/>
                 <w:color w:val="555555"/>
                 <w:sz w:val="16"/>
               </w:rPr>
@@ -1174,18 +1765,25 @@
     <w:p>
       <w:pPr>
         <w:pStyle w:val="Endure-ChapterBodyText"/>
+        <w:spacing w:before="100" w:after="100"/>
       </w:pPr>
       <w:r>
+        <w:rPr>
+          <w:sz w:val="20"/>
+        </w:rPr>
         <w:t xml:space="preserve">El número final (aquí </w:t>
       </w:r>
       <w:r>
         <w:rPr>
           <w:rFonts w:ascii="Courier New" w:hAnsi="Courier New"/>
-          <w:sz w:val="17"/>
+          <w:sz w:val="16"/>
         </w:rPr>
         <w:t>2</w:t>
       </w:r>
       <w:r>
+        <w:rPr>
+          <w:sz w:val="20"/>
+        </w:rPr>
         <w:t>) es el ID del modo activo.</w:t>
       </w:r>
     </w:p>
@@ -1202,7 +1800,7 @@
         <w:tc>
           <w:tcPr>
             <w:tcW w:type="dxa" w:w="8152"/>
-            <w:shd w:val="clear" w:color="auto" w:fill="F2F2F2"/>
+            <w:shd w:val="clear" w:color="auto" w:fill="EAEAEA"/>
             <w:tcBorders>
               <w:left w:val="thick" w:sz="24" w:color="1A5A6A"/>
             </w:tcBorders>
@@ -1259,10 +1857,11 @@
         <w:pStyle w:val="Endure-Subhead"/>
         <w:keepNext/>
         <w:spacing w:before="160" w:after="60"/>
+        <w:outlineLvl w:val="2"/>
       </w:pPr>
       <w:r>
         <w:rPr>
-          <w:sz w:val="18"/>
+          <w:sz w:val="22"/>
         </w:rPr>
         <w:t>3.2.3 Cambiar de modo</w:t>
       </w:r>
@@ -1280,7 +1879,7 @@
         <w:tc>
           <w:tcPr>
             <w:tcW w:type="dxa" w:w="8152"/>
-            <w:shd w:val="clear" w:color="auto" w:fill="F2F2F2"/>
+            <w:shd w:val="clear" w:color="auto" w:fill="EAEAEA"/>
             <w:tcBorders>
               <w:left w:val="thick" w:sz="24" w:color="1A5A6A"/>
             </w:tcBorders>
@@ -1378,7 +1977,7 @@
             <w:r>
               <w:rPr>
                 <w:rFonts w:ascii="Courier New" w:hAnsi="Courier New"/>
-                <w:sz w:val="17"/>
+                <w:sz w:val="16"/>
               </w:rPr>
               <w:t>`</w:t>
             </w:r>
@@ -1388,7 +1987,7 @@
             <w:r>
               <w:rPr>
                 <w:rFonts w:ascii="Courier New" w:hAnsi="Courier New"/>
-                <w:sz w:val="17"/>
+                <w:sz w:val="16"/>
               </w:rPr>
               <w:t>`</w:t>
             </w:r>
@@ -1398,7 +1997,7 @@
             <w:r>
               <w:rPr>
                 <w:rFonts w:ascii="Courier New" w:hAnsi="Courier New"/>
-                <w:sz w:val="17"/>
+                <w:sz w:val="16"/>
               </w:rPr>
               <w:t>yes</w:t>
             </w:r>
@@ -1427,7 +2026,7 @@
         <w:tc>
           <w:tcPr>
             <w:tcW w:type="dxa" w:w="8152"/>
-            <w:shd w:val="clear" w:color="auto" w:fill="F2F2F2"/>
+            <w:shd w:val="clear" w:color="auto" w:fill="EAEAEA"/>
             <w:tcBorders>
               <w:left w:val="thick" w:sz="24" w:color="1A5A6A"/>
             </w:tcBorders>
@@ -1492,7 +2091,7 @@
         <w:tc>
           <w:tcPr>
             <w:tcW w:type="dxa" w:w="8152"/>
-            <w:shd w:val="clear" w:color="auto" w:fill="F2F2F2"/>
+            <w:shd w:val="clear" w:color="auto" w:fill="EAEAEA"/>
             <w:tcBorders>
               <w:left w:val="thick" w:sz="24" w:color="1A5A6A"/>
             </w:tcBorders>
@@ -1530,6 +2129,7 @@
             <w:r>
               <w:rPr>
                 <w:rFonts w:ascii="Courier New" w:hAnsi="Courier New"/>
+                <w:i/>
                 <w:color w:val="555555"/>
                 <w:sz w:val="16"/>
               </w:rPr>
@@ -1546,6 +2146,7 @@
             <w:r>
               <w:rPr>
                 <w:rFonts w:ascii="Courier New" w:hAnsi="Courier New"/>
+                <w:i/>
                 <w:color w:val="555555"/>
                 <w:sz w:val="16"/>
               </w:rPr>
@@ -1562,6 +2163,7 @@
             <w:r>
               <w:rPr>
                 <w:rFonts w:ascii="Courier New" w:hAnsi="Courier New"/>
+                <w:i/>
                 <w:color w:val="555555"/>
                 <w:sz w:val="16"/>
               </w:rPr>
@@ -1622,7 +2224,7 @@
             <w:r>
               <w:rPr>
                 <w:rFonts w:ascii="Courier New" w:hAnsi="Courier New"/>
-                <w:sz w:val="17"/>
+                <w:sz w:val="16"/>
               </w:rPr>
               <w:t>nvpmodel</w:t>
             </w:r>
@@ -1632,7 +2234,7 @@
             <w:r>
               <w:rPr>
                 <w:rFonts w:ascii="Courier New" w:hAnsi="Courier New"/>
-                <w:sz w:val="17"/>
+                <w:sz w:val="16"/>
               </w:rPr>
               <w:t>/etc/nvpmodel.conf</w:t>
             </w:r>
@@ -1653,8 +2255,12 @@
         <w:pStyle w:val="Endure-Subhead"/>
         <w:keepNext/>
         <w:spacing w:before="240" w:after="60"/>
+        <w:outlineLvl w:val="1"/>
       </w:pPr>
       <w:r>
+        <w:rPr>
+          <w:sz w:val="24"/>
+        </w:rPr>
         <w:t>3.3 Bloqueo de Frecuencias — jetson_clocks</w:t>
       </w:r>
     </w:p>
@@ -1663,10 +2269,11 @@
         <w:pStyle w:val="Endure-Subhead"/>
         <w:keepNext/>
         <w:spacing w:before="160" w:after="60"/>
+        <w:outlineLvl w:val="2"/>
       </w:pPr>
       <w:r>
         <w:rPr>
-          <w:sz w:val="18"/>
+          <w:sz w:val="22"/>
         </w:rPr>
         <w:t>3.3.1 Qué hace jetson_clocks</w:t>
       </w:r>
@@ -1674,25 +2281,32 @@
     <w:p>
       <w:pPr>
         <w:pStyle w:val="Endure-FirstParagraphBodyText"/>
+        <w:spacing w:before="100" w:after="100"/>
       </w:pPr>
       <w:r>
         <w:rPr>
           <w:rFonts w:ascii="Courier New" w:hAnsi="Courier New"/>
-          <w:sz w:val="17"/>
+          <w:sz w:val="16"/>
         </w:rPr>
         <w:t>nvpmodel</w:t>
       </w:r>
       <w:r>
+        <w:rPr>
+          <w:sz w:val="20"/>
+        </w:rPr>
         <w:t xml:space="preserve"> define el límite de energía pero el sistema puede no usar todas las frecuencias disponibles dentro de ese límite (por temperatura, carga detectada o políticas de governor). </w:t>
       </w:r>
       <w:r>
         <w:rPr>
           <w:rFonts w:ascii="Courier New" w:hAnsi="Courier New"/>
-          <w:sz w:val="17"/>
+          <w:sz w:val="16"/>
         </w:rPr>
         <w:t>jetson_clocks</w:t>
       </w:r>
       <w:r>
+        <w:rPr>
+          <w:sz w:val="20"/>
+        </w:rPr>
         <w:t xml:space="preserve"> fuerza todas las frecuencias (CPU, GPU y bus de memoria EMC) a su valor máximo permitido por el modo activo:</w:t>
       </w:r>
     </w:p>
@@ -1709,7 +2323,7 @@
         <w:tc>
           <w:tcPr>
             <w:tcW w:type="dxa" w:w="8152"/>
-            <w:shd w:val="clear" w:color="auto" w:fill="F2F2F2"/>
+            <w:shd w:val="clear" w:color="auto" w:fill="EAEAEA"/>
             <w:tcBorders>
               <w:left w:val="thick" w:sz="24" w:color="1A5A6A"/>
             </w:tcBorders>
@@ -1774,7 +2388,7 @@
         <w:tc>
           <w:tcPr>
             <w:tcW w:type="dxa" w:w="8152"/>
-            <w:shd w:val="clear" w:color="auto" w:fill="F2F2F2"/>
+            <w:shd w:val="clear" w:color="auto" w:fill="EAEAEA"/>
             <w:tcBorders>
               <w:left w:val="thick" w:sz="24" w:color="1A5A6A"/>
             </w:tcBorders>
@@ -1839,7 +2453,7 @@
         <w:tc>
           <w:tcPr>
             <w:tcW w:type="dxa" w:w="8152"/>
-            <w:shd w:val="clear" w:color="auto" w:fill="F2F2F2"/>
+            <w:shd w:val="clear" w:color="auto" w:fill="EAEAEA"/>
             <w:tcBorders>
               <w:left w:val="thick" w:sz="24" w:color="1A5A6A"/>
             </w:tcBorders>
@@ -1877,6 +2491,7 @@
             <w:r>
               <w:rPr>
                 <w:rFonts w:ascii="Courier New" w:hAnsi="Courier New"/>
+                <w:i/>
                 <w:color w:val="555555"/>
                 <w:sz w:val="16"/>
               </w:rPr>
@@ -1925,6 +2540,7 @@
             <w:r>
               <w:rPr>
                 <w:rFonts w:ascii="Courier New" w:hAnsi="Courier New"/>
+                <w:i/>
                 <w:color w:val="555555"/>
                 <w:sz w:val="16"/>
               </w:rPr>
@@ -1941,6 +2557,7 @@
             <w:r>
               <w:rPr>
                 <w:rFonts w:ascii="Courier New" w:hAnsi="Courier New"/>
+                <w:i/>
                 <w:color w:val="555555"/>
                 <w:sz w:val="16"/>
               </w:rPr>
@@ -1958,28 +2575,38 @@
     <w:p>
       <w:pPr>
         <w:pStyle w:val="Endure-ChapterBodyText"/>
+        <w:spacing w:before="100" w:after="100"/>
       </w:pPr>
       <w:r>
+        <w:rPr>
+          <w:sz w:val="20"/>
+        </w:rPr>
         <w:t xml:space="preserve">La columna </w:t>
       </w:r>
       <w:r>
         <w:rPr>
           <w:rFonts w:ascii="Courier New" w:hAnsi="Courier New"/>
-          <w:sz w:val="17"/>
+          <w:sz w:val="16"/>
         </w:rPr>
         <w:t>CurrentFreq</w:t>
       </w:r>
       <w:r>
+        <w:rPr>
+          <w:sz w:val="20"/>
+        </w:rPr>
         <w:t xml:space="preserve"> debe ser igual a </w:t>
       </w:r>
       <w:r>
         <w:rPr>
           <w:rFonts w:ascii="Courier New" w:hAnsi="Courier New"/>
-          <w:sz w:val="17"/>
+          <w:sz w:val="16"/>
         </w:rPr>
         <w:t>MaxFreq</w:t>
       </w:r>
       <w:r>
+        <w:rPr>
+          <w:sz w:val="20"/>
+        </w:rPr>
         <w:t xml:space="preserve"> en todos los componentes.</w:t>
       </w:r>
     </w:p>
@@ -1988,10 +2615,11 @@
         <w:pStyle w:val="Endure-Subhead"/>
         <w:keepNext/>
         <w:spacing w:before="160" w:after="60"/>
+        <w:outlineLvl w:val="2"/>
       </w:pPr>
       <w:r>
         <w:rPr>
-          <w:sz w:val="18"/>
+          <w:sz w:val="22"/>
         </w:rPr>
         <w:t>3.3.2 Impacto real en inferencia</w:t>
       </w:r>
@@ -2008,20 +2636,38 @@
         <w:gridCol w:w="2717"/>
       </w:tblGrid>
       <w:tr>
+        <w:trPr>
+          <w:trHeight w:val="453" w:hRule="atLeast"/>
+          <w:tblHeader/>
+        </w:trPr>
         <w:tc>
           <w:tcPr>
             <w:tcW w:type="dxa" w:w="2717"/>
             <w:shd w:val="clear" w:color="auto" w:fill="1A5A6A"/>
-          </w:tcPr>
-          <w:p>
-            <w:pPr>
+            <w:tcBorders>
+              <w:top w:val="single" w:sz="12" w:color="FFFFFF"/>
+              <w:left w:val="single" w:sz="12" w:color="FFFFFF"/>
+              <w:bottom w:val="single" w:sz="12" w:color="FFFFFF"/>
+              <w:right w:val="single" w:sz="12" w:color="FFFFFF"/>
+            </w:tcBorders>
+            <w:vAlign w:val="center"/>
+            <w:tcMar>
+              <w:top w:w="60" w:type="dxa"/>
+              <w:left w:w="120" w:type="dxa"/>
+              <w:bottom w:w="60" w:type="dxa"/>
+              <w:right w:w="80" w:type="dxa"/>
+            </w:tcMar>
+          </w:tcPr>
+          <w:p>
+            <w:pPr>
+              <w:spacing w:before="0" w:after="0"/>
               <w:jc w:val="center"/>
             </w:pPr>
             <w:r>
               <w:rPr>
                 <w:b/>
                 <w:color w:val="FFFFFF"/>
-                <w:sz w:val="17"/>
+                <w:sz w:val="16"/>
               </w:rPr>
               <w:t>Configuración</w:t>
             </w:r>
@@ -2031,16 +2677,30 @@
           <w:tcPr>
             <w:tcW w:type="dxa" w:w="2717"/>
             <w:shd w:val="clear" w:color="auto" w:fill="1A5A6A"/>
-          </w:tcPr>
-          <w:p>
-            <w:pPr>
+            <w:tcBorders>
+              <w:top w:val="single" w:sz="12" w:color="FFFFFF"/>
+              <w:left w:val="single" w:sz="12" w:color="FFFFFF"/>
+              <w:bottom w:val="single" w:sz="12" w:color="FFFFFF"/>
+              <w:right w:val="single" w:sz="12" w:color="FFFFFF"/>
+            </w:tcBorders>
+            <w:vAlign w:val="center"/>
+            <w:tcMar>
+              <w:top w:w="60" w:type="dxa"/>
+              <w:left w:w="120" w:type="dxa"/>
+              <w:bottom w:w="60" w:type="dxa"/>
+              <w:right w:w="80" w:type="dxa"/>
+            </w:tcMar>
+          </w:tcPr>
+          <w:p>
+            <w:pPr>
+              <w:spacing w:before="0" w:after="0"/>
               <w:jc w:val="center"/>
             </w:pPr>
             <w:r>
               <w:rPr>
                 <w:b/>
                 <w:color w:val="FFFFFF"/>
-                <w:sz w:val="17"/>
+                <w:sz w:val="16"/>
               </w:rPr>
               <w:t>GPU Frec.</w:t>
             </w:r>
@@ -2050,16 +2710,30 @@
           <w:tcPr>
             <w:tcW w:type="dxa" w:w="2717"/>
             <w:shd w:val="clear" w:color="auto" w:fill="1A5A6A"/>
-          </w:tcPr>
-          <w:p>
-            <w:pPr>
+            <w:tcBorders>
+              <w:top w:val="single" w:sz="12" w:color="FFFFFF"/>
+              <w:left w:val="single" w:sz="12" w:color="FFFFFF"/>
+              <w:bottom w:val="single" w:sz="12" w:color="FFFFFF"/>
+              <w:right w:val="single" w:sz="12" w:color="FFFFFF"/>
+            </w:tcBorders>
+            <w:vAlign w:val="center"/>
+            <w:tcMar>
+              <w:top w:w="60" w:type="dxa"/>
+              <w:left w:w="120" w:type="dxa"/>
+              <w:bottom w:w="60" w:type="dxa"/>
+              <w:right w:w="80" w:type="dxa"/>
+            </w:tcMar>
+          </w:tcPr>
+          <w:p>
+            <w:pPr>
+              <w:spacing w:before="0" w:after="0"/>
               <w:jc w:val="center"/>
             </w:pPr>
             <w:r>
               <w:rPr>
                 <w:b/>
                 <w:color w:val="FFFFFF"/>
-                <w:sz w:val="17"/>
+                <w:sz w:val="16"/>
               </w:rPr>
               <w:t>Velocidad (modelo 7B Q4)</w:t>
             </w:r>
@@ -2067,15 +2741,35 @@
         </w:tc>
       </w:tr>
       <w:tr>
+        <w:trPr>
+          <w:trHeight w:val="283" w:hRule="atLeast"/>
+        </w:trPr>
         <w:tc>
           <w:tcPr>
             <w:tcW w:type="dxa" w:w="2717"/>
-            <w:shd w:val="clear" w:color="auto" w:fill="F8F8F8"/>
-          </w:tcPr>
-          <w:p>
-            <w:r>
-              <w:rPr>
-                <w:sz w:val="17"/>
+            <w:shd w:val="clear" w:color="auto" w:fill="EAEAEA"/>
+            <w:tcBorders>
+              <w:top w:val="single" w:sz="12" w:color="FFFFFF"/>
+              <w:left w:val="single" w:sz="12" w:color="FFFFFF"/>
+              <w:bottom w:val="single" w:sz="12" w:color="FFFFFF"/>
+              <w:right w:val="single" w:sz="12" w:color="FFFFFF"/>
+            </w:tcBorders>
+            <w:vAlign w:val="center"/>
+            <w:tcMar>
+              <w:top w:w="40" w:type="dxa"/>
+              <w:left w:w="120" w:type="dxa"/>
+              <w:bottom w:w="40" w:type="dxa"/>
+              <w:right w:w="80" w:type="dxa"/>
+            </w:tcMar>
+          </w:tcPr>
+          <w:p>
+            <w:pPr>
+              <w:spacing w:before="0" w:after="0"/>
+              <w:jc w:val="both"/>
+            </w:pPr>
+            <w:r>
+              <w:rPr>
+                <w:sz w:val="16"/>
               </w:rPr>
               <w:t>nvpmodel modo 2 (30W), sin jetson_clocks</w:t>
             </w:r>
@@ -2084,12 +2778,29 @@
         <w:tc>
           <w:tcPr>
             <w:tcW w:type="dxa" w:w="2717"/>
-            <w:shd w:val="clear" w:color="auto" w:fill="F8F8F8"/>
-          </w:tcPr>
-          <w:p>
-            <w:r>
-              <w:rPr>
-                <w:sz w:val="17"/>
+            <w:shd w:val="clear" w:color="auto" w:fill="EAEAEA"/>
+            <w:tcBorders>
+              <w:top w:val="single" w:sz="12" w:color="FFFFFF"/>
+              <w:left w:val="single" w:sz="12" w:color="FFFFFF"/>
+              <w:bottom w:val="single" w:sz="12" w:color="FFFFFF"/>
+              <w:right w:val="single" w:sz="12" w:color="FFFFFF"/>
+            </w:tcBorders>
+            <w:vAlign w:val="center"/>
+            <w:tcMar>
+              <w:top w:w="40" w:type="dxa"/>
+              <w:left w:w="120" w:type="dxa"/>
+              <w:bottom w:w="40" w:type="dxa"/>
+              <w:right w:w="80" w:type="dxa"/>
+            </w:tcMar>
+          </w:tcPr>
+          <w:p>
+            <w:pPr>
+              <w:spacing w:before="0" w:after="0"/>
+              <w:jc w:val="center"/>
+            </w:pPr>
+            <w:r>
+              <w:rPr>
+                <w:sz w:val="16"/>
               </w:rPr>
               <w:t>~600 MHz</w:t>
             </w:r>
@@ -2098,12 +2809,29 @@
         <w:tc>
           <w:tcPr>
             <w:tcW w:type="dxa" w:w="2717"/>
-            <w:shd w:val="clear" w:color="auto" w:fill="F8F8F8"/>
-          </w:tcPr>
-          <w:p>
-            <w:r>
-              <w:rPr>
-                <w:sz w:val="17"/>
+            <w:shd w:val="clear" w:color="auto" w:fill="EAEAEA"/>
+            <w:tcBorders>
+              <w:top w:val="single" w:sz="12" w:color="FFFFFF"/>
+              <w:left w:val="single" w:sz="12" w:color="FFFFFF"/>
+              <w:bottom w:val="single" w:sz="12" w:color="FFFFFF"/>
+              <w:right w:val="single" w:sz="12" w:color="FFFFFF"/>
+            </w:tcBorders>
+            <w:vAlign w:val="center"/>
+            <w:tcMar>
+              <w:top w:w="40" w:type="dxa"/>
+              <w:left w:w="120" w:type="dxa"/>
+              <w:bottom w:w="40" w:type="dxa"/>
+              <w:right w:w="80" w:type="dxa"/>
+            </w:tcMar>
+          </w:tcPr>
+          <w:p>
+            <w:pPr>
+              <w:spacing w:before="0" w:after="0"/>
+              <w:jc w:val="center"/>
+            </w:pPr>
+            <w:r>
+              <w:rPr>
+                <w:sz w:val="16"/>
               </w:rPr>
               <w:t>~8–10 tok/s</w:t>
             </w:r>
@@ -2111,15 +2839,35 @@
         </w:tc>
       </w:tr>
       <w:tr>
+        <w:trPr>
+          <w:trHeight w:val="283" w:hRule="atLeast"/>
+        </w:trPr>
         <w:tc>
           <w:tcPr>
             <w:tcW w:type="dxa" w:w="2717"/>
-            <w:shd w:val="clear" w:color="auto" w:fill="FFFFFF"/>
-          </w:tcPr>
-          <w:p>
-            <w:r>
-              <w:rPr>
-                <w:sz w:val="17"/>
+            <w:shd w:val="clear" w:color="auto" w:fill="EAEAEA"/>
+            <w:tcBorders>
+              <w:top w:val="single" w:sz="12" w:color="FFFFFF"/>
+              <w:left w:val="single" w:sz="12" w:color="FFFFFF"/>
+              <w:bottom w:val="single" w:sz="12" w:color="FFFFFF"/>
+              <w:right w:val="single" w:sz="12" w:color="FFFFFF"/>
+            </w:tcBorders>
+            <w:vAlign w:val="center"/>
+            <w:tcMar>
+              <w:top w:w="40" w:type="dxa"/>
+              <w:left w:w="120" w:type="dxa"/>
+              <w:bottom w:w="40" w:type="dxa"/>
+              <w:right w:w="80" w:type="dxa"/>
+            </w:tcMar>
+          </w:tcPr>
+          <w:p>
+            <w:pPr>
+              <w:spacing w:before="0" w:after="0"/>
+              <w:jc w:val="both"/>
+            </w:pPr>
+            <w:r>
+              <w:rPr>
+                <w:sz w:val="16"/>
               </w:rPr>
               <w:t>nvpmodel modo 0 (MAXN), sin jetson_clocks</w:t>
             </w:r>
@@ -2128,12 +2876,29 @@
         <w:tc>
           <w:tcPr>
             <w:tcW w:type="dxa" w:w="2717"/>
-            <w:shd w:val="clear" w:color="auto" w:fill="FFFFFF"/>
-          </w:tcPr>
-          <w:p>
-            <w:r>
-              <w:rPr>
-                <w:sz w:val="17"/>
+            <w:shd w:val="clear" w:color="auto" w:fill="EAEAEA"/>
+            <w:tcBorders>
+              <w:top w:val="single" w:sz="12" w:color="FFFFFF"/>
+              <w:left w:val="single" w:sz="12" w:color="FFFFFF"/>
+              <w:bottom w:val="single" w:sz="12" w:color="FFFFFF"/>
+              <w:right w:val="single" w:sz="12" w:color="FFFFFF"/>
+            </w:tcBorders>
+            <w:vAlign w:val="center"/>
+            <w:tcMar>
+              <w:top w:w="40" w:type="dxa"/>
+              <w:left w:w="120" w:type="dxa"/>
+              <w:bottom w:w="40" w:type="dxa"/>
+              <w:right w:w="80" w:type="dxa"/>
+            </w:tcMar>
+          </w:tcPr>
+          <w:p>
+            <w:pPr>
+              <w:spacing w:before="0" w:after="0"/>
+              <w:jc w:val="center"/>
+            </w:pPr>
+            <w:r>
+              <w:rPr>
+                <w:sz w:val="16"/>
               </w:rPr>
               <w:t>~900 MHz</w:t>
             </w:r>
@@ -2142,12 +2907,29 @@
         <w:tc>
           <w:tcPr>
             <w:tcW w:type="dxa" w:w="2717"/>
-            <w:shd w:val="clear" w:color="auto" w:fill="FFFFFF"/>
-          </w:tcPr>
-          <w:p>
-            <w:r>
-              <w:rPr>
-                <w:sz w:val="17"/>
+            <w:shd w:val="clear" w:color="auto" w:fill="EAEAEA"/>
+            <w:tcBorders>
+              <w:top w:val="single" w:sz="12" w:color="FFFFFF"/>
+              <w:left w:val="single" w:sz="12" w:color="FFFFFF"/>
+              <w:bottom w:val="single" w:sz="12" w:color="FFFFFF"/>
+              <w:right w:val="single" w:sz="12" w:color="FFFFFF"/>
+            </w:tcBorders>
+            <w:vAlign w:val="center"/>
+            <w:tcMar>
+              <w:top w:w="40" w:type="dxa"/>
+              <w:left w:w="120" w:type="dxa"/>
+              <w:bottom w:w="40" w:type="dxa"/>
+              <w:right w:w="80" w:type="dxa"/>
+            </w:tcMar>
+          </w:tcPr>
+          <w:p>
+            <w:pPr>
+              <w:spacing w:before="0" w:after="0"/>
+              <w:jc w:val="center"/>
+            </w:pPr>
+            <w:r>
+              <w:rPr>
+                <w:sz w:val="16"/>
               </w:rPr>
               <w:t>~14–18 tok/s</w:t>
             </w:r>
@@ -2155,15 +2937,35 @@
         </w:tc>
       </w:tr>
       <w:tr>
+        <w:trPr>
+          <w:trHeight w:val="283" w:hRule="atLeast"/>
+        </w:trPr>
         <w:tc>
           <w:tcPr>
             <w:tcW w:type="dxa" w:w="2717"/>
-            <w:shd w:val="clear" w:color="auto" w:fill="F8F8F8"/>
-          </w:tcPr>
-          <w:p>
-            <w:r>
-              <w:rPr>
-                <w:sz w:val="17"/>
+            <w:shd w:val="clear" w:color="auto" w:fill="EAEAEA"/>
+            <w:tcBorders>
+              <w:top w:val="single" w:sz="12" w:color="FFFFFF"/>
+              <w:left w:val="single" w:sz="12" w:color="FFFFFF"/>
+              <w:bottom w:val="single" w:sz="12" w:color="FFFFFF"/>
+              <w:right w:val="single" w:sz="12" w:color="FFFFFF"/>
+            </w:tcBorders>
+            <w:vAlign w:val="center"/>
+            <w:tcMar>
+              <w:top w:w="40" w:type="dxa"/>
+              <w:left w:w="120" w:type="dxa"/>
+              <w:bottom w:w="40" w:type="dxa"/>
+              <w:right w:w="80" w:type="dxa"/>
+            </w:tcMar>
+          </w:tcPr>
+          <w:p>
+            <w:pPr>
+              <w:spacing w:before="0" w:after="0"/>
+              <w:jc w:val="both"/>
+            </w:pPr>
+            <w:r>
+              <w:rPr>
+                <w:sz w:val="16"/>
               </w:rPr>
               <w:t>nvpmodel modo 0 (MAXN) + jetson_clocks</w:t>
             </w:r>
@@ -2172,12 +2974,29 @@
         <w:tc>
           <w:tcPr>
             <w:tcW w:type="dxa" w:w="2717"/>
-            <w:shd w:val="clear" w:color="auto" w:fill="F8F8F8"/>
-          </w:tcPr>
-          <w:p>
-            <w:r>
-              <w:rPr>
-                <w:sz w:val="17"/>
+            <w:shd w:val="clear" w:color="auto" w:fill="EAEAEA"/>
+            <w:tcBorders>
+              <w:top w:val="single" w:sz="12" w:color="FFFFFF"/>
+              <w:left w:val="single" w:sz="12" w:color="FFFFFF"/>
+              <w:bottom w:val="single" w:sz="12" w:color="FFFFFF"/>
+              <w:right w:val="single" w:sz="12" w:color="FFFFFF"/>
+            </w:tcBorders>
+            <w:vAlign w:val="center"/>
+            <w:tcMar>
+              <w:top w:w="40" w:type="dxa"/>
+              <w:left w:w="120" w:type="dxa"/>
+              <w:bottom w:w="40" w:type="dxa"/>
+              <w:right w:w="80" w:type="dxa"/>
+            </w:tcMar>
+          </w:tcPr>
+          <w:p>
+            <w:pPr>
+              <w:spacing w:before="0" w:after="0"/>
+              <w:jc w:val="center"/>
+            </w:pPr>
+            <w:r>
+              <w:rPr>
+                <w:sz w:val="16"/>
               </w:rPr>
               <w:t>1300 MHz</w:t>
             </w:r>
@@ -2186,12 +3005,29 @@
         <w:tc>
           <w:tcPr>
             <w:tcW w:type="dxa" w:w="2717"/>
-            <w:shd w:val="clear" w:color="auto" w:fill="F8F8F8"/>
-          </w:tcPr>
-          <w:p>
-            <w:r>
-              <w:rPr>
-                <w:sz w:val="17"/>
+            <w:shd w:val="clear" w:color="auto" w:fill="EAEAEA"/>
+            <w:tcBorders>
+              <w:top w:val="single" w:sz="12" w:color="FFFFFF"/>
+              <w:left w:val="single" w:sz="12" w:color="FFFFFF"/>
+              <w:bottom w:val="single" w:sz="12" w:color="FFFFFF"/>
+              <w:right w:val="single" w:sz="12" w:color="FFFFFF"/>
+            </w:tcBorders>
+            <w:vAlign w:val="center"/>
+            <w:tcMar>
+              <w:top w:w="40" w:type="dxa"/>
+              <w:left w:w="120" w:type="dxa"/>
+              <w:bottom w:w="40" w:type="dxa"/>
+              <w:right w:w="80" w:type="dxa"/>
+            </w:tcMar>
+          </w:tcPr>
+          <w:p>
+            <w:pPr>
+              <w:spacing w:before="0" w:after="0"/>
+              <w:jc w:val="center"/>
+            </w:pPr>
+            <w:r>
+              <w:rPr>
+                <w:sz w:val="16"/>
               </w:rPr>
               <w:t>~25–40 tok/s</w:t>
             </w:r>
@@ -2207,28 +3043,38 @@
     <w:p>
       <w:pPr>
         <w:pStyle w:val="Endure-ChapterBodyText"/>
+        <w:spacing w:before="100" w:after="100"/>
       </w:pPr>
       <w:r>
+        <w:rPr>
+          <w:sz w:val="20"/>
+        </w:rPr>
         <w:t xml:space="preserve">La combinación </w:t>
       </w:r>
       <w:r>
         <w:rPr>
           <w:rFonts w:ascii="Courier New" w:hAnsi="Courier New"/>
-          <w:sz w:val="17"/>
+          <w:sz w:val="16"/>
         </w:rPr>
         <w:t>nvpmodel -m 0</w:t>
       </w:r>
       <w:r>
+        <w:rPr>
+          <w:sz w:val="20"/>
+        </w:rPr>
         <w:t xml:space="preserve"> + </w:t>
       </w:r>
       <w:r>
         <w:rPr>
           <w:rFonts w:ascii="Courier New" w:hAnsi="Courier New"/>
-          <w:sz w:val="17"/>
+          <w:sz w:val="16"/>
         </w:rPr>
         <w:t>jetson_clocks</w:t>
       </w:r>
       <w:r>
+        <w:rPr>
+          <w:sz w:val="20"/>
+        </w:rPr>
         <w:t xml:space="preserve"> entrega la mejora de rendimiento más significativa posible sin modificar el hardware.</w:t>
       </w:r>
     </w:p>
@@ -2237,26 +3083,37 @@
         <w:pStyle w:val="Endure-Subhead"/>
         <w:keepNext/>
         <w:spacing w:before="240" w:after="60"/>
+        <w:outlineLvl w:val="1"/>
       </w:pPr>
       <w:r>
+        <w:rPr>
+          <w:sz w:val="24"/>
+        </w:rPr>
         <w:t>3.4 Aliases de Energía — Control Rápido desde la Terminal</w:t>
       </w:r>
     </w:p>
     <w:p>
       <w:pPr>
         <w:pStyle w:val="Endure-FirstParagraphBodyText"/>
+        <w:spacing w:before="100" w:after="100"/>
       </w:pPr>
       <w:r>
+        <w:rPr>
+          <w:sz w:val="20"/>
+        </w:rPr>
         <w:t xml:space="preserve">Configure estos aliases en </w:t>
       </w:r>
       <w:r>
         <w:rPr>
           <w:rFonts w:ascii="Courier New" w:hAnsi="Courier New"/>
-          <w:sz w:val="17"/>
+          <w:sz w:val="16"/>
         </w:rPr>
         <w:t>~/.bashrc</w:t>
       </w:r>
       <w:r>
+        <w:rPr>
+          <w:sz w:val="20"/>
+        </w:rPr>
         <w:t xml:space="preserve"> para cambiar modos al instante:</w:t>
       </w:r>
     </w:p>
@@ -2273,7 +3130,7 @@
         <w:tc>
           <w:tcPr>
             <w:tcW w:type="dxa" w:w="8152"/>
-            <w:shd w:val="clear" w:color="auto" w:fill="F2F2F2"/>
+            <w:shd w:val="clear" w:color="auto" w:fill="EAEAEA"/>
             <w:tcBorders>
               <w:left w:val="thick" w:sz="24" w:color="1A5A6A"/>
             </w:tcBorders>
@@ -2359,6 +3216,7 @@
             <w:r>
               <w:rPr>
                 <w:rFonts w:ascii="Courier New" w:hAnsi="Courier New"/>
+                <w:i/>
                 <w:color w:val="555555"/>
                 <w:sz w:val="16"/>
               </w:rPr>
@@ -2375,6 +3233,7 @@
             <w:r>
               <w:rPr>
                 <w:rFonts w:ascii="Courier New" w:hAnsi="Courier New"/>
+                <w:i/>
                 <w:color w:val="555555"/>
                 <w:sz w:val="16"/>
               </w:rPr>
@@ -2391,6 +3250,7 @@
             <w:r>
               <w:rPr>
                 <w:rFonts w:ascii="Courier New" w:hAnsi="Courier New"/>
+                <w:i/>
                 <w:color w:val="555555"/>
                 <w:sz w:val="16"/>
               </w:rPr>
@@ -2407,6 +3267,7 @@
             <w:r>
               <w:rPr>
                 <w:rFonts w:ascii="Courier New" w:hAnsi="Courier New"/>
+                <w:i/>
                 <w:color w:val="555555"/>
                 <w:sz w:val="16"/>
               </w:rPr>
@@ -2423,6 +3284,7 @@
             <w:r>
               <w:rPr>
                 <w:rFonts w:ascii="Courier New" w:hAnsi="Courier New"/>
+                <w:i/>
                 <w:color w:val="555555"/>
                 <w:sz w:val="16"/>
               </w:rPr>
@@ -2471,10 +3333,12 @@
     <w:p>
       <w:pPr>
         <w:pStyle w:val="Endure-ChapterBodyText"/>
+        <w:spacing w:before="100" w:after="100"/>
       </w:pPr>
       <w:r>
         <w:rPr>
           <w:b/>
+          <w:sz w:val="20"/>
         </w:rPr>
         <w:t>Uso diario:</w:t>
       </w:r>
@@ -2492,7 +3356,7 @@
         <w:tc>
           <w:tcPr>
             <w:tcW w:type="dxa" w:w="8152"/>
-            <w:shd w:val="clear" w:color="auto" w:fill="F2F2F2"/>
+            <w:shd w:val="clear" w:color="auto" w:fill="EAEAEA"/>
             <w:tcBorders>
               <w:left w:val="thick" w:sz="24" w:color="1A5A6A"/>
             </w:tcBorders>
@@ -2530,6 +3394,7 @@
             <w:r>
               <w:rPr>
                 <w:rFonts w:ascii="Courier New" w:hAnsi="Courier New"/>
+                <w:i/>
                 <w:color w:val="555555"/>
                 <w:sz w:val="16"/>
               </w:rPr>
@@ -2578,6 +3443,7 @@
             <w:r>
               <w:rPr>
                 <w:rFonts w:ascii="Courier New" w:hAnsi="Courier New"/>
+                <w:i/>
                 <w:color w:val="555555"/>
                 <w:sz w:val="16"/>
               </w:rPr>
@@ -2626,6 +3492,7 @@
             <w:r>
               <w:rPr>
                 <w:rFonts w:ascii="Courier New" w:hAnsi="Courier New"/>
+                <w:i/>
                 <w:color w:val="555555"/>
                 <w:sz w:val="16"/>
               </w:rPr>
@@ -2674,6 +3541,7 @@
             <w:r>
               <w:rPr>
                 <w:rFonts w:ascii="Courier New" w:hAnsi="Courier New"/>
+                <w:i/>
                 <w:color w:val="555555"/>
                 <w:sz w:val="16"/>
               </w:rPr>
@@ -2693,23 +3561,31 @@
         <w:pStyle w:val="Endure-Subhead"/>
         <w:keepNext/>
         <w:spacing w:before="240" w:after="60"/>
+        <w:outlineLvl w:val="1"/>
       </w:pPr>
       <w:r>
+        <w:rPr>
+          <w:sz w:val="24"/>
+        </w:rPr>
         <w:t>3.5 Hacer jetson_clocks Permanente (Opcional)</w:t>
       </w:r>
     </w:p>
     <w:p>
       <w:pPr>
         <w:pStyle w:val="Endure-FirstParagraphBodyText"/>
+        <w:spacing w:before="100" w:after="100"/>
       </w:pPr>
       <w:r>
         <w:rPr>
           <w:rFonts w:ascii="Courier New" w:hAnsi="Courier New"/>
-          <w:sz w:val="17"/>
+          <w:sz w:val="16"/>
         </w:rPr>
         <w:t>jetson_clocks</w:t>
       </w:r>
       <w:r>
+        <w:rPr>
+          <w:sz w:val="20"/>
+        </w:rPr>
         <w:t xml:space="preserve"> se resetea en cada reboot. Si siempre trabaja en MAXN, puede crear un servicio systemd que lo aplique automáticamente al arrancar:</w:t>
       </w:r>
     </w:p>
@@ -2726,7 +3602,7 @@
         <w:tc>
           <w:tcPr>
             <w:tcW w:type="dxa" w:w="8152"/>
-            <w:shd w:val="clear" w:color="auto" w:fill="F2F2F2"/>
+            <w:shd w:val="clear" w:color="auto" w:fill="EAEAEA"/>
             <w:tcBorders>
               <w:left w:val="thick" w:sz="24" w:color="1A5A6A"/>
             </w:tcBorders>
@@ -2780,6 +3656,7 @@
             <w:r>
               <w:rPr>
                 <w:rFonts w:ascii="Courier New" w:hAnsi="Courier New"/>
+                <w:i/>
                 <w:color w:val="555555"/>
                 <w:sz w:val="16"/>
               </w:rPr>
@@ -2796,6 +3673,7 @@
             <w:r>
               <w:rPr>
                 <w:rFonts w:ascii="Courier New" w:hAnsi="Courier New"/>
+                <w:i/>
                 <w:color w:val="555555"/>
                 <w:sz w:val="16"/>
               </w:rPr>
@@ -2812,6 +3690,7 @@
             <w:r>
               <w:rPr>
                 <w:rFonts w:ascii="Courier New" w:hAnsi="Courier New"/>
+                <w:i/>
                 <w:color w:val="555555"/>
                 <w:sz w:val="16"/>
               </w:rPr>
@@ -2828,6 +3707,7 @@
             <w:r>
               <w:rPr>
                 <w:rFonts w:ascii="Courier New" w:hAnsi="Courier New"/>
+                <w:i/>
                 <w:color w:val="555555"/>
                 <w:sz w:val="16"/>
               </w:rPr>
@@ -2859,6 +3739,7 @@
             <w:r>
               <w:rPr>
                 <w:rFonts w:ascii="Courier New" w:hAnsi="Courier New"/>
+                <w:i/>
                 <w:color w:val="555555"/>
                 <w:sz w:val="16"/>
               </w:rPr>
@@ -2875,6 +3756,7 @@
             <w:r>
               <w:rPr>
                 <w:rFonts w:ascii="Courier New" w:hAnsi="Courier New"/>
+                <w:i/>
                 <w:color w:val="555555"/>
                 <w:sz w:val="16"/>
               </w:rPr>
@@ -2891,6 +3773,7 @@
             <w:r>
               <w:rPr>
                 <w:rFonts w:ascii="Courier New" w:hAnsi="Courier New"/>
+                <w:i/>
                 <w:color w:val="555555"/>
                 <w:sz w:val="16"/>
               </w:rPr>
@@ -2907,6 +3790,7 @@
             <w:r>
               <w:rPr>
                 <w:rFonts w:ascii="Courier New" w:hAnsi="Courier New"/>
+                <w:i/>
                 <w:color w:val="555555"/>
                 <w:sz w:val="16"/>
               </w:rPr>
@@ -2938,6 +3822,7 @@
             <w:r>
               <w:rPr>
                 <w:rFonts w:ascii="Courier New" w:hAnsi="Courier New"/>
+                <w:i/>
                 <w:color w:val="555555"/>
                 <w:sz w:val="16"/>
               </w:rPr>
@@ -2954,6 +3839,7 @@
             <w:r>
               <w:rPr>
                 <w:rFonts w:ascii="Courier New" w:hAnsi="Courier New"/>
+                <w:i/>
                 <w:color w:val="555555"/>
                 <w:sz w:val="16"/>
               </w:rPr>
@@ -2970,6 +3856,7 @@
             <w:r>
               <w:rPr>
                 <w:rFonts w:ascii="Courier New" w:hAnsi="Courier New"/>
+                <w:i/>
                 <w:color w:val="555555"/>
                 <w:sz w:val="16"/>
               </w:rPr>
@@ -3108,7 +3995,7 @@
         <w:tc>
           <w:tcPr>
             <w:tcW w:type="dxa" w:w="8152"/>
-            <w:shd w:val="clear" w:color="auto" w:fill="F2F2F2"/>
+            <w:shd w:val="clear" w:color="auto" w:fill="EAEAEA"/>
             <w:tcBorders>
               <w:left w:val="thick" w:sz="24" w:color="1A5A6A"/>
             </w:tcBorders>
@@ -3146,6 +4033,7 @@
             <w:r>
               <w:rPr>
                 <w:rFonts w:ascii="Courier New" w:hAnsi="Courier New"/>
+                <w:i/>
                 <w:color w:val="555555"/>
                 <w:sz w:val="16"/>
               </w:rPr>
@@ -3162,6 +4050,7 @@
             <w:r>
               <w:rPr>
                 <w:rFonts w:ascii="Courier New" w:hAnsi="Courier New"/>
+                <w:i/>
                 <w:color w:val="555555"/>
                 <w:sz w:val="16"/>
               </w:rPr>
@@ -3178,6 +4067,7 @@
             <w:r>
               <w:rPr>
                 <w:rFonts w:ascii="Courier New" w:hAnsi="Courier New"/>
+                <w:i/>
                 <w:color w:val="555555"/>
                 <w:sz w:val="16"/>
               </w:rPr>
@@ -3238,7 +4128,7 @@
             <w:r>
               <w:rPr>
                 <w:rFonts w:ascii="Courier New" w:hAnsi="Courier New"/>
-                <w:sz w:val="17"/>
+                <w:sz w:val="16"/>
               </w:rPr>
               <w:t>multi-user.target</w:t>
             </w:r>
@@ -3259,16 +4149,24 @@
         <w:pStyle w:val="Endure-Subhead"/>
         <w:keepNext/>
         <w:spacing w:before="240" w:after="60"/>
+        <w:outlineLvl w:val="1"/>
       </w:pPr>
       <w:r>
+        <w:rPr>
+          <w:sz w:val="24"/>
+        </w:rPr>
         <w:t>3.6 Monitoreo de Temperatura y Consumo</w:t>
       </w:r>
     </w:p>
     <w:p>
       <w:pPr>
         <w:pStyle w:val="Endure-FirstParagraphBodyText"/>
+        <w:spacing w:before="100" w:after="100"/>
       </w:pPr>
       <w:r>
+        <w:rPr>
+          <w:sz w:val="20"/>
+        </w:rPr>
         <w:t>En MAXN con inferencia activa, el ventilador del Jetson se acelera automáticamente. El sistema de refrigeración del Developer Kit está diseñado para esta carga, pero es útil monitorear la temperatura durante los primeros usos intensivos.</w:t>
       </w:r>
     </w:p>
@@ -3277,10 +4175,11 @@
         <w:pStyle w:val="Endure-Subhead"/>
         <w:keepNext/>
         <w:spacing w:before="160" w:after="60"/>
+        <w:outlineLvl w:val="2"/>
       </w:pPr>
       <w:r>
         <w:rPr>
-          <w:sz w:val="18"/>
+          <w:sz w:val="22"/>
         </w:rPr>
         <w:t>3.6.1 jtop — monitor integrado</w:t>
       </w:r>
@@ -3298,7 +4197,7 @@
         <w:tc>
           <w:tcPr>
             <w:tcW w:type="dxa" w:w="8152"/>
-            <w:shd w:val="clear" w:color="auto" w:fill="F2F2F2"/>
+            <w:shd w:val="clear" w:color="auto" w:fill="EAEAEA"/>
             <w:tcBorders>
               <w:left w:val="thick" w:sz="24" w:color="1A5A6A"/>
             </w:tcBorders>
@@ -3353,118 +4252,142 @@
     <w:p>
       <w:pPr>
         <w:pStyle w:val="Endure-ChapterBodyText"/>
+        <w:spacing w:before="100" w:after="100"/>
       </w:pPr>
       <w:r>
+        <w:rPr>
+          <w:sz w:val="20"/>
+        </w:rPr>
         <w:t>Navegue con las teclas numéricas:</w:t>
       </w:r>
     </w:p>
     <w:p>
       <w:pPr>
         <w:pStyle w:val="Endure-ChapterBodyText"/>
-        <w:spacing w:before="20" w:after="20"/>
+        <w:spacing w:before="40" w:after="40"/>
         <w:ind w:left="360" w:hanging="216"/>
       </w:pPr>
       <w:r>
         <w:rPr>
-          <w:sz w:val="18"/>
+          <w:sz w:val="20"/>
         </w:rPr>
         <w:t xml:space="preserve">• </w:t>
       </w:r>
       <w:r>
         <w:rPr>
           <w:b/>
+          <w:sz w:val="20"/>
         </w:rPr>
         <w:t>1</w:t>
       </w:r>
       <w:r>
+        <w:rPr>
+          <w:sz w:val="20"/>
+        </w:rPr>
         <w:t xml:space="preserve"> — INFO: versiones, JetPack, modo de energía actual</w:t>
       </w:r>
     </w:p>
     <w:p>
       <w:pPr>
         <w:pStyle w:val="Endure-ChapterBodyText"/>
-        <w:spacing w:before="20" w:after="20"/>
+        <w:spacing w:before="40" w:after="40"/>
         <w:ind w:left="360" w:hanging="216"/>
       </w:pPr>
       <w:r>
         <w:rPr>
-          <w:sz w:val="18"/>
+          <w:sz w:val="20"/>
         </w:rPr>
         <w:t xml:space="preserve">• </w:t>
       </w:r>
       <w:r>
         <w:rPr>
           <w:b/>
+          <w:sz w:val="20"/>
         </w:rPr>
         <w:t>2</w:t>
       </w:r>
       <w:r>
+        <w:rPr>
+          <w:sz w:val="20"/>
+        </w:rPr>
         <w:t xml:space="preserve"> — CTRL: control interactivo de frecuencias y modo de energía</w:t>
       </w:r>
     </w:p>
     <w:p>
       <w:pPr>
         <w:pStyle w:val="Endure-ChapterBodyText"/>
-        <w:spacing w:before="20" w:after="20"/>
+        <w:spacing w:before="40" w:after="40"/>
         <w:ind w:left="360" w:hanging="216"/>
       </w:pPr>
       <w:r>
         <w:rPr>
-          <w:sz w:val="18"/>
+          <w:sz w:val="20"/>
         </w:rPr>
         <w:t xml:space="preserve">• </w:t>
       </w:r>
       <w:r>
         <w:rPr>
           <w:b/>
+          <w:sz w:val="20"/>
         </w:rPr>
         <w:t>3</w:t>
       </w:r>
       <w:r>
+        <w:rPr>
+          <w:sz w:val="20"/>
+        </w:rPr>
         <w:t xml:space="preserve"> — GPU: uso de GPU y temperatura en tiempo real</w:t>
       </w:r>
     </w:p>
     <w:p>
       <w:pPr>
         <w:pStyle w:val="Endure-ChapterBodyText"/>
-        <w:spacing w:before="20" w:after="20"/>
+        <w:spacing w:before="40" w:after="40"/>
         <w:ind w:left="360" w:hanging="216"/>
       </w:pPr>
       <w:r>
         <w:rPr>
-          <w:sz w:val="18"/>
+          <w:sz w:val="20"/>
         </w:rPr>
         <w:t xml:space="preserve">• </w:t>
       </w:r>
       <w:r>
         <w:rPr>
           <w:b/>
+          <w:sz w:val="20"/>
         </w:rPr>
         <w:t>4</w:t>
       </w:r>
       <w:r>
+        <w:rPr>
+          <w:sz w:val="20"/>
+        </w:rPr>
         <w:t xml:space="preserve"> — CPU: uso por núcleo y frecuencias</w:t>
       </w:r>
     </w:p>
     <w:p>
       <w:pPr>
         <w:pStyle w:val="Endure-ChapterBodyText"/>
-        <w:spacing w:before="20" w:after="20"/>
+        <w:spacing w:before="40" w:after="40"/>
         <w:ind w:left="360" w:hanging="216"/>
       </w:pPr>
       <w:r>
         <w:rPr>
-          <w:sz w:val="18"/>
+          <w:sz w:val="20"/>
         </w:rPr>
         <w:t xml:space="preserve">• </w:t>
       </w:r>
       <w:r>
         <w:rPr>
           <w:b/>
+          <w:sz w:val="20"/>
         </w:rPr>
         <w:t>5</w:t>
       </w:r>
       <w:r>
+        <w:rPr>
+          <w:sz w:val="20"/>
+        </w:rPr>
         <w:t xml:space="preserve"> — MEM: memoria unificada, swap, ZRAM</w:t>
       </w:r>
     </w:p>
@@ -3478,10 +4401,11 @@
         <w:pStyle w:val="Endure-Subhead"/>
         <w:keepNext/>
         <w:spacing w:before="160" w:after="60"/>
+        <w:outlineLvl w:val="2"/>
       </w:pPr>
       <w:r>
         <w:rPr>
-          <w:sz w:val="18"/>
+          <w:sz w:val="22"/>
         </w:rPr>
         <w:t>3.6.2 tegrastats — monitoreo en terminal</w:t>
       </w:r>
@@ -3499,7 +4423,7 @@
         <w:tc>
           <w:tcPr>
             <w:tcW w:type="dxa" w:w="8152"/>
-            <w:shd w:val="clear" w:color="auto" w:fill="F2F2F2"/>
+            <w:shd w:val="clear" w:color="auto" w:fill="EAEAEA"/>
             <w:tcBorders>
               <w:left w:val="thick" w:sz="24" w:color="1A5A6A"/>
             </w:tcBorders>
@@ -3537,6 +4461,7 @@
             <w:r>
               <w:rPr>
                 <w:rFonts w:ascii="Courier New" w:hAnsi="Courier New"/>
+                <w:i/>
                 <w:color w:val="555555"/>
                 <w:sz w:val="16"/>
               </w:rPr>
@@ -3564,7 +4489,7 @@
         <w:tc>
           <w:tcPr>
             <w:tcW w:type="dxa" w:w="8152"/>
-            <w:shd w:val="clear" w:color="auto" w:fill="F2F2F2"/>
+            <w:shd w:val="clear" w:color="auto" w:fill="EAEAEA"/>
             <w:tcBorders>
               <w:left w:val="thick" w:sz="24" w:color="1A5A6A"/>
             </w:tcBorders>
@@ -3602,6 +4527,7 @@
             <w:r>
               <w:rPr>
                 <w:rFonts w:ascii="Courier New" w:hAnsi="Courier New"/>
+                <w:i/>
                 <w:color w:val="555555"/>
                 <w:sz w:val="16"/>
               </w:rPr>
@@ -3618,6 +4544,7 @@
             <w:r>
               <w:rPr>
                 <w:rFonts w:ascii="Courier New" w:hAnsi="Courier New"/>
+                <w:i/>
                 <w:color w:val="555555"/>
                 <w:sz w:val="16"/>
               </w:rPr>
@@ -3634,6 +4561,7 @@
             <w:r>
               <w:rPr>
                 <w:rFonts w:ascii="Courier New" w:hAnsi="Courier New"/>
+                <w:i/>
                 <w:color w:val="555555"/>
                 <w:sz w:val="16"/>
               </w:rPr>
@@ -3651,8 +4579,12 @@
     <w:p>
       <w:pPr>
         <w:pStyle w:val="Endure-ChapterBodyText"/>
+        <w:spacing w:before="100" w:after="100"/>
       </w:pPr>
       <w:r>
+        <w:rPr>
+          <w:sz w:val="20"/>
+        </w:rPr>
         <w:t>Valores de referencia durante inferencia activa:</w:t>
       </w:r>
     </w:p>
@@ -3669,20 +4601,38 @@
         <w:gridCol w:w="2038"/>
       </w:tblGrid>
       <w:tr>
+        <w:trPr>
+          <w:trHeight w:val="453" w:hRule="atLeast"/>
+          <w:tblHeader/>
+        </w:trPr>
         <w:tc>
           <w:tcPr>
             <w:tcW w:type="dxa" w:w="2038"/>
             <w:shd w:val="clear" w:color="auto" w:fill="1A5A6A"/>
-          </w:tcPr>
-          <w:p>
-            <w:pPr>
+            <w:tcBorders>
+              <w:top w:val="single" w:sz="12" w:color="FFFFFF"/>
+              <w:left w:val="single" w:sz="12" w:color="FFFFFF"/>
+              <w:bottom w:val="single" w:sz="12" w:color="FFFFFF"/>
+              <w:right w:val="single" w:sz="12" w:color="FFFFFF"/>
+            </w:tcBorders>
+            <w:vAlign w:val="center"/>
+            <w:tcMar>
+              <w:top w:w="60" w:type="dxa"/>
+              <w:left w:w="120" w:type="dxa"/>
+              <w:bottom w:w="60" w:type="dxa"/>
+              <w:right w:w="80" w:type="dxa"/>
+            </w:tcMar>
+          </w:tcPr>
+          <w:p>
+            <w:pPr>
+              <w:spacing w:before="0" w:after="0"/>
               <w:jc w:val="center"/>
             </w:pPr>
             <w:r>
               <w:rPr>
                 <w:b/>
                 <w:color w:val="FFFFFF"/>
-                <w:sz w:val="17"/>
+                <w:sz w:val="16"/>
               </w:rPr>
               <w:t>Componente</w:t>
             </w:r>
@@ -3692,16 +4642,30 @@
           <w:tcPr>
             <w:tcW w:type="dxa" w:w="2038"/>
             <w:shd w:val="clear" w:color="auto" w:fill="1A5A6A"/>
-          </w:tcPr>
-          <w:p>
-            <w:pPr>
+            <w:tcBorders>
+              <w:top w:val="single" w:sz="12" w:color="FFFFFF"/>
+              <w:left w:val="single" w:sz="12" w:color="FFFFFF"/>
+              <w:bottom w:val="single" w:sz="12" w:color="FFFFFF"/>
+              <w:right w:val="single" w:sz="12" w:color="FFFFFF"/>
+            </w:tcBorders>
+            <w:vAlign w:val="center"/>
+            <w:tcMar>
+              <w:top w:w="60" w:type="dxa"/>
+              <w:left w:w="120" w:type="dxa"/>
+              <w:bottom w:w="60" w:type="dxa"/>
+              <w:right w:w="80" w:type="dxa"/>
+            </w:tcMar>
+          </w:tcPr>
+          <w:p>
+            <w:pPr>
+              <w:spacing w:before="0" w:after="0"/>
               <w:jc w:val="center"/>
             </w:pPr>
             <w:r>
               <w:rPr>
                 <w:b/>
                 <w:color w:val="FFFFFF"/>
-                <w:sz w:val="17"/>
+                <w:sz w:val="16"/>
               </w:rPr>
               <w:t>Normal</w:t>
             </w:r>
@@ -3711,16 +4675,30 @@
           <w:tcPr>
             <w:tcW w:type="dxa" w:w="2038"/>
             <w:shd w:val="clear" w:color="auto" w:fill="1A5A6A"/>
-          </w:tcPr>
-          <w:p>
-            <w:pPr>
+            <w:tcBorders>
+              <w:top w:val="single" w:sz="12" w:color="FFFFFF"/>
+              <w:left w:val="single" w:sz="12" w:color="FFFFFF"/>
+              <w:bottom w:val="single" w:sz="12" w:color="FFFFFF"/>
+              <w:right w:val="single" w:sz="12" w:color="FFFFFF"/>
+            </w:tcBorders>
+            <w:vAlign w:val="center"/>
+            <w:tcMar>
+              <w:top w:w="60" w:type="dxa"/>
+              <w:left w:w="120" w:type="dxa"/>
+              <w:bottom w:w="60" w:type="dxa"/>
+              <w:right w:w="80" w:type="dxa"/>
+            </w:tcMar>
+          </w:tcPr>
+          <w:p>
+            <w:pPr>
+              <w:spacing w:before="0" w:after="0"/>
               <w:jc w:val="center"/>
             </w:pPr>
             <w:r>
               <w:rPr>
                 <w:b/>
                 <w:color w:val="FFFFFF"/>
-                <w:sz w:val="17"/>
+                <w:sz w:val="16"/>
               </w:rPr>
               <w:t>Precaución</w:t>
             </w:r>
@@ -3730,16 +4708,30 @@
           <w:tcPr>
             <w:tcW w:type="dxa" w:w="2038"/>
             <w:shd w:val="clear" w:color="auto" w:fill="1A5A6A"/>
-          </w:tcPr>
-          <w:p>
-            <w:pPr>
+            <w:tcBorders>
+              <w:top w:val="single" w:sz="12" w:color="FFFFFF"/>
+              <w:left w:val="single" w:sz="12" w:color="FFFFFF"/>
+              <w:bottom w:val="single" w:sz="12" w:color="FFFFFF"/>
+              <w:right w:val="single" w:sz="12" w:color="FFFFFF"/>
+            </w:tcBorders>
+            <w:vAlign w:val="center"/>
+            <w:tcMar>
+              <w:top w:w="60" w:type="dxa"/>
+              <w:left w:w="120" w:type="dxa"/>
+              <w:bottom w:w="60" w:type="dxa"/>
+              <w:right w:w="80" w:type="dxa"/>
+            </w:tcMar>
+          </w:tcPr>
+          <w:p>
+            <w:pPr>
+              <w:spacing w:before="0" w:after="0"/>
               <w:jc w:val="center"/>
             </w:pPr>
             <w:r>
               <w:rPr>
                 <w:b/>
                 <w:color w:val="FFFFFF"/>
-                <w:sz w:val="17"/>
+                <w:sz w:val="16"/>
               </w:rPr>
               <w:t>Crítico</w:t>
             </w:r>
@@ -3747,15 +4739,35 @@
         </w:tc>
       </w:tr>
       <w:tr>
+        <w:trPr>
+          <w:trHeight w:val="283" w:hRule="atLeast"/>
+        </w:trPr>
         <w:tc>
           <w:tcPr>
             <w:tcW w:type="dxa" w:w="2038"/>
-            <w:shd w:val="clear" w:color="auto" w:fill="F8F8F8"/>
-          </w:tcPr>
-          <w:p>
-            <w:r>
-              <w:rPr>
-                <w:sz w:val="17"/>
+            <w:shd w:val="clear" w:color="auto" w:fill="EAEAEA"/>
+            <w:tcBorders>
+              <w:top w:val="single" w:sz="12" w:color="FFFFFF"/>
+              <w:left w:val="single" w:sz="12" w:color="FFFFFF"/>
+              <w:bottom w:val="single" w:sz="12" w:color="FFFFFF"/>
+              <w:right w:val="single" w:sz="12" w:color="FFFFFF"/>
+            </w:tcBorders>
+            <w:vAlign w:val="center"/>
+            <w:tcMar>
+              <w:top w:w="40" w:type="dxa"/>
+              <w:left w:w="120" w:type="dxa"/>
+              <w:bottom w:w="40" w:type="dxa"/>
+              <w:right w:w="80" w:type="dxa"/>
+            </w:tcMar>
+          </w:tcPr>
+          <w:p>
+            <w:pPr>
+              <w:spacing w:before="0" w:after="0"/>
+              <w:jc w:val="center"/>
+            </w:pPr>
+            <w:r>
+              <w:rPr>
+                <w:sz w:val="16"/>
               </w:rPr>
               <w:t>GPU</w:t>
             </w:r>
@@ -3764,12 +4776,29 @@
         <w:tc>
           <w:tcPr>
             <w:tcW w:type="dxa" w:w="2038"/>
-            <w:shd w:val="clear" w:color="auto" w:fill="F8F8F8"/>
-          </w:tcPr>
-          <w:p>
-            <w:r>
-              <w:rPr>
-                <w:sz w:val="17"/>
+            <w:shd w:val="clear" w:color="auto" w:fill="EAEAEA"/>
+            <w:tcBorders>
+              <w:top w:val="single" w:sz="12" w:color="FFFFFF"/>
+              <w:left w:val="single" w:sz="12" w:color="FFFFFF"/>
+              <w:bottom w:val="single" w:sz="12" w:color="FFFFFF"/>
+              <w:right w:val="single" w:sz="12" w:color="FFFFFF"/>
+            </w:tcBorders>
+            <w:vAlign w:val="center"/>
+            <w:tcMar>
+              <w:top w:w="40" w:type="dxa"/>
+              <w:left w:w="120" w:type="dxa"/>
+              <w:bottom w:w="40" w:type="dxa"/>
+              <w:right w:w="80" w:type="dxa"/>
+            </w:tcMar>
+          </w:tcPr>
+          <w:p>
+            <w:pPr>
+              <w:spacing w:before="0" w:after="0"/>
+              <w:jc w:val="center"/>
+            </w:pPr>
+            <w:r>
+              <w:rPr>
+                <w:sz w:val="16"/>
               </w:rPr>
               <w:t>50–75°C</w:t>
             </w:r>
@@ -3778,12 +4807,29 @@
         <w:tc>
           <w:tcPr>
             <w:tcW w:type="dxa" w:w="2038"/>
-            <w:shd w:val="clear" w:color="auto" w:fill="F8F8F8"/>
-          </w:tcPr>
-          <w:p>
-            <w:r>
-              <w:rPr>
-                <w:sz w:val="17"/>
+            <w:shd w:val="clear" w:color="auto" w:fill="EAEAEA"/>
+            <w:tcBorders>
+              <w:top w:val="single" w:sz="12" w:color="FFFFFF"/>
+              <w:left w:val="single" w:sz="12" w:color="FFFFFF"/>
+              <w:bottom w:val="single" w:sz="12" w:color="FFFFFF"/>
+              <w:right w:val="single" w:sz="12" w:color="FFFFFF"/>
+            </w:tcBorders>
+            <w:vAlign w:val="center"/>
+            <w:tcMar>
+              <w:top w:w="40" w:type="dxa"/>
+              <w:left w:w="120" w:type="dxa"/>
+              <w:bottom w:w="40" w:type="dxa"/>
+              <w:right w:w="80" w:type="dxa"/>
+            </w:tcMar>
+          </w:tcPr>
+          <w:p>
+            <w:pPr>
+              <w:spacing w:before="0" w:after="0"/>
+              <w:jc w:val="center"/>
+            </w:pPr>
+            <w:r>
+              <w:rPr>
+                <w:sz w:val="16"/>
               </w:rPr>
               <w:t>80–84°C</w:t>
             </w:r>
@@ -3792,12 +4838,29 @@
         <w:tc>
           <w:tcPr>
             <w:tcW w:type="dxa" w:w="2038"/>
-            <w:shd w:val="clear" w:color="auto" w:fill="F8F8F8"/>
-          </w:tcPr>
-          <w:p>
-            <w:r>
-              <w:rPr>
-                <w:sz w:val="17"/>
+            <w:shd w:val="clear" w:color="auto" w:fill="EAEAEA"/>
+            <w:tcBorders>
+              <w:top w:val="single" w:sz="12" w:color="FFFFFF"/>
+              <w:left w:val="single" w:sz="12" w:color="FFFFFF"/>
+              <w:bottom w:val="single" w:sz="12" w:color="FFFFFF"/>
+              <w:right w:val="single" w:sz="12" w:color="FFFFFF"/>
+            </w:tcBorders>
+            <w:vAlign w:val="center"/>
+            <w:tcMar>
+              <w:top w:w="40" w:type="dxa"/>
+              <w:left w:w="120" w:type="dxa"/>
+              <w:bottom w:w="40" w:type="dxa"/>
+              <w:right w:w="80" w:type="dxa"/>
+            </w:tcMar>
+          </w:tcPr>
+          <w:p>
+            <w:pPr>
+              <w:spacing w:before="0" w:after="0"/>
+              <w:jc w:val="center"/>
+            </w:pPr>
+            <w:r>
+              <w:rPr>
+                <w:sz w:val="16"/>
               </w:rPr>
               <w:t>≥85°C (throttle)</w:t>
             </w:r>
@@ -3805,15 +4868,35 @@
         </w:tc>
       </w:tr>
       <w:tr>
+        <w:trPr>
+          <w:trHeight w:val="283" w:hRule="atLeast"/>
+        </w:trPr>
         <w:tc>
           <w:tcPr>
             <w:tcW w:type="dxa" w:w="2038"/>
-            <w:shd w:val="clear" w:color="auto" w:fill="FFFFFF"/>
-          </w:tcPr>
-          <w:p>
-            <w:r>
-              <w:rPr>
-                <w:sz w:val="17"/>
+            <w:shd w:val="clear" w:color="auto" w:fill="EAEAEA"/>
+            <w:tcBorders>
+              <w:top w:val="single" w:sz="12" w:color="FFFFFF"/>
+              <w:left w:val="single" w:sz="12" w:color="FFFFFF"/>
+              <w:bottom w:val="single" w:sz="12" w:color="FFFFFF"/>
+              <w:right w:val="single" w:sz="12" w:color="FFFFFF"/>
+            </w:tcBorders>
+            <w:vAlign w:val="center"/>
+            <w:tcMar>
+              <w:top w:w="40" w:type="dxa"/>
+              <w:left w:w="120" w:type="dxa"/>
+              <w:bottom w:w="40" w:type="dxa"/>
+              <w:right w:w="80" w:type="dxa"/>
+            </w:tcMar>
+          </w:tcPr>
+          <w:p>
+            <w:pPr>
+              <w:spacing w:before="0" w:after="0"/>
+              <w:jc w:val="center"/>
+            </w:pPr>
+            <w:r>
+              <w:rPr>
+                <w:sz w:val="16"/>
               </w:rPr>
               <w:t>CPU</w:t>
             </w:r>
@@ -3822,12 +4905,29 @@
         <w:tc>
           <w:tcPr>
             <w:tcW w:type="dxa" w:w="2038"/>
-            <w:shd w:val="clear" w:color="auto" w:fill="FFFFFF"/>
-          </w:tcPr>
-          <w:p>
-            <w:r>
-              <w:rPr>
-                <w:sz w:val="17"/>
+            <w:shd w:val="clear" w:color="auto" w:fill="EAEAEA"/>
+            <w:tcBorders>
+              <w:top w:val="single" w:sz="12" w:color="FFFFFF"/>
+              <w:left w:val="single" w:sz="12" w:color="FFFFFF"/>
+              <w:bottom w:val="single" w:sz="12" w:color="FFFFFF"/>
+              <w:right w:val="single" w:sz="12" w:color="FFFFFF"/>
+            </w:tcBorders>
+            <w:vAlign w:val="center"/>
+            <w:tcMar>
+              <w:top w:w="40" w:type="dxa"/>
+              <w:left w:w="120" w:type="dxa"/>
+              <w:bottom w:w="40" w:type="dxa"/>
+              <w:right w:w="80" w:type="dxa"/>
+            </w:tcMar>
+          </w:tcPr>
+          <w:p>
+            <w:pPr>
+              <w:spacing w:before="0" w:after="0"/>
+              <w:jc w:val="center"/>
+            </w:pPr>
+            <w:r>
+              <w:rPr>
+                <w:sz w:val="16"/>
               </w:rPr>
               <w:t>45–70°C</w:t>
             </w:r>
@@ -3836,12 +4936,29 @@
         <w:tc>
           <w:tcPr>
             <w:tcW w:type="dxa" w:w="2038"/>
-            <w:shd w:val="clear" w:color="auto" w:fill="FFFFFF"/>
-          </w:tcPr>
-          <w:p>
-            <w:r>
-              <w:rPr>
-                <w:sz w:val="17"/>
+            <w:shd w:val="clear" w:color="auto" w:fill="EAEAEA"/>
+            <w:tcBorders>
+              <w:top w:val="single" w:sz="12" w:color="FFFFFF"/>
+              <w:left w:val="single" w:sz="12" w:color="FFFFFF"/>
+              <w:bottom w:val="single" w:sz="12" w:color="FFFFFF"/>
+              <w:right w:val="single" w:sz="12" w:color="FFFFFF"/>
+            </w:tcBorders>
+            <w:vAlign w:val="center"/>
+            <w:tcMar>
+              <w:top w:w="40" w:type="dxa"/>
+              <w:left w:w="120" w:type="dxa"/>
+              <w:bottom w:w="40" w:type="dxa"/>
+              <w:right w:w="80" w:type="dxa"/>
+            </w:tcMar>
+          </w:tcPr>
+          <w:p>
+            <w:pPr>
+              <w:spacing w:before="0" w:after="0"/>
+              <w:jc w:val="center"/>
+            </w:pPr>
+            <w:r>
+              <w:rPr>
+                <w:sz w:val="16"/>
               </w:rPr>
               <w:t>75–84°C</w:t>
             </w:r>
@@ -3850,12 +4967,29 @@
         <w:tc>
           <w:tcPr>
             <w:tcW w:type="dxa" w:w="2038"/>
-            <w:shd w:val="clear" w:color="auto" w:fill="FFFFFF"/>
-          </w:tcPr>
-          <w:p>
-            <w:r>
-              <w:rPr>
-                <w:sz w:val="17"/>
+            <w:shd w:val="clear" w:color="auto" w:fill="EAEAEA"/>
+            <w:tcBorders>
+              <w:top w:val="single" w:sz="12" w:color="FFFFFF"/>
+              <w:left w:val="single" w:sz="12" w:color="FFFFFF"/>
+              <w:bottom w:val="single" w:sz="12" w:color="FFFFFF"/>
+              <w:right w:val="single" w:sz="12" w:color="FFFFFF"/>
+            </w:tcBorders>
+            <w:vAlign w:val="center"/>
+            <w:tcMar>
+              <w:top w:w="40" w:type="dxa"/>
+              <w:left w:w="120" w:type="dxa"/>
+              <w:bottom w:w="40" w:type="dxa"/>
+              <w:right w:w="80" w:type="dxa"/>
+            </w:tcMar>
+          </w:tcPr>
+          <w:p>
+            <w:pPr>
+              <w:spacing w:before="0" w:after="0"/>
+              <w:jc w:val="center"/>
+            </w:pPr>
+            <w:r>
+              <w:rPr>
+                <w:sz w:val="16"/>
               </w:rPr>
               <w:t>≥85°C</w:t>
             </w:r>
@@ -3863,15 +4997,35 @@
         </w:tc>
       </w:tr>
       <w:tr>
+        <w:trPr>
+          <w:trHeight w:val="283" w:hRule="atLeast"/>
+        </w:trPr>
         <w:tc>
           <w:tcPr>
             <w:tcW w:type="dxa" w:w="2038"/>
-            <w:shd w:val="clear" w:color="auto" w:fill="F8F8F8"/>
-          </w:tcPr>
-          <w:p>
-            <w:r>
-              <w:rPr>
-                <w:sz w:val="17"/>
+            <w:shd w:val="clear" w:color="auto" w:fill="EAEAEA"/>
+            <w:tcBorders>
+              <w:top w:val="single" w:sz="12" w:color="FFFFFF"/>
+              <w:left w:val="single" w:sz="12" w:color="FFFFFF"/>
+              <w:bottom w:val="single" w:sz="12" w:color="FFFFFF"/>
+              <w:right w:val="single" w:sz="12" w:color="FFFFFF"/>
+            </w:tcBorders>
+            <w:vAlign w:val="center"/>
+            <w:tcMar>
+              <w:top w:w="40" w:type="dxa"/>
+              <w:left w:w="120" w:type="dxa"/>
+              <w:bottom w:w="40" w:type="dxa"/>
+              <w:right w:w="80" w:type="dxa"/>
+            </w:tcMar>
+          </w:tcPr>
+          <w:p>
+            <w:pPr>
+              <w:spacing w:before="0" w:after="0"/>
+              <w:jc w:val="center"/>
+            </w:pPr>
+            <w:r>
+              <w:rPr>
+                <w:sz w:val="16"/>
               </w:rPr>
               <w:t>Board</w:t>
             </w:r>
@@ -3880,12 +5034,29 @@
         <w:tc>
           <w:tcPr>
             <w:tcW w:type="dxa" w:w="2038"/>
-            <w:shd w:val="clear" w:color="auto" w:fill="F8F8F8"/>
-          </w:tcPr>
-          <w:p>
-            <w:r>
-              <w:rPr>
-                <w:sz w:val="17"/>
+            <w:shd w:val="clear" w:color="auto" w:fill="EAEAEA"/>
+            <w:tcBorders>
+              <w:top w:val="single" w:sz="12" w:color="FFFFFF"/>
+              <w:left w:val="single" w:sz="12" w:color="FFFFFF"/>
+              <w:bottom w:val="single" w:sz="12" w:color="FFFFFF"/>
+              <w:right w:val="single" w:sz="12" w:color="FFFFFF"/>
+            </w:tcBorders>
+            <w:vAlign w:val="center"/>
+            <w:tcMar>
+              <w:top w:w="40" w:type="dxa"/>
+              <w:left w:w="120" w:type="dxa"/>
+              <w:bottom w:w="40" w:type="dxa"/>
+              <w:right w:w="80" w:type="dxa"/>
+            </w:tcMar>
+          </w:tcPr>
+          <w:p>
+            <w:pPr>
+              <w:spacing w:before="0" w:after="0"/>
+              <w:jc w:val="center"/>
+            </w:pPr>
+            <w:r>
+              <w:rPr>
+                <w:sz w:val="16"/>
               </w:rPr>
               <w:t>35–55°C</w:t>
             </w:r>
@@ -3894,12 +5065,29 @@
         <w:tc>
           <w:tcPr>
             <w:tcW w:type="dxa" w:w="2038"/>
-            <w:shd w:val="clear" w:color="auto" w:fill="F8F8F8"/>
-          </w:tcPr>
-          <w:p>
-            <w:r>
-              <w:rPr>
-                <w:sz w:val="17"/>
+            <w:shd w:val="clear" w:color="auto" w:fill="EAEAEA"/>
+            <w:tcBorders>
+              <w:top w:val="single" w:sz="12" w:color="FFFFFF"/>
+              <w:left w:val="single" w:sz="12" w:color="FFFFFF"/>
+              <w:bottom w:val="single" w:sz="12" w:color="FFFFFF"/>
+              <w:right w:val="single" w:sz="12" w:color="FFFFFF"/>
+            </w:tcBorders>
+            <w:vAlign w:val="center"/>
+            <w:tcMar>
+              <w:top w:w="40" w:type="dxa"/>
+              <w:left w:w="120" w:type="dxa"/>
+              <w:bottom w:w="40" w:type="dxa"/>
+              <w:right w:w="80" w:type="dxa"/>
+            </w:tcMar>
+          </w:tcPr>
+          <w:p>
+            <w:pPr>
+              <w:spacing w:before="0" w:after="0"/>
+              <w:jc w:val="center"/>
+            </w:pPr>
+            <w:r>
+              <w:rPr>
+                <w:sz w:val="16"/>
               </w:rPr>
               <w:t>60°C</w:t>
             </w:r>
@@ -3908,12 +5096,29 @@
         <w:tc>
           <w:tcPr>
             <w:tcW w:type="dxa" w:w="2038"/>
-            <w:shd w:val="clear" w:color="auto" w:fill="F8F8F8"/>
-          </w:tcPr>
-          <w:p>
-            <w:r>
-              <w:rPr>
-                <w:sz w:val="17"/>
+            <w:shd w:val="clear" w:color="auto" w:fill="EAEAEA"/>
+            <w:tcBorders>
+              <w:top w:val="single" w:sz="12" w:color="FFFFFF"/>
+              <w:left w:val="single" w:sz="12" w:color="FFFFFF"/>
+              <w:bottom w:val="single" w:sz="12" w:color="FFFFFF"/>
+              <w:right w:val="single" w:sz="12" w:color="FFFFFF"/>
+            </w:tcBorders>
+            <w:vAlign w:val="center"/>
+            <w:tcMar>
+              <w:top w:w="40" w:type="dxa"/>
+              <w:left w:w="120" w:type="dxa"/>
+              <w:bottom w:w="40" w:type="dxa"/>
+              <w:right w:w="80" w:type="dxa"/>
+            </w:tcMar>
+          </w:tcPr>
+          <w:p>
+            <w:pPr>
+              <w:spacing w:before="0" w:after="0"/>
+              <w:jc w:val="center"/>
+            </w:pPr>
+            <w:r>
+              <w:rPr>
+                <w:sz w:val="16"/>
               </w:rPr>
               <w:t>70°C</w:t>
             </w:r>
@@ -3972,7 +5177,7 @@
             <w:r>
               <w:rPr>
                 <w:rFonts w:ascii="Courier New" w:hAnsi="Courier New"/>
-                <w:sz w:val="17"/>
+                <w:sz w:val="16"/>
               </w:rPr>
               <w:t>throttle=1</w:t>
             </w:r>
@@ -3982,7 +5187,7 @@
             <w:r>
               <w:rPr>
                 <w:rFonts w:ascii="Courier New" w:hAnsi="Courier New"/>
-                <w:sz w:val="17"/>
+                <w:sz w:val="16"/>
               </w:rPr>
               <w:t>tegrastats</w:t>
             </w:r>
@@ -4003,10 +5208,11 @@
         <w:pStyle w:val="Endure-Subhead"/>
         <w:keepNext/>
         <w:spacing w:before="160" w:after="60"/>
+        <w:outlineLvl w:val="2"/>
       </w:pPr>
       <w:r>
         <w:rPr>
-          <w:sz w:val="18"/>
+          <w:sz w:val="22"/>
         </w:rPr>
         <w:t>3.6.3 Script de diagnóstico rápido</w:t>
       </w:r>
@@ -4024,7 +5230,7 @@
         <w:tc>
           <w:tcPr>
             <w:tcW w:type="dxa" w:w="8152"/>
-            <w:shd w:val="clear" w:color="auto" w:fill="F2F2F2"/>
+            <w:shd w:val="clear" w:color="auto" w:fill="EAEAEA"/>
             <w:tcBorders>
               <w:left w:val="thick" w:sz="24" w:color="1A5A6A"/>
             </w:tcBorders>
@@ -4110,6 +5316,7 @@
             <w:r>
               <w:rPr>
                 <w:rFonts w:ascii="Courier New" w:hAnsi="Courier New"/>
+                <w:i/>
                 <w:color w:val="555555"/>
                 <w:sz w:val="16"/>
               </w:rPr>
@@ -4286,6 +5493,7 @@
             <w:r>
               <w:rPr>
                 <w:rFonts w:ascii="Courier New" w:hAnsi="Courier New"/>
+                <w:i/>
                 <w:color w:val="555555"/>
                 <w:sz w:val="16"/>
               </w:rPr>
@@ -4302,6 +5510,7 @@
             <w:r>
               <w:rPr>
                 <w:rFonts w:ascii="Courier New" w:hAnsi="Courier New"/>
+                <w:i/>
                 <w:color w:val="555555"/>
                 <w:sz w:val="16"/>
               </w:rPr>
@@ -4318,6 +5527,7 @@
             <w:r>
               <w:rPr>
                 <w:rFonts w:ascii="Courier New" w:hAnsi="Courier New"/>
+                <w:i/>
                 <w:color w:val="555555"/>
                 <w:sz w:val="16"/>
               </w:rPr>
@@ -4376,7 +5586,7 @@
         <w:tc>
           <w:tcPr>
             <w:tcW w:type="dxa" w:w="8152"/>
-            <w:shd w:val="clear" w:color="auto" w:fill="F2F2F2"/>
+            <w:shd w:val="clear" w:color="auto" w:fill="EAEAEA"/>
             <w:tcBorders>
               <w:left w:val="thick" w:sz="24" w:color="1A5A6A"/>
             </w:tcBorders>
@@ -4414,6 +5624,7 @@
             <w:r>
               <w:rPr>
                 <w:rFonts w:ascii="Courier New" w:hAnsi="Courier New"/>
+                <w:i/>
                 <w:color w:val="555555"/>
                 <w:sz w:val="16"/>
               </w:rPr>
@@ -4433,8 +5644,12 @@
         <w:pStyle w:val="Endure-Subhead"/>
         <w:keepNext/>
         <w:spacing w:before="240" w:after="60"/>
+        <w:outlineLvl w:val="1"/>
       </w:pPr>
       <w:r>
+        <w:rPr>
+          <w:sz w:val="24"/>
+        </w:rPr>
         <w:t>3.7 Cuándo Usar Cada Modo</w:t>
       </w:r>
     </w:p>
@@ -4450,20 +5665,38 @@
         <w:gridCol w:w="2717"/>
       </w:tblGrid>
       <w:tr>
+        <w:trPr>
+          <w:trHeight w:val="453" w:hRule="atLeast"/>
+          <w:tblHeader/>
+        </w:trPr>
         <w:tc>
           <w:tcPr>
             <w:tcW w:type="dxa" w:w="2717"/>
             <w:shd w:val="clear" w:color="auto" w:fill="1A5A6A"/>
-          </w:tcPr>
-          <w:p>
-            <w:pPr>
+            <w:tcBorders>
+              <w:top w:val="single" w:sz="12" w:color="FFFFFF"/>
+              <w:left w:val="single" w:sz="12" w:color="FFFFFF"/>
+              <w:bottom w:val="single" w:sz="12" w:color="FFFFFF"/>
+              <w:right w:val="single" w:sz="12" w:color="FFFFFF"/>
+            </w:tcBorders>
+            <w:vAlign w:val="center"/>
+            <w:tcMar>
+              <w:top w:w="60" w:type="dxa"/>
+              <w:left w:w="120" w:type="dxa"/>
+              <w:bottom w:w="60" w:type="dxa"/>
+              <w:right w:w="80" w:type="dxa"/>
+            </w:tcMar>
+          </w:tcPr>
+          <w:p>
+            <w:pPr>
+              <w:spacing w:before="0" w:after="0"/>
               <w:jc w:val="center"/>
             </w:pPr>
             <w:r>
               <w:rPr>
                 <w:b/>
                 <w:color w:val="FFFFFF"/>
-                <w:sz w:val="17"/>
+                <w:sz w:val="16"/>
               </w:rPr>
               <w:t>Situación</w:t>
             </w:r>
@@ -4473,16 +5706,30 @@
           <w:tcPr>
             <w:tcW w:type="dxa" w:w="2717"/>
             <w:shd w:val="clear" w:color="auto" w:fill="1A5A6A"/>
-          </w:tcPr>
-          <w:p>
-            <w:pPr>
+            <w:tcBorders>
+              <w:top w:val="single" w:sz="12" w:color="FFFFFF"/>
+              <w:left w:val="single" w:sz="12" w:color="FFFFFF"/>
+              <w:bottom w:val="single" w:sz="12" w:color="FFFFFF"/>
+              <w:right w:val="single" w:sz="12" w:color="FFFFFF"/>
+            </w:tcBorders>
+            <w:vAlign w:val="center"/>
+            <w:tcMar>
+              <w:top w:w="60" w:type="dxa"/>
+              <w:left w:w="120" w:type="dxa"/>
+              <w:bottom w:w="60" w:type="dxa"/>
+              <w:right w:w="80" w:type="dxa"/>
+            </w:tcMar>
+          </w:tcPr>
+          <w:p>
+            <w:pPr>
+              <w:spacing w:before="0" w:after="0"/>
               <w:jc w:val="center"/>
             </w:pPr>
             <w:r>
               <w:rPr>
                 <w:b/>
                 <w:color w:val="FFFFFF"/>
-                <w:sz w:val="17"/>
+                <w:sz w:val="16"/>
               </w:rPr>
               <w:t>Modo recomendado</w:t>
             </w:r>
@@ -4492,16 +5739,30 @@
           <w:tcPr>
             <w:tcW w:type="dxa" w:w="2717"/>
             <w:shd w:val="clear" w:color="auto" w:fill="1A5A6A"/>
-          </w:tcPr>
-          <w:p>
-            <w:pPr>
+            <w:tcBorders>
+              <w:top w:val="single" w:sz="12" w:color="FFFFFF"/>
+              <w:left w:val="single" w:sz="12" w:color="FFFFFF"/>
+              <w:bottom w:val="single" w:sz="12" w:color="FFFFFF"/>
+              <w:right w:val="single" w:sz="12" w:color="FFFFFF"/>
+            </w:tcBorders>
+            <w:vAlign w:val="center"/>
+            <w:tcMar>
+              <w:top w:w="60" w:type="dxa"/>
+              <w:left w:w="120" w:type="dxa"/>
+              <w:bottom w:w="60" w:type="dxa"/>
+              <w:right w:w="80" w:type="dxa"/>
+            </w:tcMar>
+          </w:tcPr>
+          <w:p>
+            <w:pPr>
+              <w:spacing w:before="0" w:after="0"/>
               <w:jc w:val="center"/>
             </w:pPr>
             <w:r>
               <w:rPr>
                 <w:b/>
                 <w:color w:val="FFFFFF"/>
-                <w:sz w:val="17"/>
+                <w:sz w:val="16"/>
               </w:rPr>
               <w:t>Comando</w:t>
             </w:r>
@@ -4509,15 +5770,35 @@
         </w:tc>
       </w:tr>
       <w:tr>
+        <w:trPr>
+          <w:trHeight w:val="283" w:hRule="atLeast"/>
+        </w:trPr>
         <w:tc>
           <w:tcPr>
             <w:tcW w:type="dxa" w:w="2717"/>
-            <w:shd w:val="clear" w:color="auto" w:fill="F8F8F8"/>
-          </w:tcPr>
-          <w:p>
-            <w:r>
-              <w:rPr>
-                <w:sz w:val="17"/>
+            <w:shd w:val="clear" w:color="auto" w:fill="EAEAEA"/>
+            <w:tcBorders>
+              <w:top w:val="single" w:sz="12" w:color="FFFFFF"/>
+              <w:left w:val="single" w:sz="12" w:color="FFFFFF"/>
+              <w:bottom w:val="single" w:sz="12" w:color="FFFFFF"/>
+              <w:right w:val="single" w:sz="12" w:color="FFFFFF"/>
+            </w:tcBorders>
+            <w:vAlign w:val="center"/>
+            <w:tcMar>
+              <w:top w:w="40" w:type="dxa"/>
+              <w:left w:w="120" w:type="dxa"/>
+              <w:bottom w:w="40" w:type="dxa"/>
+              <w:right w:w="80" w:type="dxa"/>
+            </w:tcMar>
+          </w:tcPr>
+          <w:p>
+            <w:pPr>
+              <w:spacing w:before="0" w:after="0"/>
+              <w:jc w:val="both"/>
+            </w:pPr>
+            <w:r>
+              <w:rPr>
+                <w:sz w:val="16"/>
               </w:rPr>
               <w:t>Ejecutar modelos LLM (cualquier tamaño)</w:t>
             </w:r>
@@ -4526,12 +5807,29 @@
         <w:tc>
           <w:tcPr>
             <w:tcW w:type="dxa" w:w="2717"/>
-            <w:shd w:val="clear" w:color="auto" w:fill="F8F8F8"/>
-          </w:tcPr>
-          <w:p>
-            <w:r>
-              <w:rPr>
-                <w:sz w:val="17"/>
+            <w:shd w:val="clear" w:color="auto" w:fill="EAEAEA"/>
+            <w:tcBorders>
+              <w:top w:val="single" w:sz="12" w:color="FFFFFF"/>
+              <w:left w:val="single" w:sz="12" w:color="FFFFFF"/>
+              <w:bottom w:val="single" w:sz="12" w:color="FFFFFF"/>
+              <w:right w:val="single" w:sz="12" w:color="FFFFFF"/>
+            </w:tcBorders>
+            <w:vAlign w:val="center"/>
+            <w:tcMar>
+              <w:top w:w="40" w:type="dxa"/>
+              <w:left w:w="120" w:type="dxa"/>
+              <w:bottom w:w="40" w:type="dxa"/>
+              <w:right w:w="80" w:type="dxa"/>
+            </w:tcMar>
+          </w:tcPr>
+          <w:p>
+            <w:pPr>
+              <w:spacing w:before="0" w:after="0"/>
+              <w:jc w:val="center"/>
+            </w:pPr>
+            <w:r>
+              <w:rPr>
+                <w:sz w:val="16"/>
               </w:rPr>
               <w:t>MAXN</w:t>
             </w:r>
@@ -4540,12 +5838,29 @@
         <w:tc>
           <w:tcPr>
             <w:tcW w:type="dxa" w:w="2717"/>
-            <w:shd w:val="clear" w:color="auto" w:fill="F8F8F8"/>
-          </w:tcPr>
-          <w:p>
-            <w:r>
-              <w:rPr>
-                <w:sz w:val="17"/>
+            <w:shd w:val="clear" w:color="auto" w:fill="EAEAEA"/>
+            <w:tcBorders>
+              <w:top w:val="single" w:sz="12" w:color="FFFFFF"/>
+              <w:left w:val="single" w:sz="12" w:color="FFFFFF"/>
+              <w:bottom w:val="single" w:sz="12" w:color="FFFFFF"/>
+              <w:right w:val="single" w:sz="12" w:color="FFFFFF"/>
+            </w:tcBorders>
+            <w:vAlign w:val="center"/>
+            <w:tcMar>
+              <w:top w:w="40" w:type="dxa"/>
+              <w:left w:w="120" w:type="dxa"/>
+              <w:bottom w:w="40" w:type="dxa"/>
+              <w:right w:w="80" w:type="dxa"/>
+            </w:tcMar>
+          </w:tcPr>
+          <w:p>
+            <w:pPr>
+              <w:spacing w:before="0" w:after="0"/>
+              <w:jc w:val="center"/>
+            </w:pPr>
+            <w:r>
+              <w:rPr>
+                <w:sz w:val="16"/>
               </w:rPr>
               <w:t>pwr-maxn</w:t>
             </w:r>
@@ -4553,15 +5868,35 @@
         </w:tc>
       </w:tr>
       <w:tr>
+        <w:trPr>
+          <w:trHeight w:val="283" w:hRule="atLeast"/>
+        </w:trPr>
         <w:tc>
           <w:tcPr>
             <w:tcW w:type="dxa" w:w="2717"/>
-            <w:shd w:val="clear" w:color="auto" w:fill="FFFFFF"/>
-          </w:tcPr>
-          <w:p>
-            <w:r>
-              <w:rPr>
-                <w:sz w:val="17"/>
+            <w:shd w:val="clear" w:color="auto" w:fill="EAEAEA"/>
+            <w:tcBorders>
+              <w:top w:val="single" w:sz="12" w:color="FFFFFF"/>
+              <w:left w:val="single" w:sz="12" w:color="FFFFFF"/>
+              <w:bottom w:val="single" w:sz="12" w:color="FFFFFF"/>
+              <w:right w:val="single" w:sz="12" w:color="FFFFFF"/>
+            </w:tcBorders>
+            <w:vAlign w:val="center"/>
+            <w:tcMar>
+              <w:top w:w="40" w:type="dxa"/>
+              <w:left w:w="120" w:type="dxa"/>
+              <w:bottom w:w="40" w:type="dxa"/>
+              <w:right w:w="80" w:type="dxa"/>
+            </w:tcMar>
+          </w:tcPr>
+          <w:p>
+            <w:pPr>
+              <w:spacing w:before="0" w:after="0"/>
+              <w:jc w:val="center"/>
+            </w:pPr>
+            <w:r>
+              <w:rPr>
+                <w:sz w:val="16"/>
               </w:rPr>
               <w:t>Compilar llama.cpp o torchvision</w:t>
             </w:r>
@@ -4570,12 +5905,29 @@
         <w:tc>
           <w:tcPr>
             <w:tcW w:type="dxa" w:w="2717"/>
-            <w:shd w:val="clear" w:color="auto" w:fill="FFFFFF"/>
-          </w:tcPr>
-          <w:p>
-            <w:r>
-              <w:rPr>
-                <w:sz w:val="17"/>
+            <w:shd w:val="clear" w:color="auto" w:fill="EAEAEA"/>
+            <w:tcBorders>
+              <w:top w:val="single" w:sz="12" w:color="FFFFFF"/>
+              <w:left w:val="single" w:sz="12" w:color="FFFFFF"/>
+              <w:bottom w:val="single" w:sz="12" w:color="FFFFFF"/>
+              <w:right w:val="single" w:sz="12" w:color="FFFFFF"/>
+            </w:tcBorders>
+            <w:vAlign w:val="center"/>
+            <w:tcMar>
+              <w:top w:w="40" w:type="dxa"/>
+              <w:left w:w="120" w:type="dxa"/>
+              <w:bottom w:w="40" w:type="dxa"/>
+              <w:right w:w="80" w:type="dxa"/>
+            </w:tcMar>
+          </w:tcPr>
+          <w:p>
+            <w:pPr>
+              <w:spacing w:before="0" w:after="0"/>
+              <w:jc w:val="center"/>
+            </w:pPr>
+            <w:r>
+              <w:rPr>
+                <w:sz w:val="16"/>
               </w:rPr>
               <w:t>MAXN</w:t>
             </w:r>
@@ -4584,12 +5936,29 @@
         <w:tc>
           <w:tcPr>
             <w:tcW w:type="dxa" w:w="2717"/>
-            <w:shd w:val="clear" w:color="auto" w:fill="FFFFFF"/>
-          </w:tcPr>
-          <w:p>
-            <w:r>
-              <w:rPr>
-                <w:sz w:val="17"/>
+            <w:shd w:val="clear" w:color="auto" w:fill="EAEAEA"/>
+            <w:tcBorders>
+              <w:top w:val="single" w:sz="12" w:color="FFFFFF"/>
+              <w:left w:val="single" w:sz="12" w:color="FFFFFF"/>
+              <w:bottom w:val="single" w:sz="12" w:color="FFFFFF"/>
+              <w:right w:val="single" w:sz="12" w:color="FFFFFF"/>
+            </w:tcBorders>
+            <w:vAlign w:val="center"/>
+            <w:tcMar>
+              <w:top w:w="40" w:type="dxa"/>
+              <w:left w:w="120" w:type="dxa"/>
+              <w:bottom w:w="40" w:type="dxa"/>
+              <w:right w:w="80" w:type="dxa"/>
+            </w:tcMar>
+          </w:tcPr>
+          <w:p>
+            <w:pPr>
+              <w:spacing w:before="0" w:after="0"/>
+              <w:jc w:val="center"/>
+            </w:pPr>
+            <w:r>
+              <w:rPr>
+                <w:sz w:val="16"/>
               </w:rPr>
               <w:t>pwr-maxn</w:t>
             </w:r>
@@ -4597,15 +5966,35 @@
         </w:tc>
       </w:tr>
       <w:tr>
+        <w:trPr>
+          <w:trHeight w:val="283" w:hRule="atLeast"/>
+        </w:trPr>
         <w:tc>
           <w:tcPr>
             <w:tcW w:type="dxa" w:w="2717"/>
-            <w:shd w:val="clear" w:color="auto" w:fill="F8F8F8"/>
-          </w:tcPr>
-          <w:p>
-            <w:r>
-              <w:rPr>
-                <w:sz w:val="17"/>
+            <w:shd w:val="clear" w:color="auto" w:fill="EAEAEA"/>
+            <w:tcBorders>
+              <w:top w:val="single" w:sz="12" w:color="FFFFFF"/>
+              <w:left w:val="single" w:sz="12" w:color="FFFFFF"/>
+              <w:bottom w:val="single" w:sz="12" w:color="FFFFFF"/>
+              <w:right w:val="single" w:sz="12" w:color="FFFFFF"/>
+            </w:tcBorders>
+            <w:vAlign w:val="center"/>
+            <w:tcMar>
+              <w:top w:w="40" w:type="dxa"/>
+              <w:left w:w="120" w:type="dxa"/>
+              <w:bottom w:w="40" w:type="dxa"/>
+              <w:right w:w="80" w:type="dxa"/>
+            </w:tcMar>
+          </w:tcPr>
+          <w:p>
+            <w:pPr>
+              <w:spacing w:before="0" w:after="0"/>
+              <w:jc w:val="center"/>
+            </w:pPr>
+            <w:r>
+              <w:rPr>
+                <w:sz w:val="16"/>
               </w:rPr>
               <w:t>Procesar video o audio con modelos</w:t>
             </w:r>
@@ -4614,12 +6003,29 @@
         <w:tc>
           <w:tcPr>
             <w:tcW w:type="dxa" w:w="2717"/>
-            <w:shd w:val="clear" w:color="auto" w:fill="F8F8F8"/>
-          </w:tcPr>
-          <w:p>
-            <w:r>
-              <w:rPr>
-                <w:sz w:val="17"/>
+            <w:shd w:val="clear" w:color="auto" w:fill="EAEAEA"/>
+            <w:tcBorders>
+              <w:top w:val="single" w:sz="12" w:color="FFFFFF"/>
+              <w:left w:val="single" w:sz="12" w:color="FFFFFF"/>
+              <w:bottom w:val="single" w:sz="12" w:color="FFFFFF"/>
+              <w:right w:val="single" w:sz="12" w:color="FFFFFF"/>
+            </w:tcBorders>
+            <w:vAlign w:val="center"/>
+            <w:tcMar>
+              <w:top w:w="40" w:type="dxa"/>
+              <w:left w:w="120" w:type="dxa"/>
+              <w:bottom w:w="40" w:type="dxa"/>
+              <w:right w:w="80" w:type="dxa"/>
+            </w:tcMar>
+          </w:tcPr>
+          <w:p>
+            <w:pPr>
+              <w:spacing w:before="0" w:after="0"/>
+              <w:jc w:val="center"/>
+            </w:pPr>
+            <w:r>
+              <w:rPr>
+                <w:sz w:val="16"/>
               </w:rPr>
               <w:t>MAXN</w:t>
             </w:r>
@@ -4628,12 +6034,29 @@
         <w:tc>
           <w:tcPr>
             <w:tcW w:type="dxa" w:w="2717"/>
-            <w:shd w:val="clear" w:color="auto" w:fill="F8F8F8"/>
-          </w:tcPr>
-          <w:p>
-            <w:r>
-              <w:rPr>
-                <w:sz w:val="17"/>
+            <w:shd w:val="clear" w:color="auto" w:fill="EAEAEA"/>
+            <w:tcBorders>
+              <w:top w:val="single" w:sz="12" w:color="FFFFFF"/>
+              <w:left w:val="single" w:sz="12" w:color="FFFFFF"/>
+              <w:bottom w:val="single" w:sz="12" w:color="FFFFFF"/>
+              <w:right w:val="single" w:sz="12" w:color="FFFFFF"/>
+            </w:tcBorders>
+            <w:vAlign w:val="center"/>
+            <w:tcMar>
+              <w:top w:w="40" w:type="dxa"/>
+              <w:left w:w="120" w:type="dxa"/>
+              <w:bottom w:w="40" w:type="dxa"/>
+              <w:right w:w="80" w:type="dxa"/>
+            </w:tcMar>
+          </w:tcPr>
+          <w:p>
+            <w:pPr>
+              <w:spacing w:before="0" w:after="0"/>
+              <w:jc w:val="center"/>
+            </w:pPr>
+            <w:r>
+              <w:rPr>
+                <w:sz w:val="16"/>
               </w:rPr>
               <w:t>pwr-maxn</w:t>
             </w:r>
@@ -4641,15 +6064,35 @@
         </w:tc>
       </w:tr>
       <w:tr>
+        <w:trPr>
+          <w:trHeight w:val="283" w:hRule="atLeast"/>
+        </w:trPr>
         <w:tc>
           <w:tcPr>
             <w:tcW w:type="dxa" w:w="2717"/>
-            <w:shd w:val="clear" w:color="auto" w:fill="FFFFFF"/>
-          </w:tcPr>
-          <w:p>
-            <w:r>
-              <w:rPr>
-                <w:sz w:val="17"/>
+            <w:shd w:val="clear" w:color="auto" w:fill="EAEAEA"/>
+            <w:tcBorders>
+              <w:top w:val="single" w:sz="12" w:color="FFFFFF"/>
+              <w:left w:val="single" w:sz="12" w:color="FFFFFF"/>
+              <w:bottom w:val="single" w:sz="12" w:color="FFFFFF"/>
+              <w:right w:val="single" w:sz="12" w:color="FFFFFF"/>
+            </w:tcBorders>
+            <w:vAlign w:val="center"/>
+            <w:tcMar>
+              <w:top w:w="40" w:type="dxa"/>
+              <w:left w:w="120" w:type="dxa"/>
+              <w:bottom w:w="40" w:type="dxa"/>
+              <w:right w:w="80" w:type="dxa"/>
+            </w:tcMar>
+          </w:tcPr>
+          <w:p>
+            <w:pPr>
+              <w:spacing w:before="0" w:after="0"/>
+              <w:jc w:val="both"/>
+            </w:pPr>
+            <w:r>
+              <w:rPr>
+                <w:sz w:val="16"/>
               </w:rPr>
               <w:t>Desarrollo: editar código, git, shell</w:t>
             </w:r>
@@ -4658,12 +6101,29 @@
         <w:tc>
           <w:tcPr>
             <w:tcW w:type="dxa" w:w="2717"/>
-            <w:shd w:val="clear" w:color="auto" w:fill="FFFFFF"/>
-          </w:tcPr>
-          <w:p>
-            <w:r>
-              <w:rPr>
-                <w:sz w:val="17"/>
+            <w:shd w:val="clear" w:color="auto" w:fill="EAEAEA"/>
+            <w:tcBorders>
+              <w:top w:val="single" w:sz="12" w:color="FFFFFF"/>
+              <w:left w:val="single" w:sz="12" w:color="FFFFFF"/>
+              <w:bottom w:val="single" w:sz="12" w:color="FFFFFF"/>
+              <w:right w:val="single" w:sz="12" w:color="FFFFFF"/>
+            </w:tcBorders>
+            <w:vAlign w:val="center"/>
+            <w:tcMar>
+              <w:top w:w="40" w:type="dxa"/>
+              <w:left w:w="120" w:type="dxa"/>
+              <w:bottom w:w="40" w:type="dxa"/>
+              <w:right w:w="80" w:type="dxa"/>
+            </w:tcMar>
+          </w:tcPr>
+          <w:p>
+            <w:pPr>
+              <w:spacing w:before="0" w:after="0"/>
+              <w:jc w:val="center"/>
+            </w:pPr>
+            <w:r>
+              <w:rPr>
+                <w:sz w:val="16"/>
               </w:rPr>
               <w:t>30W</w:t>
             </w:r>
@@ -4672,12 +6132,29 @@
         <w:tc>
           <w:tcPr>
             <w:tcW w:type="dxa" w:w="2717"/>
-            <w:shd w:val="clear" w:color="auto" w:fill="FFFFFF"/>
-          </w:tcPr>
-          <w:p>
-            <w:r>
-              <w:rPr>
-                <w:sz w:val="17"/>
+            <w:shd w:val="clear" w:color="auto" w:fill="EAEAEA"/>
+            <w:tcBorders>
+              <w:top w:val="single" w:sz="12" w:color="FFFFFF"/>
+              <w:left w:val="single" w:sz="12" w:color="FFFFFF"/>
+              <w:bottom w:val="single" w:sz="12" w:color="FFFFFF"/>
+              <w:right w:val="single" w:sz="12" w:color="FFFFFF"/>
+            </w:tcBorders>
+            <w:vAlign w:val="center"/>
+            <w:tcMar>
+              <w:top w:w="40" w:type="dxa"/>
+              <w:left w:w="120" w:type="dxa"/>
+              <w:bottom w:w="40" w:type="dxa"/>
+              <w:right w:w="80" w:type="dxa"/>
+            </w:tcMar>
+          </w:tcPr>
+          <w:p>
+            <w:pPr>
+              <w:spacing w:before="0" w:after="0"/>
+              <w:jc w:val="center"/>
+            </w:pPr>
+            <w:r>
+              <w:rPr>
+                <w:sz w:val="16"/>
               </w:rPr>
               <w:t>pwr-30w</w:t>
             </w:r>
@@ -4685,15 +6162,35 @@
         </w:tc>
       </w:tr>
       <w:tr>
+        <w:trPr>
+          <w:trHeight w:val="283" w:hRule="atLeast"/>
+        </w:trPr>
         <w:tc>
           <w:tcPr>
             <w:tcW w:type="dxa" w:w="2717"/>
-            <w:shd w:val="clear" w:color="auto" w:fill="F8F8F8"/>
-          </w:tcPr>
-          <w:p>
-            <w:r>
-              <w:rPr>
-                <w:sz w:val="17"/>
+            <w:shd w:val="clear" w:color="auto" w:fill="EAEAEA"/>
+            <w:tcBorders>
+              <w:top w:val="single" w:sz="12" w:color="FFFFFF"/>
+              <w:left w:val="single" w:sz="12" w:color="FFFFFF"/>
+              <w:bottom w:val="single" w:sz="12" w:color="FFFFFF"/>
+              <w:right w:val="single" w:sz="12" w:color="FFFFFF"/>
+            </w:tcBorders>
+            <w:vAlign w:val="center"/>
+            <w:tcMar>
+              <w:top w:w="40" w:type="dxa"/>
+              <w:left w:w="120" w:type="dxa"/>
+              <w:bottom w:w="40" w:type="dxa"/>
+              <w:right w:w="80" w:type="dxa"/>
+            </w:tcMar>
+          </w:tcPr>
+          <w:p>
+            <w:pPr>
+              <w:spacing w:before="0" w:after="0"/>
+              <w:jc w:val="both"/>
+            </w:pPr>
+            <w:r>
+              <w:rPr>
+                <w:sz w:val="16"/>
               </w:rPr>
               <w:t>Sistema en espera sin modelos activos</w:t>
             </w:r>
@@ -4702,12 +6199,29 @@
         <w:tc>
           <w:tcPr>
             <w:tcW w:type="dxa" w:w="2717"/>
-            <w:shd w:val="clear" w:color="auto" w:fill="F8F8F8"/>
-          </w:tcPr>
-          <w:p>
-            <w:r>
-              <w:rPr>
-                <w:sz w:val="17"/>
+            <w:shd w:val="clear" w:color="auto" w:fill="EAEAEA"/>
+            <w:tcBorders>
+              <w:top w:val="single" w:sz="12" w:color="FFFFFF"/>
+              <w:left w:val="single" w:sz="12" w:color="FFFFFF"/>
+              <w:bottom w:val="single" w:sz="12" w:color="FFFFFF"/>
+              <w:right w:val="single" w:sz="12" w:color="FFFFFF"/>
+            </w:tcBorders>
+            <w:vAlign w:val="center"/>
+            <w:tcMar>
+              <w:top w:w="40" w:type="dxa"/>
+              <w:left w:w="120" w:type="dxa"/>
+              <w:bottom w:w="40" w:type="dxa"/>
+              <w:right w:w="80" w:type="dxa"/>
+            </w:tcMar>
+          </w:tcPr>
+          <w:p>
+            <w:pPr>
+              <w:spacing w:before="0" w:after="0"/>
+              <w:jc w:val="center"/>
+            </w:pPr>
+            <w:r>
+              <w:rPr>
+                <w:sz w:val="16"/>
               </w:rPr>
               <w:t>15W</w:t>
             </w:r>
@@ -4716,12 +6230,29 @@
         <w:tc>
           <w:tcPr>
             <w:tcW w:type="dxa" w:w="2717"/>
-            <w:shd w:val="clear" w:color="auto" w:fill="F8F8F8"/>
-          </w:tcPr>
-          <w:p>
-            <w:r>
-              <w:rPr>
-                <w:sz w:val="17"/>
+            <w:shd w:val="clear" w:color="auto" w:fill="EAEAEA"/>
+            <w:tcBorders>
+              <w:top w:val="single" w:sz="12" w:color="FFFFFF"/>
+              <w:left w:val="single" w:sz="12" w:color="FFFFFF"/>
+              <w:bottom w:val="single" w:sz="12" w:color="FFFFFF"/>
+              <w:right w:val="single" w:sz="12" w:color="FFFFFF"/>
+            </w:tcBorders>
+            <w:vAlign w:val="center"/>
+            <w:tcMar>
+              <w:top w:w="40" w:type="dxa"/>
+              <w:left w:w="120" w:type="dxa"/>
+              <w:bottom w:w="40" w:type="dxa"/>
+              <w:right w:w="80" w:type="dxa"/>
+            </w:tcMar>
+          </w:tcPr>
+          <w:p>
+            <w:pPr>
+              <w:spacing w:before="0" w:after="0"/>
+              <w:jc w:val="center"/>
+            </w:pPr>
+            <w:r>
+              <w:rPr>
+                <w:sz w:val="16"/>
               </w:rPr>
               <w:t>pwr-15w</w:t>
             </w:r>
@@ -4729,15 +6260,35 @@
         </w:tc>
       </w:tr>
       <w:tr>
+        <w:trPr>
+          <w:trHeight w:val="283" w:hRule="atLeast"/>
+        </w:trPr>
         <w:tc>
           <w:tcPr>
             <w:tcW w:type="dxa" w:w="2717"/>
-            <w:shd w:val="clear" w:color="auto" w:fill="FFFFFF"/>
-          </w:tcPr>
-          <w:p>
-            <w:r>
-              <w:rPr>
-                <w:sz w:val="17"/>
+            <w:shd w:val="clear" w:color="auto" w:fill="EAEAEA"/>
+            <w:tcBorders>
+              <w:top w:val="single" w:sz="12" w:color="FFFFFF"/>
+              <w:left w:val="single" w:sz="12" w:color="FFFFFF"/>
+              <w:bottom w:val="single" w:sz="12" w:color="FFFFFF"/>
+              <w:right w:val="single" w:sz="12" w:color="FFFFFF"/>
+            </w:tcBorders>
+            <w:vAlign w:val="center"/>
+            <w:tcMar>
+              <w:top w:w="40" w:type="dxa"/>
+              <w:left w:w="120" w:type="dxa"/>
+              <w:bottom w:w="40" w:type="dxa"/>
+              <w:right w:w="80" w:type="dxa"/>
+            </w:tcMar>
+          </w:tcPr>
+          <w:p>
+            <w:pPr>
+              <w:spacing w:before="0" w:after="0"/>
+              <w:jc w:val="both"/>
+            </w:pPr>
+            <w:r>
+              <w:rPr>
+                <w:sz w:val="16"/>
               </w:rPr>
               <w:t>Ahorro de energía máximo (USB/batería externa)</w:t>
             </w:r>
@@ -4746,12 +6297,29 @@
         <w:tc>
           <w:tcPr>
             <w:tcW w:type="dxa" w:w="2717"/>
-            <w:shd w:val="clear" w:color="auto" w:fill="FFFFFF"/>
-          </w:tcPr>
-          <w:p>
-            <w:r>
-              <w:rPr>
-                <w:sz w:val="17"/>
+            <w:shd w:val="clear" w:color="auto" w:fill="EAEAEA"/>
+            <w:tcBorders>
+              <w:top w:val="single" w:sz="12" w:color="FFFFFF"/>
+              <w:left w:val="single" w:sz="12" w:color="FFFFFF"/>
+              <w:bottom w:val="single" w:sz="12" w:color="FFFFFF"/>
+              <w:right w:val="single" w:sz="12" w:color="FFFFFF"/>
+            </w:tcBorders>
+            <w:vAlign w:val="center"/>
+            <w:tcMar>
+              <w:top w:w="40" w:type="dxa"/>
+              <w:left w:w="120" w:type="dxa"/>
+              <w:bottom w:w="40" w:type="dxa"/>
+              <w:right w:w="80" w:type="dxa"/>
+            </w:tcMar>
+          </w:tcPr>
+          <w:p>
+            <w:pPr>
+              <w:spacing w:before="0" w:after="0"/>
+              <w:jc w:val="center"/>
+            </w:pPr>
+            <w:r>
+              <w:rPr>
+                <w:sz w:val="16"/>
               </w:rPr>
               <w:t>15W</w:t>
             </w:r>
@@ -4760,12 +6328,29 @@
         <w:tc>
           <w:tcPr>
             <w:tcW w:type="dxa" w:w="2717"/>
-            <w:shd w:val="clear" w:color="auto" w:fill="FFFFFF"/>
-          </w:tcPr>
-          <w:p>
-            <w:r>
-              <w:rPr>
-                <w:sz w:val="17"/>
+            <w:shd w:val="clear" w:color="auto" w:fill="EAEAEA"/>
+            <w:tcBorders>
+              <w:top w:val="single" w:sz="12" w:color="FFFFFF"/>
+              <w:left w:val="single" w:sz="12" w:color="FFFFFF"/>
+              <w:bottom w:val="single" w:sz="12" w:color="FFFFFF"/>
+              <w:right w:val="single" w:sz="12" w:color="FFFFFF"/>
+            </w:tcBorders>
+            <w:vAlign w:val="center"/>
+            <w:tcMar>
+              <w:top w:w="40" w:type="dxa"/>
+              <w:left w:w="120" w:type="dxa"/>
+              <w:bottom w:w="40" w:type="dxa"/>
+              <w:right w:w="80" w:type="dxa"/>
+            </w:tcMar>
+          </w:tcPr>
+          <w:p>
+            <w:pPr>
+              <w:spacing w:before="0" w:after="0"/>
+              <w:jc w:val="center"/>
+            </w:pPr>
+            <w:r>
+              <w:rPr>
+                <w:sz w:val="16"/>
               </w:rPr>
               <w:t>pwr-15w</w:t>
             </w:r>
@@ -4783,8 +6368,12 @@
         <w:pStyle w:val="Endure-Subhead"/>
         <w:keepNext/>
         <w:spacing w:before="240" w:after="60"/>
+        <w:outlineLvl w:val="1"/>
       </w:pPr>
       <w:r>
+        <w:rPr>
+          <w:sz w:val="24"/>
+        </w:rPr>
         <w:t>3.8 Verificación Final del Capítulo</w:t>
       </w:r>
     </w:p>
@@ -4801,7 +6390,7 @@
         <w:tc>
           <w:tcPr>
             <w:tcW w:type="dxa" w:w="8152"/>
-            <w:shd w:val="clear" w:color="auto" w:fill="F2F2F2"/>
+            <w:shd w:val="clear" w:color="auto" w:fill="EAEAEA"/>
             <w:tcBorders>
               <w:left w:val="thick" w:sz="24" w:color="1A5A6A"/>
             </w:tcBorders>
@@ -4839,6 +6428,7 @@
             <w:r>
               <w:rPr>
                 <w:rFonts w:ascii="Courier New" w:hAnsi="Courier New"/>
+                <w:i/>
                 <w:color w:val="555555"/>
                 <w:sz w:val="16"/>
               </w:rPr>
@@ -5044,136 +6634,141 @@
             <w:r>
               <w:rPr>
                 <w:rFonts w:ascii="Courier New" w:hAnsi="Courier New"/>
+                <w:color w:val="1A1A1A"/>
+                <w:sz w:val="16"/>
+              </w:rPr>
+              <w:t>GPU_FREQ=$(sudo jetson_clocks --show 2&gt;/dev/null | grep "GPU.*CurrentFreq" | awk -F= '{print $NF}')</w:t>
+            </w:r>
+          </w:p>
+          <w:p>
+            <w:pPr>
+              <w:spacing w:before="0" w:after="0"/>
+              <w:jc w:val="left"/>
+              <w:keepLines/>
+              <w:keepNext/>
+            </w:pPr>
+            <w:r>
+              <w:rPr>
+                <w:rFonts w:ascii="Courier New" w:hAnsi="Courier New"/>
+                <w:i/>
                 <w:color w:val="555555"/>
                 <w:sz w:val="16"/>
               </w:rPr>
-              <w:t>GPU_FREQ=$(sudo jetson_clocks --show 2&gt;/dev/null | grep "GPU.*CurrentFreq" | awk -F= '{print $NF}')</w:t>
-            </w:r>
-          </w:p>
-          <w:p>
-            <w:pPr>
-              <w:spacing w:before="0" w:after="0"/>
-              <w:jc w:val="left"/>
-              <w:keepLines/>
-              <w:keepNext/>
-            </w:pPr>
-            <w:r>
-              <w:rPr>
-                <w:rFonts w:ascii="Courier New" w:hAnsi="Courier New"/>
+              <w:t>[ -n "$GPU_FREQ" ] \</w:t>
+            </w:r>
+          </w:p>
+          <w:p>
+            <w:pPr>
+              <w:spacing w:before="0" w:after="0"/>
+              <w:jc w:val="left"/>
+              <w:keepLines/>
+              <w:keepNext/>
+            </w:pPr>
+            <w:r>
+              <w:rPr>
+                <w:rFonts w:ascii="Courier New" w:hAnsi="Courier New"/>
+                <w:i/>
                 <w:color w:val="555555"/>
                 <w:sz w:val="16"/>
               </w:rPr>
-              <w:t>[ -n "$GPU_FREQ" ] \</w:t>
-            </w:r>
-          </w:p>
-          <w:p>
-            <w:pPr>
-              <w:spacing w:before="0" w:after="0"/>
-              <w:jc w:val="left"/>
-              <w:keepLines/>
-              <w:keepNext/>
-            </w:pPr>
-            <w:r>
-              <w:rPr>
-                <w:rFonts w:ascii="Courier New" w:hAnsi="Courier New"/>
+              <w:t xml:space="preserve">  &amp;&amp; echo "GPU CurrentFreq: ${GPU_FREQ} Hz (máx: 1300000000 Hz)" \</w:t>
+            </w:r>
+          </w:p>
+          <w:p>
+            <w:pPr>
+              <w:spacing w:before="0" w:after="0"/>
+              <w:jc w:val="left"/>
+              <w:keepLines/>
+              <w:keepNext/>
+            </w:pPr>
+            <w:r>
+              <w:rPr>
+                <w:rFonts w:ascii="Courier New" w:hAnsi="Courier New"/>
+                <w:i/>
                 <w:color w:val="555555"/>
                 <w:sz w:val="16"/>
               </w:rPr>
-              <w:t xml:space="preserve">  &amp;&amp; echo "GPU CurrentFreq: ${GPU_FREQ} Hz (máx: 1300000000 Hz)" \</w:t>
-            </w:r>
-          </w:p>
-          <w:p>
-            <w:pPr>
-              <w:spacing w:before="0" w:after="0"/>
-              <w:jc w:val="left"/>
-              <w:keepLines/>
-              <w:keepNext/>
-            </w:pPr>
-            <w:r>
-              <w:rPr>
-                <w:rFonts w:ascii="Courier New" w:hAnsi="Courier New"/>
+              <w:t xml:space="preserve">  || echo "[WARN]  No se pudo leer frecuencia de GPU"</w:t>
+            </w:r>
+          </w:p>
+          <w:p>
+            <w:pPr>
+              <w:spacing w:before="0" w:after="0"/>
+              <w:jc w:val="left"/>
+              <w:keepLines/>
+              <w:keepNext/>
+            </w:pPr>
+            <w:r>
+              <w:rPr>
+                <w:rFonts w:ascii="Courier New" w:hAnsi="Courier New"/>
+                <w:color w:val="1A1A1A"/>
+                <w:sz w:val="16"/>
+              </w:rPr>
+            </w:r>
+          </w:p>
+          <w:p>
+            <w:pPr>
+              <w:spacing w:before="0" w:after="0"/>
+              <w:jc w:val="left"/>
+              <w:keepLines/>
+              <w:keepNext/>
+            </w:pPr>
+            <w:r>
+              <w:rPr>
+                <w:rFonts w:ascii="Courier New" w:hAnsi="Courier New"/>
+                <w:color w:val="1A1A1A"/>
+                <w:sz w:val="16"/>
+              </w:rPr>
+              <w:t>echo ""</w:t>
+            </w:r>
+          </w:p>
+          <w:p>
+            <w:pPr>
+              <w:spacing w:before="0" w:after="0"/>
+              <w:jc w:val="left"/>
+              <w:keepLines/>
+              <w:keepNext/>
+            </w:pPr>
+            <w:r>
+              <w:rPr>
+                <w:rFonts w:ascii="Courier New" w:hAnsi="Courier New"/>
+                <w:color w:val="1A1A1A"/>
+                <w:sz w:val="16"/>
+              </w:rPr>
+              <w:t>echo "── Aliases disponibles ──"</w:t>
+            </w:r>
+          </w:p>
+          <w:p>
+            <w:pPr>
+              <w:spacing w:before="0" w:after="0"/>
+              <w:jc w:val="left"/>
+              <w:keepLines/>
+              <w:keepNext/>
+            </w:pPr>
+            <w:r>
+              <w:rPr>
+                <w:rFonts w:ascii="Courier New" w:hAnsi="Courier New"/>
+                <w:i/>
                 <w:color w:val="555555"/>
                 <w:sz w:val="16"/>
               </w:rPr>
-              <w:t xml:space="preserve">  || echo "[WARN]  No se pudo leer frecuencia de GPU"</w:t>
-            </w:r>
-          </w:p>
-          <w:p>
-            <w:pPr>
-              <w:spacing w:before="0" w:after="0"/>
-              <w:jc w:val="left"/>
-              <w:keepLines/>
-              <w:keepNext/>
-            </w:pPr>
-            <w:r>
-              <w:rPr>
-                <w:rFonts w:ascii="Courier New" w:hAnsi="Courier New"/>
-                <w:color w:val="1A1A1A"/>
-                <w:sz w:val="16"/>
-              </w:rPr>
-            </w:r>
-          </w:p>
-          <w:p>
-            <w:pPr>
-              <w:spacing w:before="0" w:after="0"/>
-              <w:jc w:val="left"/>
-              <w:keepLines/>
-              <w:keepNext/>
-            </w:pPr>
-            <w:r>
-              <w:rPr>
-                <w:rFonts w:ascii="Courier New" w:hAnsi="Courier New"/>
-                <w:color w:val="1A1A1A"/>
-                <w:sz w:val="16"/>
-              </w:rPr>
-              <w:t>echo ""</w:t>
-            </w:r>
-          </w:p>
-          <w:p>
-            <w:pPr>
-              <w:spacing w:before="0" w:after="0"/>
-              <w:jc w:val="left"/>
-              <w:keepLines/>
-              <w:keepNext/>
-            </w:pPr>
-            <w:r>
-              <w:rPr>
-                <w:rFonts w:ascii="Courier New" w:hAnsi="Courier New"/>
-                <w:color w:val="1A1A1A"/>
-                <w:sz w:val="16"/>
-              </w:rPr>
-              <w:t>echo "── Aliases disponibles ──"</w:t>
-            </w:r>
-          </w:p>
-          <w:p>
-            <w:pPr>
-              <w:spacing w:before="0" w:after="0"/>
-              <w:jc w:val="left"/>
-              <w:keepLines/>
-              <w:keepNext/>
-            </w:pPr>
-            <w:r>
-              <w:rPr>
-                <w:rFonts w:ascii="Courier New" w:hAnsi="Courier New"/>
+              <w:t>alias pwr-maxn  2&gt;/dev/null &amp;&amp; echo "[OK] pwr-maxn" || echo "[ERROR] pwr-maxn no configurado"</w:t>
+            </w:r>
+          </w:p>
+          <w:p>
+            <w:pPr>
+              <w:spacing w:before="0" w:after="0"/>
+              <w:jc w:val="left"/>
+              <w:keepLines/>
+              <w:keepNext/>
+            </w:pPr>
+            <w:r>
+              <w:rPr>
+                <w:rFonts w:ascii="Courier New" w:hAnsi="Courier New"/>
+                <w:i/>
                 <w:color w:val="555555"/>
                 <w:sz w:val="16"/>
               </w:rPr>
-              <w:t>alias pwr-maxn  2&gt;/dev/null &amp;&amp; echo "[OK] pwr-maxn" || echo "[ERROR] pwr-maxn no configurado"</w:t>
-            </w:r>
-          </w:p>
-          <w:p>
-            <w:pPr>
-              <w:spacing w:before="0" w:after="0"/>
-              <w:jc w:val="left"/>
-              <w:keepLines/>
-              <w:keepNext/>
-            </w:pPr>
-            <w:r>
-              <w:rPr>
-                <w:rFonts w:ascii="Courier New" w:hAnsi="Courier New"/>
-                <w:color w:val="555555"/>
-                <w:sz w:val="16"/>
-              </w:rPr>
               <w:t>alias pwr-30w   2&gt;/dev/null &amp;&amp; echo "[OK] pwr-30w"  || echo "[ERROR] pwr-30w no configurado"</w:t>
             </w:r>
           </w:p>
@@ -5187,6 +6782,7 @@
             <w:r>
               <w:rPr>
                 <w:rFonts w:ascii="Courier New" w:hAnsi="Courier New"/>
+                <w:i/>
                 <w:color w:val="555555"/>
                 <w:sz w:val="16"/>
               </w:rPr>
@@ -5214,7 +6810,7 @@
         <w:tc>
           <w:tcPr>
             <w:tcW w:type="dxa" w:w="8152"/>
-            <w:shd w:val="clear" w:color="auto" w:fill="F2F2F2"/>
+            <w:shd w:val="clear" w:color="auto" w:fill="EAEAEA"/>
             <w:tcBorders>
               <w:left w:val="thick" w:sz="24" w:color="1A5A6A"/>
             </w:tcBorders>
@@ -5252,6 +6848,7 @@
             <w:r>
               <w:rPr>
                 <w:rFonts w:ascii="Courier New" w:hAnsi="Courier New"/>
+                <w:i/>
                 <w:color w:val="555555"/>
                 <w:sz w:val="16"/>
               </w:rPr>
@@ -5268,6 +6865,7 @@
             <w:r>
               <w:rPr>
                 <w:rFonts w:ascii="Courier New" w:hAnsi="Courier New"/>
+                <w:i/>
                 <w:color w:val="555555"/>
                 <w:sz w:val="16"/>
               </w:rPr>
@@ -5284,6 +6882,7 @@
             <w:r>
               <w:rPr>
                 <w:rFonts w:ascii="Courier New" w:hAnsi="Courier New"/>
+                <w:i/>
                 <w:color w:val="555555"/>
                 <w:sz w:val="16"/>
               </w:rPr>
@@ -5315,6 +6914,7 @@
             <w:r>
               <w:rPr>
                 <w:rFonts w:ascii="Courier New" w:hAnsi="Courier New"/>
+                <w:i/>
                 <w:color w:val="555555"/>
                 <w:sz w:val="16"/>
               </w:rPr>
@@ -5331,6 +6931,7 @@
             <w:r>
               <w:rPr>
                 <w:rFonts w:ascii="Courier New" w:hAnsi="Courier New"/>
+                <w:i/>
                 <w:color w:val="555555"/>
                 <w:sz w:val="16"/>
               </w:rPr>
@@ -5362,6 +6963,7 @@
             <w:r>
               <w:rPr>
                 <w:rFonts w:ascii="Courier New" w:hAnsi="Courier New"/>
+                <w:i/>
                 <w:color w:val="555555"/>
                 <w:sz w:val="16"/>
               </w:rPr>
@@ -5378,6 +6980,7 @@
             <w:r>
               <w:rPr>
                 <w:rFonts w:ascii="Courier New" w:hAnsi="Courier New"/>
+                <w:i/>
                 <w:color w:val="555555"/>
                 <w:sz w:val="16"/>
               </w:rPr>
@@ -5394,6 +6997,7 @@
             <w:r>
               <w:rPr>
                 <w:rFonts w:ascii="Courier New" w:hAnsi="Courier New"/>
+                <w:i/>
                 <w:color w:val="555555"/>
                 <w:sz w:val="16"/>
               </w:rPr>
@@ -5410,6 +7014,7 @@
             <w:r>
               <w:rPr>
                 <w:rFonts w:ascii="Courier New" w:hAnsi="Courier New"/>
+                <w:i/>
                 <w:color w:val="555555"/>
                 <w:sz w:val="16"/>
               </w:rPr>

--- a/book/docx-por-capitulo/capitulo-05-rendimiento.docx
+++ b/book/docx-por-capitulo/capitulo-05-rendimiento.docx
@@ -26,7 +26,7 @@
       <w:pPr>
         <w:pStyle w:val="Endure-Subhead"/>
         <w:keepNext/>
-        <w:spacing w:before="240" w:after="60"/>
+        <w:spacing w:before="240" w:after="60" w:line="240" w:lineRule="auto"/>
         <w:outlineLvl w:val="1"/>
       </w:pPr>
       <w:r>
@@ -39,7 +39,7 @@
     <w:p>
       <w:pPr>
         <w:pStyle w:val="Endure-FirstParagraphBodyText"/>
-        <w:spacing w:before="100" w:after="100"/>
+        <w:spacing w:before="100" w:after="100" w:line="240" w:lineRule="auto"/>
       </w:pPr>
       <w:r>
         <w:rPr>
@@ -51,7 +51,7 @@
     <w:p>
       <w:pPr>
         <w:pStyle w:val="Endure-ChapterBodyText"/>
-        <w:spacing w:before="100" w:after="100"/>
+        <w:spacing w:before="100" w:after="100" w:line="240" w:lineRule="auto"/>
       </w:pPr>
       <w:r>
         <w:rPr>
@@ -63,7 +63,7 @@
     <w:p>
       <w:pPr>
         <w:pStyle w:val="Endure-ChapterBodyText"/>
-        <w:spacing w:before="100" w:after="100"/>
+        <w:spacing w:before="100" w:after="100" w:line="240" w:lineRule="auto"/>
       </w:pPr>
       <w:r>
         <w:rPr>
@@ -82,7 +82,7 @@
     <w:p>
       <w:pPr>
         <w:pStyle w:val="Endure-ChapterBodyText"/>
-        <w:spacing w:before="100" w:after="100"/>
+        <w:spacing w:before="100" w:after="100" w:line="240" w:lineRule="auto"/>
       </w:pPr>
       <w:r>
         <w:rPr>
@@ -101,7 +101,7 @@
     <w:p>
       <w:pPr>
         <w:pStyle w:val="Endure-ChapterBodyText"/>
-        <w:spacing w:before="100" w:after="100"/>
+        <w:spacing w:before="100" w:after="100" w:line="240" w:lineRule="auto"/>
       </w:pPr>
       <w:r>
         <w:rPr>
@@ -114,7 +114,7 @@
     <w:p>
       <w:pPr>
         <w:pStyle w:val="Endure-ChapterBodyText"/>
-        <w:spacing w:before="40" w:after="40"/>
+        <w:spacing w:before="40" w:after="40" w:line="240" w:lineRule="auto"/>
         <w:ind w:left="360" w:hanging="216"/>
       </w:pPr>
       <w:r>
@@ -133,7 +133,7 @@
     <w:p>
       <w:pPr>
         <w:pStyle w:val="Endure-ChapterBodyText"/>
-        <w:spacing w:before="40" w:after="40"/>
+        <w:spacing w:before="40" w:after="40" w:line="240" w:lineRule="auto"/>
         <w:ind w:left="360" w:hanging="216"/>
       </w:pPr>
       <w:r>
@@ -191,7 +191,7 @@
     <w:p>
       <w:pPr>
         <w:pStyle w:val="Endure-ChapterBodyText"/>
-        <w:spacing w:before="40" w:after="40"/>
+        <w:spacing w:before="40" w:after="40" w:line="240" w:lineRule="auto"/>
         <w:ind w:left="360" w:hanging="216"/>
       </w:pPr>
       <w:r>
@@ -217,7 +217,7 @@
     <w:p>
       <w:pPr>
         <w:pStyle w:val="Endure-ChapterBodyText"/>
-        <w:spacing w:before="40" w:after="40"/>
+        <w:spacing w:before="40" w:after="40" w:line="240" w:lineRule="auto"/>
         <w:ind w:left="360" w:hanging="216"/>
       </w:pPr>
       <w:r>
@@ -242,14 +242,14 @@
       <w:pPr>
         <w:pStyle w:val="Endure-Subhead"/>
         <w:keepNext/>
-        <w:spacing w:before="240" w:after="60"/>
+        <w:spacing w:before="240" w:after="60" w:line="240" w:lineRule="auto"/>
         <w:outlineLvl w:val="1"/>
       </w:pPr>
       <w:r>
         <w:rPr>
           <w:sz w:val="24"/>
         </w:rPr>
-        <w:t>3.1 Dos Mecanismos de Control Independientes</w:t>
+        <w:t>5.1 Dos Mecanismos de Control Independientes</w:t>
       </w:r>
     </w:p>
     <w:p>
@@ -272,7 +272,7 @@
                     <pic:cNvPicPr/>
                   </pic:nvPicPr>
                   <pic:blipFill>
-                    <a:blip r:embed="rId46"/>
+                    <a:blip r:embed="rId51"/>
                     <a:stretch>
                       <a:fillRect/>
                     </a:stretch>
@@ -294,7 +294,7 @@
     <w:p>
       <w:pPr>
         <w:pStyle w:val="Endure-CopyrightPage"/>
-        <w:spacing w:before="40" w:after="160"/>
+        <w:spacing w:before="40" w:after="160" w:line="240" w:lineRule="auto"/>
         <w:jc w:val="center"/>
       </w:pPr>
       <w:r>
@@ -308,7 +308,7 @@
     <w:p>
       <w:pPr>
         <w:pStyle w:val="Endure-ChapterBodyText"/>
-        <w:spacing w:before="100" w:after="100"/>
+        <w:spacing w:before="100" w:after="100" w:line="240" w:lineRule="auto"/>
       </w:pPr>
       <w:r>
         <w:rPr>
@@ -468,7 +468,7 @@
     <w:p>
       <w:pPr>
         <w:pStyle w:val="Endure-ChapterBodyText"/>
-        <w:spacing w:before="100" w:after="100"/>
+        <w:spacing w:before="100" w:after="100" w:line="240" w:lineRule="auto"/>
       </w:pPr>
       <w:r>
         <w:rPr>
@@ -507,34 +507,34 @@
       <w:pPr>
         <w:pStyle w:val="Endure-Subhead"/>
         <w:keepNext/>
-        <w:spacing w:before="240" w:after="60"/>
+        <w:spacing w:before="240" w:after="60" w:line="240" w:lineRule="auto"/>
         <w:outlineLvl w:val="1"/>
       </w:pPr>
       <w:r>
         <w:rPr>
           <w:sz w:val="24"/>
         </w:rPr>
-        <w:t>3.2 Modos de Energía — nvpmodel</w:t>
+        <w:t>5.2 Modos de Energía — nvpmodel</w:t>
       </w:r>
     </w:p>
     <w:p>
       <w:pPr>
         <w:pStyle w:val="Endure-Subhead"/>
         <w:keepNext/>
-        <w:spacing w:before="160" w:after="60"/>
+        <w:spacing w:before="160" w:after="60" w:line="240" w:lineRule="auto"/>
         <w:outlineLvl w:val="2"/>
       </w:pPr>
       <w:r>
         <w:rPr>
           <w:sz w:val="22"/>
         </w:rPr>
-        <w:t>3.2.1 Tabla de modos disponibles</w:t>
+        <w:t>5.2.1 Tabla de modos disponibles</w:t>
       </w:r>
     </w:p>
     <w:p>
       <w:pPr>
         <w:pStyle w:val="Endure-FirstParagraphBodyText"/>
-        <w:spacing w:before="100" w:after="100"/>
+        <w:spacing w:before="100" w:after="100" w:line="240" w:lineRule="auto"/>
       </w:pPr>
       <w:r>
         <w:rPr>
@@ -582,7 +582,7 @@
           </w:tcPr>
           <w:p>
             <w:pPr>
-              <w:spacing w:before="0" w:after="0"/>
+              <w:spacing w:before="0" w:after="0" w:line="240" w:lineRule="auto"/>
               <w:jc w:val="center"/>
             </w:pPr>
             <w:r>
@@ -615,7 +615,7 @@
           </w:tcPr>
           <w:p>
             <w:pPr>
-              <w:spacing w:before="0" w:after="0"/>
+              <w:spacing w:before="0" w:after="0" w:line="240" w:lineRule="auto"/>
               <w:jc w:val="center"/>
             </w:pPr>
             <w:r>
@@ -648,7 +648,7 @@
           </w:tcPr>
           <w:p>
             <w:pPr>
-              <w:spacing w:before="0" w:after="0"/>
+              <w:spacing w:before="0" w:after="0" w:line="240" w:lineRule="auto"/>
               <w:jc w:val="center"/>
             </w:pPr>
             <w:r>
@@ -681,7 +681,7 @@
           </w:tcPr>
           <w:p>
             <w:pPr>
-              <w:spacing w:before="0" w:after="0"/>
+              <w:spacing w:before="0" w:after="0" w:line="240" w:lineRule="auto"/>
               <w:jc w:val="center"/>
             </w:pPr>
             <w:r>
@@ -714,7 +714,7 @@
           </w:tcPr>
           <w:p>
             <w:pPr>
-              <w:spacing w:before="0" w:after="0"/>
+              <w:spacing w:before="0" w:after="0" w:line="240" w:lineRule="auto"/>
               <w:jc w:val="center"/>
             </w:pPr>
             <w:r>
@@ -747,7 +747,7 @@
           </w:tcPr>
           <w:p>
             <w:pPr>
-              <w:spacing w:before="0" w:after="0"/>
+              <w:spacing w:before="0" w:after="0" w:line="240" w:lineRule="auto"/>
               <w:jc w:val="center"/>
             </w:pPr>
             <w:r>
@@ -785,7 +785,7 @@
           </w:tcPr>
           <w:p>
             <w:pPr>
-              <w:spacing w:before="0" w:after="0"/>
+              <w:spacing w:before="0" w:after="0" w:line="240" w:lineRule="auto"/>
               <w:jc w:val="center"/>
             </w:pPr>
             <w:r>
@@ -816,7 +816,7 @@
           </w:tcPr>
           <w:p>
             <w:pPr>
-              <w:spacing w:before="0" w:after="0"/>
+              <w:spacing w:before="0" w:after="0" w:line="240" w:lineRule="auto"/>
               <w:jc w:val="center"/>
             </w:pPr>
             <w:r>
@@ -847,7 +847,7 @@
           </w:tcPr>
           <w:p>
             <w:pPr>
-              <w:spacing w:before="0" w:after="0"/>
+              <w:spacing w:before="0" w:after="0" w:line="240" w:lineRule="auto"/>
               <w:jc w:val="center"/>
             </w:pPr>
             <w:r>
@@ -878,7 +878,7 @@
           </w:tcPr>
           <w:p>
             <w:pPr>
-              <w:spacing w:before="0" w:after="0"/>
+              <w:spacing w:before="0" w:after="0" w:line="240" w:lineRule="auto"/>
               <w:jc w:val="center"/>
             </w:pPr>
             <w:r>
@@ -909,7 +909,7 @@
           </w:tcPr>
           <w:p>
             <w:pPr>
-              <w:spacing w:before="0" w:after="0"/>
+              <w:spacing w:before="0" w:after="0" w:line="240" w:lineRule="auto"/>
               <w:jc w:val="center"/>
             </w:pPr>
             <w:r>
@@ -940,7 +940,7 @@
           </w:tcPr>
           <w:p>
             <w:pPr>
-              <w:spacing w:before="0" w:after="0"/>
+              <w:spacing w:before="0" w:after="0" w:line="240" w:lineRule="auto"/>
               <w:jc w:val="center"/>
             </w:pPr>
             <w:r>
@@ -976,7 +976,7 @@
           </w:tcPr>
           <w:p>
             <w:pPr>
-              <w:spacing w:before="0" w:after="0"/>
+              <w:spacing w:before="0" w:after="0" w:line="240" w:lineRule="auto"/>
               <w:jc w:val="center"/>
             </w:pPr>
             <w:r>
@@ -1007,7 +1007,7 @@
           </w:tcPr>
           <w:p>
             <w:pPr>
-              <w:spacing w:before="0" w:after="0"/>
+              <w:spacing w:before="0" w:after="0" w:line="240" w:lineRule="auto"/>
               <w:jc w:val="center"/>
             </w:pPr>
             <w:r>
@@ -1038,7 +1038,7 @@
           </w:tcPr>
           <w:p>
             <w:pPr>
-              <w:spacing w:before="0" w:after="0"/>
+              <w:spacing w:before="0" w:after="0" w:line="240" w:lineRule="auto"/>
               <w:jc w:val="center"/>
             </w:pPr>
             <w:r>
@@ -1069,7 +1069,7 @@
           </w:tcPr>
           <w:p>
             <w:pPr>
-              <w:spacing w:before="0" w:after="0"/>
+              <w:spacing w:before="0" w:after="0" w:line="240" w:lineRule="auto"/>
               <w:jc w:val="center"/>
             </w:pPr>
             <w:r>
@@ -1100,7 +1100,7 @@
           </w:tcPr>
           <w:p>
             <w:pPr>
-              <w:spacing w:before="0" w:after="0"/>
+              <w:spacing w:before="0" w:after="0" w:line="240" w:lineRule="auto"/>
               <w:jc w:val="center"/>
             </w:pPr>
             <w:r>
@@ -1131,7 +1131,7 @@
           </w:tcPr>
           <w:p>
             <w:pPr>
-              <w:spacing w:before="0" w:after="0"/>
+              <w:spacing w:before="0" w:after="0" w:line="240" w:lineRule="auto"/>
               <w:jc w:val="center"/>
             </w:pPr>
             <w:r>
@@ -1167,7 +1167,7 @@
           </w:tcPr>
           <w:p>
             <w:pPr>
-              <w:spacing w:before="0" w:after="0"/>
+              <w:spacing w:before="0" w:after="0" w:line="240" w:lineRule="auto"/>
               <w:jc w:val="center"/>
             </w:pPr>
             <w:r>
@@ -1198,7 +1198,7 @@
           </w:tcPr>
           <w:p>
             <w:pPr>
-              <w:spacing w:before="0" w:after="0"/>
+              <w:spacing w:before="0" w:after="0" w:line="240" w:lineRule="auto"/>
               <w:jc w:val="center"/>
             </w:pPr>
             <w:r>
@@ -1229,7 +1229,7 @@
           </w:tcPr>
           <w:p>
             <w:pPr>
-              <w:spacing w:before="0" w:after="0"/>
+              <w:spacing w:before="0" w:after="0" w:line="240" w:lineRule="auto"/>
               <w:jc w:val="center"/>
             </w:pPr>
             <w:r>
@@ -1260,7 +1260,7 @@
           </w:tcPr>
           <w:p>
             <w:pPr>
-              <w:spacing w:before="0" w:after="0"/>
+              <w:spacing w:before="0" w:after="0" w:line="240" w:lineRule="auto"/>
               <w:jc w:val="center"/>
             </w:pPr>
             <w:r>
@@ -1291,7 +1291,7 @@
           </w:tcPr>
           <w:p>
             <w:pPr>
-              <w:spacing w:before="0" w:after="0"/>
+              <w:spacing w:before="0" w:after="0" w:line="240" w:lineRule="auto"/>
               <w:jc w:val="center"/>
             </w:pPr>
             <w:r>
@@ -1322,7 +1322,7 @@
           </w:tcPr>
           <w:p>
             <w:pPr>
-              <w:spacing w:before="0" w:after="0"/>
+              <w:spacing w:before="0" w:after="0" w:line="240" w:lineRule="auto"/>
               <w:jc w:val="center"/>
             </w:pPr>
             <w:r>
@@ -1358,7 +1358,7 @@
           </w:tcPr>
           <w:p>
             <w:pPr>
-              <w:spacing w:before="0" w:after="0"/>
+              <w:spacing w:before="0" w:after="0" w:line="240" w:lineRule="auto"/>
               <w:jc w:val="center"/>
             </w:pPr>
             <w:r>
@@ -1389,7 +1389,7 @@
           </w:tcPr>
           <w:p>
             <w:pPr>
-              <w:spacing w:before="0" w:after="0"/>
+              <w:spacing w:before="0" w:after="0" w:line="240" w:lineRule="auto"/>
               <w:jc w:val="center"/>
             </w:pPr>
             <w:r>
@@ -1420,7 +1420,7 @@
           </w:tcPr>
           <w:p>
             <w:pPr>
-              <w:spacing w:before="0" w:after="0"/>
+              <w:spacing w:before="0" w:after="0" w:line="240" w:lineRule="auto"/>
               <w:jc w:val="center"/>
             </w:pPr>
             <w:r>
@@ -1451,7 +1451,7 @@
           </w:tcPr>
           <w:p>
             <w:pPr>
-              <w:spacing w:before="0" w:after="0"/>
+              <w:spacing w:before="0" w:after="0" w:line="240" w:lineRule="auto"/>
               <w:jc w:val="center"/>
             </w:pPr>
             <w:r>
@@ -1482,7 +1482,7 @@
           </w:tcPr>
           <w:p>
             <w:pPr>
-              <w:spacing w:before="0" w:after="0"/>
+              <w:spacing w:before="0" w:after="0" w:line="240" w:lineRule="auto"/>
               <w:jc w:val="center"/>
             </w:pPr>
             <w:r>
@@ -1513,7 +1513,7 @@
           </w:tcPr>
           <w:p>
             <w:pPr>
-              <w:spacing w:before="0" w:after="0"/>
+              <w:spacing w:before="0" w:after="0" w:line="240" w:lineRule="auto"/>
               <w:jc w:val="center"/>
             </w:pPr>
             <w:r>
@@ -1587,14 +1587,14 @@
       <w:pPr>
         <w:pStyle w:val="Endure-Subhead"/>
         <w:keepNext/>
-        <w:spacing w:before="160" w:after="60"/>
+        <w:spacing w:before="160" w:after="60" w:line="240" w:lineRule="auto"/>
         <w:outlineLvl w:val="2"/>
       </w:pPr>
       <w:r>
         <w:rPr>
           <w:sz w:val="22"/>
         </w:rPr>
-        <w:t>3.2.2 Verificar el modo actual</w:t>
+        <w:t>5.2.2 Verificar el modo actual</w:t>
       </w:r>
     </w:p>
     <w:tbl>
@@ -1765,7 +1765,7 @@
     <w:p>
       <w:pPr>
         <w:pStyle w:val="Endure-ChapterBodyText"/>
-        <w:spacing w:before="100" w:after="100"/>
+        <w:spacing w:before="100" w:after="100" w:line="240" w:lineRule="auto"/>
       </w:pPr>
       <w:r>
         <w:rPr>
@@ -1856,14 +1856,14 @@
       <w:pPr>
         <w:pStyle w:val="Endure-Subhead"/>
         <w:keepNext/>
-        <w:spacing w:before="160" w:after="60"/>
+        <w:spacing w:before="160" w:after="60" w:line="240" w:lineRule="auto"/>
         <w:outlineLvl w:val="2"/>
       </w:pPr>
       <w:r>
         <w:rPr>
           <w:sz w:val="22"/>
         </w:rPr>
-        <w:t>3.2.3 Cambiar de modo</w:t>
+        <w:t>5.2.3 Cambiar de modo</w:t>
       </w:r>
     </w:p>
     <w:tbl>
@@ -2254,34 +2254,34 @@
       <w:pPr>
         <w:pStyle w:val="Endure-Subhead"/>
         <w:keepNext/>
-        <w:spacing w:before="240" w:after="60"/>
+        <w:spacing w:before="240" w:after="60" w:line="240" w:lineRule="auto"/>
         <w:outlineLvl w:val="1"/>
       </w:pPr>
       <w:r>
         <w:rPr>
           <w:sz w:val="24"/>
         </w:rPr>
-        <w:t>3.3 Bloqueo de Frecuencias — jetson_clocks</w:t>
+        <w:t>5.3 Bloqueo de Frecuencias — jetson_clocks</w:t>
       </w:r>
     </w:p>
     <w:p>
       <w:pPr>
         <w:pStyle w:val="Endure-Subhead"/>
         <w:keepNext/>
-        <w:spacing w:before="160" w:after="60"/>
+        <w:spacing w:before="160" w:after="60" w:line="240" w:lineRule="auto"/>
         <w:outlineLvl w:val="2"/>
       </w:pPr>
       <w:r>
         <w:rPr>
           <w:sz w:val="22"/>
         </w:rPr>
-        <w:t>3.3.1 Qué hace jetson_clocks</w:t>
+        <w:t>5.3.1 Qué hace jetson_clocks</w:t>
       </w:r>
     </w:p>
     <w:p>
       <w:pPr>
         <w:pStyle w:val="Endure-FirstParagraphBodyText"/>
-        <w:spacing w:before="100" w:after="100"/>
+        <w:spacing w:before="100" w:after="100" w:line="240" w:lineRule="auto"/>
       </w:pPr>
       <w:r>
         <w:rPr>
@@ -2575,7 +2575,7 @@
     <w:p>
       <w:pPr>
         <w:pStyle w:val="Endure-ChapterBodyText"/>
-        <w:spacing w:before="100" w:after="100"/>
+        <w:spacing w:before="100" w:after="100" w:line="240" w:lineRule="auto"/>
       </w:pPr>
       <w:r>
         <w:rPr>
@@ -2614,14 +2614,14 @@
       <w:pPr>
         <w:pStyle w:val="Endure-Subhead"/>
         <w:keepNext/>
-        <w:spacing w:before="160" w:after="60"/>
+        <w:spacing w:before="160" w:after="60" w:line="240" w:lineRule="auto"/>
         <w:outlineLvl w:val="2"/>
       </w:pPr>
       <w:r>
         <w:rPr>
           <w:sz w:val="22"/>
         </w:rPr>
-        <w:t>3.3.2 Impacto real en inferencia</w:t>
+        <w:t>5.3.2 Impacto real en inferencia</w:t>
       </w:r>
     </w:p>
     <w:tbl>
@@ -2660,7 +2660,7 @@
           </w:tcPr>
           <w:p>
             <w:pPr>
-              <w:spacing w:before="0" w:after="0"/>
+              <w:spacing w:before="0" w:after="0" w:line="240" w:lineRule="auto"/>
               <w:jc w:val="center"/>
             </w:pPr>
             <w:r>
@@ -2693,7 +2693,7 @@
           </w:tcPr>
           <w:p>
             <w:pPr>
-              <w:spacing w:before="0" w:after="0"/>
+              <w:spacing w:before="0" w:after="0" w:line="240" w:lineRule="auto"/>
               <w:jc w:val="center"/>
             </w:pPr>
             <w:r>
@@ -2726,7 +2726,7 @@
           </w:tcPr>
           <w:p>
             <w:pPr>
-              <w:spacing w:before="0" w:after="0"/>
+              <w:spacing w:before="0" w:after="0" w:line="240" w:lineRule="auto"/>
               <w:jc w:val="center"/>
             </w:pPr>
             <w:r>
@@ -2764,7 +2764,7 @@
           </w:tcPr>
           <w:p>
             <w:pPr>
-              <w:spacing w:before="0" w:after="0"/>
+              <w:spacing w:before="0" w:after="0" w:line="240" w:lineRule="auto"/>
               <w:jc w:val="both"/>
             </w:pPr>
             <w:r>
@@ -2795,7 +2795,7 @@
           </w:tcPr>
           <w:p>
             <w:pPr>
-              <w:spacing w:before="0" w:after="0"/>
+              <w:spacing w:before="0" w:after="0" w:line="240" w:lineRule="auto"/>
               <w:jc w:val="center"/>
             </w:pPr>
             <w:r>
@@ -2826,7 +2826,7 @@
           </w:tcPr>
           <w:p>
             <w:pPr>
-              <w:spacing w:before="0" w:after="0"/>
+              <w:spacing w:before="0" w:after="0" w:line="240" w:lineRule="auto"/>
               <w:jc w:val="center"/>
             </w:pPr>
             <w:r>
@@ -2862,7 +2862,7 @@
           </w:tcPr>
           <w:p>
             <w:pPr>
-              <w:spacing w:before="0" w:after="0"/>
+              <w:spacing w:before="0" w:after="0" w:line="240" w:lineRule="auto"/>
               <w:jc w:val="both"/>
             </w:pPr>
             <w:r>
@@ -2893,7 +2893,7 @@
           </w:tcPr>
           <w:p>
             <w:pPr>
-              <w:spacing w:before="0" w:after="0"/>
+              <w:spacing w:before="0" w:after="0" w:line="240" w:lineRule="auto"/>
               <w:jc w:val="center"/>
             </w:pPr>
             <w:r>
@@ -2924,7 +2924,7 @@
           </w:tcPr>
           <w:p>
             <w:pPr>
-              <w:spacing w:before="0" w:after="0"/>
+              <w:spacing w:before="0" w:after="0" w:line="240" w:lineRule="auto"/>
               <w:jc w:val="center"/>
             </w:pPr>
             <w:r>
@@ -2960,7 +2960,7 @@
           </w:tcPr>
           <w:p>
             <w:pPr>
-              <w:spacing w:before="0" w:after="0"/>
+              <w:spacing w:before="0" w:after="0" w:line="240" w:lineRule="auto"/>
               <w:jc w:val="both"/>
             </w:pPr>
             <w:r>
@@ -2991,7 +2991,7 @@
           </w:tcPr>
           <w:p>
             <w:pPr>
-              <w:spacing w:before="0" w:after="0"/>
+              <w:spacing w:before="0" w:after="0" w:line="240" w:lineRule="auto"/>
               <w:jc w:val="center"/>
             </w:pPr>
             <w:r>
@@ -3022,7 +3022,7 @@
           </w:tcPr>
           <w:p>
             <w:pPr>
-              <w:spacing w:before="0" w:after="0"/>
+              <w:spacing w:before="0" w:after="0" w:line="240" w:lineRule="auto"/>
               <w:jc w:val="center"/>
             </w:pPr>
             <w:r>
@@ -3043,7 +3043,7 @@
     <w:p>
       <w:pPr>
         <w:pStyle w:val="Endure-ChapterBodyText"/>
-        <w:spacing w:before="100" w:after="100"/>
+        <w:spacing w:before="100" w:after="100" w:line="240" w:lineRule="auto"/>
       </w:pPr>
       <w:r>
         <w:rPr>
@@ -3082,20 +3082,20 @@
       <w:pPr>
         <w:pStyle w:val="Endure-Subhead"/>
         <w:keepNext/>
-        <w:spacing w:before="240" w:after="60"/>
+        <w:spacing w:before="240" w:after="60" w:line="240" w:lineRule="auto"/>
         <w:outlineLvl w:val="1"/>
       </w:pPr>
       <w:r>
         <w:rPr>
           <w:sz w:val="24"/>
         </w:rPr>
-        <w:t>3.4 Aliases de Energía — Control Rápido desde la Terminal</w:t>
+        <w:t>5.4 Aliases de Energía — Control Rápido desde la Terminal</w:t>
       </w:r>
     </w:p>
     <w:p>
       <w:pPr>
         <w:pStyle w:val="Endure-FirstParagraphBodyText"/>
-        <w:spacing w:before="100" w:after="100"/>
+        <w:spacing w:before="100" w:after="100" w:line="240" w:lineRule="auto"/>
       </w:pPr>
       <w:r>
         <w:rPr>
@@ -3333,7 +3333,7 @@
     <w:p>
       <w:pPr>
         <w:pStyle w:val="Endure-ChapterBodyText"/>
-        <w:spacing w:before="100" w:after="100"/>
+        <w:spacing w:before="100" w:after="100" w:line="240" w:lineRule="auto"/>
       </w:pPr>
       <w:r>
         <w:rPr>
@@ -3560,20 +3560,20 @@
       <w:pPr>
         <w:pStyle w:val="Endure-Subhead"/>
         <w:keepNext/>
-        <w:spacing w:before="240" w:after="60"/>
+        <w:spacing w:before="240" w:after="60" w:line="240" w:lineRule="auto"/>
         <w:outlineLvl w:val="1"/>
       </w:pPr>
       <w:r>
         <w:rPr>
           <w:sz w:val="24"/>
         </w:rPr>
-        <w:t>3.5 Hacer jetson_clocks Permanente (Opcional)</w:t>
+        <w:t>5.5 Hacer jetson_clocks Permanente (Opcional)</w:t>
       </w:r>
     </w:p>
     <w:p>
       <w:pPr>
         <w:pStyle w:val="Endure-FirstParagraphBodyText"/>
-        <w:spacing w:before="100" w:after="100"/>
+        <w:spacing w:before="100" w:after="100" w:line="240" w:lineRule="auto"/>
       </w:pPr>
       <w:r>
         <w:rPr>
@@ -4148,20 +4148,20 @@
       <w:pPr>
         <w:pStyle w:val="Endure-Subhead"/>
         <w:keepNext/>
-        <w:spacing w:before="240" w:after="60"/>
+        <w:spacing w:before="240" w:after="60" w:line="240" w:lineRule="auto"/>
         <w:outlineLvl w:val="1"/>
       </w:pPr>
       <w:r>
         <w:rPr>
           <w:sz w:val="24"/>
         </w:rPr>
-        <w:t>3.6 Monitoreo de Temperatura y Consumo</w:t>
+        <w:t>5.6 Monitoreo de Temperatura y Consumo</w:t>
       </w:r>
     </w:p>
     <w:p>
       <w:pPr>
         <w:pStyle w:val="Endure-FirstParagraphBodyText"/>
-        <w:spacing w:before="100" w:after="100"/>
+        <w:spacing w:before="100" w:after="100" w:line="240" w:lineRule="auto"/>
       </w:pPr>
       <w:r>
         <w:rPr>
@@ -4174,14 +4174,14 @@
       <w:pPr>
         <w:pStyle w:val="Endure-Subhead"/>
         <w:keepNext/>
-        <w:spacing w:before="160" w:after="60"/>
+        <w:spacing w:before="160" w:after="60" w:line="240" w:lineRule="auto"/>
         <w:outlineLvl w:val="2"/>
       </w:pPr>
       <w:r>
         <w:rPr>
           <w:sz w:val="22"/>
         </w:rPr>
-        <w:t>3.6.1 jtop — monitor integrado</w:t>
+        <w:t>5.6.1 jtop — monitor integrado</w:t>
       </w:r>
     </w:p>
     <w:tbl>
@@ -4252,7 +4252,7 @@
     <w:p>
       <w:pPr>
         <w:pStyle w:val="Endure-ChapterBodyText"/>
-        <w:spacing w:before="100" w:after="100"/>
+        <w:spacing w:before="100" w:after="100" w:line="240" w:lineRule="auto"/>
       </w:pPr>
       <w:r>
         <w:rPr>
@@ -4264,7 +4264,7 @@
     <w:p>
       <w:pPr>
         <w:pStyle w:val="Endure-ChapterBodyText"/>
-        <w:spacing w:before="40" w:after="40"/>
+        <w:spacing w:before="40" w:after="40" w:line="240" w:lineRule="auto"/>
         <w:ind w:left="360" w:hanging="216"/>
       </w:pPr>
       <w:r>
@@ -4290,7 +4290,7 @@
     <w:p>
       <w:pPr>
         <w:pStyle w:val="Endure-ChapterBodyText"/>
-        <w:spacing w:before="40" w:after="40"/>
+        <w:spacing w:before="40" w:after="40" w:line="240" w:lineRule="auto"/>
         <w:ind w:left="360" w:hanging="216"/>
       </w:pPr>
       <w:r>
@@ -4316,7 +4316,7 @@
     <w:p>
       <w:pPr>
         <w:pStyle w:val="Endure-ChapterBodyText"/>
-        <w:spacing w:before="40" w:after="40"/>
+        <w:spacing w:before="40" w:after="40" w:line="240" w:lineRule="auto"/>
         <w:ind w:left="360" w:hanging="216"/>
       </w:pPr>
       <w:r>
@@ -4342,7 +4342,7 @@
     <w:p>
       <w:pPr>
         <w:pStyle w:val="Endure-ChapterBodyText"/>
-        <w:spacing w:before="40" w:after="40"/>
+        <w:spacing w:before="40" w:after="40" w:line="240" w:lineRule="auto"/>
         <w:ind w:left="360" w:hanging="216"/>
       </w:pPr>
       <w:r>
@@ -4368,7 +4368,7 @@
     <w:p>
       <w:pPr>
         <w:pStyle w:val="Endure-ChapterBodyText"/>
-        <w:spacing w:before="40" w:after="40"/>
+        <w:spacing w:before="40" w:after="40" w:line="240" w:lineRule="auto"/>
         <w:ind w:left="360" w:hanging="216"/>
       </w:pPr>
       <w:r>
@@ -4400,14 +4400,14 @@
       <w:pPr>
         <w:pStyle w:val="Endure-Subhead"/>
         <w:keepNext/>
-        <w:spacing w:before="160" w:after="60"/>
+        <w:spacing w:before="160" w:after="60" w:line="240" w:lineRule="auto"/>
         <w:outlineLvl w:val="2"/>
       </w:pPr>
       <w:r>
         <w:rPr>
           <w:sz w:val="22"/>
         </w:rPr>
-        <w:t>3.6.2 tegrastats — monitoreo en terminal</w:t>
+        <w:t>5.6.2 tegrastats — monitoreo en terminal</w:t>
       </w:r>
     </w:p>
     <w:tbl>
@@ -4579,7 +4579,7 @@
     <w:p>
       <w:pPr>
         <w:pStyle w:val="Endure-ChapterBodyText"/>
-        <w:spacing w:before="100" w:after="100"/>
+        <w:spacing w:before="100" w:after="100" w:line="240" w:lineRule="auto"/>
       </w:pPr>
       <w:r>
         <w:rPr>
@@ -4625,7 +4625,7 @@
           </w:tcPr>
           <w:p>
             <w:pPr>
-              <w:spacing w:before="0" w:after="0"/>
+              <w:spacing w:before="0" w:after="0" w:line="240" w:lineRule="auto"/>
               <w:jc w:val="center"/>
             </w:pPr>
             <w:r>
@@ -4658,7 +4658,7 @@
           </w:tcPr>
           <w:p>
             <w:pPr>
-              <w:spacing w:before="0" w:after="0"/>
+              <w:spacing w:before="0" w:after="0" w:line="240" w:lineRule="auto"/>
               <w:jc w:val="center"/>
             </w:pPr>
             <w:r>
@@ -4691,7 +4691,7 @@
           </w:tcPr>
           <w:p>
             <w:pPr>
-              <w:spacing w:before="0" w:after="0"/>
+              <w:spacing w:before="0" w:after="0" w:line="240" w:lineRule="auto"/>
               <w:jc w:val="center"/>
             </w:pPr>
             <w:r>
@@ -4724,7 +4724,7 @@
           </w:tcPr>
           <w:p>
             <w:pPr>
-              <w:spacing w:before="0" w:after="0"/>
+              <w:spacing w:before="0" w:after="0" w:line="240" w:lineRule="auto"/>
               <w:jc w:val="center"/>
             </w:pPr>
             <w:r>
@@ -4762,7 +4762,7 @@
           </w:tcPr>
           <w:p>
             <w:pPr>
-              <w:spacing w:before="0" w:after="0"/>
+              <w:spacing w:before="0" w:after="0" w:line="240" w:lineRule="auto"/>
               <w:jc w:val="center"/>
             </w:pPr>
             <w:r>
@@ -4793,7 +4793,7 @@
           </w:tcPr>
           <w:p>
             <w:pPr>
-              <w:spacing w:before="0" w:after="0"/>
+              <w:spacing w:before="0" w:after="0" w:line="240" w:lineRule="auto"/>
               <w:jc w:val="center"/>
             </w:pPr>
             <w:r>
@@ -4824,7 +4824,7 @@
           </w:tcPr>
           <w:p>
             <w:pPr>
-              <w:spacing w:before="0" w:after="0"/>
+              <w:spacing w:before="0" w:after="0" w:line="240" w:lineRule="auto"/>
               <w:jc w:val="center"/>
             </w:pPr>
             <w:r>
@@ -4855,7 +4855,7 @@
           </w:tcPr>
           <w:p>
             <w:pPr>
-              <w:spacing w:before="0" w:after="0"/>
+              <w:spacing w:before="0" w:after="0" w:line="240" w:lineRule="auto"/>
               <w:jc w:val="center"/>
             </w:pPr>
             <w:r>
@@ -4891,7 +4891,7 @@
           </w:tcPr>
           <w:p>
             <w:pPr>
-              <w:spacing w:before="0" w:after="0"/>
+              <w:spacing w:before="0" w:after="0" w:line="240" w:lineRule="auto"/>
               <w:jc w:val="center"/>
             </w:pPr>
             <w:r>
@@ -4922,7 +4922,7 @@
           </w:tcPr>
           <w:p>
             <w:pPr>
-              <w:spacing w:before="0" w:after="0"/>
+              <w:spacing w:before="0" w:after="0" w:line="240" w:lineRule="auto"/>
               <w:jc w:val="center"/>
             </w:pPr>
             <w:r>
@@ -4953,7 +4953,7 @@
           </w:tcPr>
           <w:p>
             <w:pPr>
-              <w:spacing w:before="0" w:after="0"/>
+              <w:spacing w:before="0" w:after="0" w:line="240" w:lineRule="auto"/>
               <w:jc w:val="center"/>
             </w:pPr>
             <w:r>
@@ -4984,7 +4984,7 @@
           </w:tcPr>
           <w:p>
             <w:pPr>
-              <w:spacing w:before="0" w:after="0"/>
+              <w:spacing w:before="0" w:after="0" w:line="240" w:lineRule="auto"/>
               <w:jc w:val="center"/>
             </w:pPr>
             <w:r>
@@ -5020,7 +5020,7 @@
           </w:tcPr>
           <w:p>
             <w:pPr>
-              <w:spacing w:before="0" w:after="0"/>
+              <w:spacing w:before="0" w:after="0" w:line="240" w:lineRule="auto"/>
               <w:jc w:val="center"/>
             </w:pPr>
             <w:r>
@@ -5051,7 +5051,7 @@
           </w:tcPr>
           <w:p>
             <w:pPr>
-              <w:spacing w:before="0" w:after="0"/>
+              <w:spacing w:before="0" w:after="0" w:line="240" w:lineRule="auto"/>
               <w:jc w:val="center"/>
             </w:pPr>
             <w:r>
@@ -5082,7 +5082,7 @@
           </w:tcPr>
           <w:p>
             <w:pPr>
-              <w:spacing w:before="0" w:after="0"/>
+              <w:spacing w:before="0" w:after="0" w:line="240" w:lineRule="auto"/>
               <w:jc w:val="center"/>
             </w:pPr>
             <w:r>
@@ -5113,7 +5113,7 @@
           </w:tcPr>
           <w:p>
             <w:pPr>
-              <w:spacing w:before="0" w:after="0"/>
+              <w:spacing w:before="0" w:after="0" w:line="240" w:lineRule="auto"/>
               <w:jc w:val="center"/>
             </w:pPr>
             <w:r>
@@ -5207,14 +5207,14 @@
       <w:pPr>
         <w:pStyle w:val="Endure-Subhead"/>
         <w:keepNext/>
-        <w:spacing w:before="160" w:after="60"/>
+        <w:spacing w:before="160" w:after="60" w:line="240" w:lineRule="auto"/>
         <w:outlineLvl w:val="2"/>
       </w:pPr>
       <w:r>
         <w:rPr>
           <w:sz w:val="22"/>
         </w:rPr>
-        <w:t>3.6.3 Script de diagnóstico rápido</w:t>
+        <w:t>5.6.3 Script de diagnóstico rápido</w:t>
       </w:r>
     </w:p>
     <w:tbl>
@@ -5643,14 +5643,14 @@
       <w:pPr>
         <w:pStyle w:val="Endure-Subhead"/>
         <w:keepNext/>
-        <w:spacing w:before="240" w:after="60"/>
+        <w:spacing w:before="240" w:after="60" w:line="240" w:lineRule="auto"/>
         <w:outlineLvl w:val="1"/>
       </w:pPr>
       <w:r>
         <w:rPr>
           <w:sz w:val="24"/>
         </w:rPr>
-        <w:t>3.7 Cuándo Usar Cada Modo</w:t>
+        <w:t>5.7 Cuándo Usar Cada Modo</w:t>
       </w:r>
     </w:p>
     <w:tbl>
@@ -5689,7 +5689,7 @@
           </w:tcPr>
           <w:p>
             <w:pPr>
-              <w:spacing w:before="0" w:after="0"/>
+              <w:spacing w:before="0" w:after="0" w:line="240" w:lineRule="auto"/>
               <w:jc w:val="center"/>
             </w:pPr>
             <w:r>
@@ -5722,7 +5722,7 @@
           </w:tcPr>
           <w:p>
             <w:pPr>
-              <w:spacing w:before="0" w:after="0"/>
+              <w:spacing w:before="0" w:after="0" w:line="240" w:lineRule="auto"/>
               <w:jc w:val="center"/>
             </w:pPr>
             <w:r>
@@ -5755,7 +5755,7 @@
           </w:tcPr>
           <w:p>
             <w:pPr>
-              <w:spacing w:before="0" w:after="0"/>
+              <w:spacing w:before="0" w:after="0" w:line="240" w:lineRule="auto"/>
               <w:jc w:val="center"/>
             </w:pPr>
             <w:r>
@@ -5793,7 +5793,7 @@
           </w:tcPr>
           <w:p>
             <w:pPr>
-              <w:spacing w:before="0" w:after="0"/>
+              <w:spacing w:before="0" w:after="0" w:line="240" w:lineRule="auto"/>
               <w:jc w:val="both"/>
             </w:pPr>
             <w:r>
@@ -5824,7 +5824,7 @@
           </w:tcPr>
           <w:p>
             <w:pPr>
-              <w:spacing w:before="0" w:after="0"/>
+              <w:spacing w:before="0" w:after="0" w:line="240" w:lineRule="auto"/>
               <w:jc w:val="center"/>
             </w:pPr>
             <w:r>
@@ -5855,7 +5855,7 @@
           </w:tcPr>
           <w:p>
             <w:pPr>
-              <w:spacing w:before="0" w:after="0"/>
+              <w:spacing w:before="0" w:after="0" w:line="240" w:lineRule="auto"/>
               <w:jc w:val="center"/>
             </w:pPr>
             <w:r>
@@ -5891,7 +5891,7 @@
           </w:tcPr>
           <w:p>
             <w:pPr>
-              <w:spacing w:before="0" w:after="0"/>
+              <w:spacing w:before="0" w:after="0" w:line="240" w:lineRule="auto"/>
               <w:jc w:val="center"/>
             </w:pPr>
             <w:r>
@@ -5922,7 +5922,7 @@
           </w:tcPr>
           <w:p>
             <w:pPr>
-              <w:spacing w:before="0" w:after="0"/>
+              <w:spacing w:before="0" w:after="0" w:line="240" w:lineRule="auto"/>
               <w:jc w:val="center"/>
             </w:pPr>
             <w:r>
@@ -5953,7 +5953,7 @@
           </w:tcPr>
           <w:p>
             <w:pPr>
-              <w:spacing w:before="0" w:after="0"/>
+              <w:spacing w:before="0" w:after="0" w:line="240" w:lineRule="auto"/>
               <w:jc w:val="center"/>
             </w:pPr>
             <w:r>
@@ -5989,7 +5989,7 @@
           </w:tcPr>
           <w:p>
             <w:pPr>
-              <w:spacing w:before="0" w:after="0"/>
+              <w:spacing w:before="0" w:after="0" w:line="240" w:lineRule="auto"/>
               <w:jc w:val="center"/>
             </w:pPr>
             <w:r>
@@ -6020,7 +6020,7 @@
           </w:tcPr>
           <w:p>
             <w:pPr>
-              <w:spacing w:before="0" w:after="0"/>
+              <w:spacing w:before="0" w:after="0" w:line="240" w:lineRule="auto"/>
               <w:jc w:val="center"/>
             </w:pPr>
             <w:r>
@@ -6051,7 +6051,7 @@
           </w:tcPr>
           <w:p>
             <w:pPr>
-              <w:spacing w:before="0" w:after="0"/>
+              <w:spacing w:before="0" w:after="0" w:line="240" w:lineRule="auto"/>
               <w:jc w:val="center"/>
             </w:pPr>
             <w:r>
@@ -6087,7 +6087,7 @@
           </w:tcPr>
           <w:p>
             <w:pPr>
-              <w:spacing w:before="0" w:after="0"/>
+              <w:spacing w:before="0" w:after="0" w:line="240" w:lineRule="auto"/>
               <w:jc w:val="both"/>
             </w:pPr>
             <w:r>
@@ -6118,7 +6118,7 @@
           </w:tcPr>
           <w:p>
             <w:pPr>
-              <w:spacing w:before="0" w:after="0"/>
+              <w:spacing w:before="0" w:after="0" w:line="240" w:lineRule="auto"/>
               <w:jc w:val="center"/>
             </w:pPr>
             <w:r>
@@ -6149,7 +6149,7 @@
           </w:tcPr>
           <w:p>
             <w:pPr>
-              <w:spacing w:before="0" w:after="0"/>
+              <w:spacing w:before="0" w:after="0" w:line="240" w:lineRule="auto"/>
               <w:jc w:val="center"/>
             </w:pPr>
             <w:r>
@@ -6185,7 +6185,7 @@
           </w:tcPr>
           <w:p>
             <w:pPr>
-              <w:spacing w:before="0" w:after="0"/>
+              <w:spacing w:before="0" w:after="0" w:line="240" w:lineRule="auto"/>
               <w:jc w:val="both"/>
             </w:pPr>
             <w:r>
@@ -6216,7 +6216,7 @@
           </w:tcPr>
           <w:p>
             <w:pPr>
-              <w:spacing w:before="0" w:after="0"/>
+              <w:spacing w:before="0" w:after="0" w:line="240" w:lineRule="auto"/>
               <w:jc w:val="center"/>
             </w:pPr>
             <w:r>
@@ -6247,7 +6247,7 @@
           </w:tcPr>
           <w:p>
             <w:pPr>
-              <w:spacing w:before="0" w:after="0"/>
+              <w:spacing w:before="0" w:after="0" w:line="240" w:lineRule="auto"/>
               <w:jc w:val="center"/>
             </w:pPr>
             <w:r>
@@ -6283,7 +6283,7 @@
           </w:tcPr>
           <w:p>
             <w:pPr>
-              <w:spacing w:before="0" w:after="0"/>
+              <w:spacing w:before="0" w:after="0" w:line="240" w:lineRule="auto"/>
               <w:jc w:val="both"/>
             </w:pPr>
             <w:r>
@@ -6314,7 +6314,7 @@
           </w:tcPr>
           <w:p>
             <w:pPr>
-              <w:spacing w:before="0" w:after="0"/>
+              <w:spacing w:before="0" w:after="0" w:line="240" w:lineRule="auto"/>
               <w:jc w:val="center"/>
             </w:pPr>
             <w:r>
@@ -6345,7 +6345,7 @@
           </w:tcPr>
           <w:p>
             <w:pPr>
-              <w:spacing w:before="0" w:after="0"/>
+              <w:spacing w:before="0" w:after="0" w:line="240" w:lineRule="auto"/>
               <w:jc w:val="center"/>
             </w:pPr>
             <w:r>
@@ -6367,14 +6367,14 @@
       <w:pPr>
         <w:pStyle w:val="Endure-Subhead"/>
         <w:keepNext/>
-        <w:spacing w:before="240" w:after="60"/>
+        <w:spacing w:before="240" w:after="60" w:line="240" w:lineRule="auto"/>
         <w:outlineLvl w:val="1"/>
       </w:pPr>
       <w:r>
         <w:rPr>
           <w:sz w:val="24"/>
         </w:rPr>
-        <w:t>3.8 Verificación Final del Capítulo</w:t>
+        <w:t>5.8 Verificación Final del Capítulo</w:t>
       </w:r>
     </w:p>
     <w:tbl>
@@ -7083,6 +7083,11 @@
     </w:p>
     <w:sectPr>
       <w:footerReference w:type="first" r:id="rId43"/>
+      <w:headerReference w:type="default" r:id="rId46"/>
+      <w:footerReference w:type="default" r:id="rId47"/>
+      <w:headerReference w:type="even" r:id="rId48"/>
+      <w:footerReference w:type="even" r:id="rId49"/>
+      <w:headerReference w:type="first" r:id="rId50"/>
       <w:type w:val="nextColumn"/>
       <w:pgSz w:w="10080" w:h="14400"/>
       <w:pgMar w:top="794" w:right="851" w:bottom="794" w:left="1077" w:header="454" w:footer="454" w:gutter="0"/>
@@ -8327,6 +8332,26 @@
 </w:ftr>
 </file>
 
+<file path=word/footer34.xml><?xml version="1.0" encoding="utf-8"?>
+<w:ftr xmlns:m="http://schemas.openxmlformats.org/officeDocument/2006/math" xmlns:mc="http://schemas.openxmlformats.org/markup-compatibility/2006" xmlns:mo="http://schemas.microsoft.com/office/mac/office/2008/main" xmlns:mv="urn:schemas-microsoft-com:mac:vml" xmlns:o="urn:schemas-microsoft-com:office:office" xmlns:r="http://schemas.openxmlformats.org/officeDocument/2006/relationships" xmlns:v="urn:schemas-microsoft-com:vml" xmlns:w10="urn:schemas-microsoft-com:office:word" xmlns:w14="http://schemas.microsoft.com/office/word/2010/wordml" xmlns:w="http://schemas.openxmlformats.org/wordprocessingml/2006/main" xmlns:wne="http://schemas.microsoft.com/office/word/2006/wordml" xmlns:wp14="http://schemas.microsoft.com/office/word/2010/wordprocessingDrawing" xmlns:wp="http://schemas.openxmlformats.org/drawingml/2006/wordprocessingDrawing" xmlns:wpc="http://schemas.microsoft.com/office/word/2010/wordprocessingCanvas" xmlns:wpg="http://schemas.microsoft.com/office/word/2010/wordprocessingGroup" xmlns:wpi="http://schemas.microsoft.com/office/word/2010/wordprocessingInk" xmlns:wps="http://schemas.microsoft.com/office/word/2010/wordprocessingShape" mc:Ignorable="w14 wp14">
+  <w:p>
+    <w:pPr>
+      <w:pStyle w:val="Footer"/>
+    </w:pPr>
+  </w:p>
+</w:ftr>
+</file>
+
+<file path=word/footer35.xml><?xml version="1.0" encoding="utf-8"?>
+<w:ftr xmlns:m="http://schemas.openxmlformats.org/officeDocument/2006/math" xmlns:mc="http://schemas.openxmlformats.org/markup-compatibility/2006" xmlns:mo="http://schemas.microsoft.com/office/mac/office/2008/main" xmlns:mv="urn:schemas-microsoft-com:mac:vml" xmlns:o="urn:schemas-microsoft-com:office:office" xmlns:r="http://schemas.openxmlformats.org/officeDocument/2006/relationships" xmlns:v="urn:schemas-microsoft-com:vml" xmlns:w10="urn:schemas-microsoft-com:office:word" xmlns:w14="http://schemas.microsoft.com/office/word/2010/wordml" xmlns:w="http://schemas.openxmlformats.org/wordprocessingml/2006/main" xmlns:wne="http://schemas.microsoft.com/office/word/2006/wordml" xmlns:wp14="http://schemas.microsoft.com/office/word/2010/wordprocessingDrawing" xmlns:wp="http://schemas.openxmlformats.org/drawingml/2006/wordprocessingDrawing" xmlns:wpc="http://schemas.microsoft.com/office/word/2010/wordprocessingCanvas" xmlns:wpg="http://schemas.microsoft.com/office/word/2010/wordprocessingGroup" xmlns:wpi="http://schemas.microsoft.com/office/word/2010/wordprocessingInk" xmlns:wps="http://schemas.microsoft.com/office/word/2010/wordprocessingShape" mc:Ignorable="w14 wp14">
+  <w:p>
+    <w:pPr>
+      <w:pStyle w:val="Footer"/>
+    </w:pPr>
+  </w:p>
+</w:ftr>
+</file>
+
 <file path=word/footer4.xml><?xml version="1.0" encoding="utf-8"?>
 <w:ftr xmlns:wpc="http://schemas.microsoft.com/office/word/2010/wordprocessingCanvas" xmlns:cx="http://schemas.microsoft.com/office/drawing/2014/chartex" xmlns:cx1="http://schemas.microsoft.com/office/drawing/2015/9/8/chartex" xmlns:cx2="http://schemas.microsoft.com/office/drawing/2015/10/21/chartex" xmlns:cx3="http://schemas.microsoft.com/office/drawing/2016/5/9/chartex" xmlns:cx4="http://schemas.microsoft.com/office/drawing/2016/5/10/chartex" xmlns:cx5="http://schemas.microsoft.com/office/drawing/2016/5/11/chartex" xmlns:cx6="http://schemas.microsoft.com/office/drawing/2016/5/12/chartex" xmlns:cx7="http://schemas.microsoft.com/office/drawing/2016/5/13/chartex" xmlns:cx8="http://schemas.microsoft.com/office/drawing/2016/5/14/chartex" xmlns:mc="http://schemas.openxmlformats.org/markup-compatibility/2006" xmlns:aink="http://schemas.microsoft.com/office/drawing/2016/ink" xmlns:am3d="http://schemas.microsoft.com/office/drawing/2017/model3d" xmlns:o="urn:schemas-microsoft-com:office:office" xmlns:oel="http://schemas.microsoft.com/office/2019/extlst" xmlns:r="http://schemas.openxmlformats.org/officeDocument/2006/relationships" xmlns:m="http://schemas.openxmlformats.org/officeDocument/2006/math" xmlns:v="urn:schemas-microsoft-com:vml" xmlns:wp14="http://schemas.microsoft.com/office/word/2010/wordprocessingDrawing" xmlns:wp="http://schemas.openxmlformats.org/drawingml/2006/wordprocessingDrawing" xmlns:w10="urn:schemas-microsoft-com:office:word" xmlns:w="http://schemas.openxmlformats.org/wordprocessingml/2006/main" xmlns:w14="http://schemas.microsoft.com/office/word/2010/wordml" xmlns:w15="http://schemas.microsoft.com/office/word/2012/wordml" xmlns:w16cex="http://schemas.microsoft.com/office/word/2018/wordml/cex" xmlns:w16cid="http://schemas.microsoft.com/office/word/2016/wordml/cid" xmlns:w16="http://schemas.microsoft.com/office/word/2018/wordml" xmlns:w16du="http://schemas.microsoft.com/office/word/2023/wordml/word16du" xmlns:w16sdtdh="http://schemas.microsoft.com/office/word/2020/wordml/sdtdatahash" xmlns:w16sdtfl="http://schemas.microsoft.com/office/word/2024/wordml/sdtformatlock" xmlns:w16se="http://schemas.microsoft.com/office/word/2015/wordml/symex" xmlns:wpg="http://schemas.microsoft.com/office/word/2010/wordprocessingGroup" xmlns:wpi="http://schemas.microsoft.com/office/word/2010/wordprocessingInk" xmlns:wne="http://schemas.microsoft.com/office/word/2006/wordml" xmlns:wps="http://schemas.microsoft.com/office/word/2010/wordprocessingShape" mc:Ignorable="w14 w15 w16se w16cid w16 w16cex w16sdtdh w16sdtfl w16du wp14">
   <w:p>
@@ -8584,6 +8609,36 @@
     <w:r>
       <w:t>TÍTULO DEL LIBRO</w:t>
     </w:r>
+  </w:p>
+</w:hdr>
+</file>
+
+<file path=word/header3.xml><?xml version="1.0" encoding="utf-8"?>
+<w:hdr xmlns:m="http://schemas.openxmlformats.org/officeDocument/2006/math" xmlns:mc="http://schemas.openxmlformats.org/markup-compatibility/2006" xmlns:mo="http://schemas.microsoft.com/office/mac/office/2008/main" xmlns:mv="urn:schemas-microsoft-com:mac:vml" xmlns:o="urn:schemas-microsoft-com:office:office" xmlns:r="http://schemas.openxmlformats.org/officeDocument/2006/relationships" xmlns:v="urn:schemas-microsoft-com:vml" xmlns:w10="urn:schemas-microsoft-com:office:word" xmlns:w14="http://schemas.microsoft.com/office/word/2010/wordml" xmlns:w="http://schemas.openxmlformats.org/wordprocessingml/2006/main" xmlns:wne="http://schemas.microsoft.com/office/word/2006/wordml" xmlns:wp14="http://schemas.microsoft.com/office/word/2010/wordprocessingDrawing" xmlns:wp="http://schemas.openxmlformats.org/drawingml/2006/wordprocessingDrawing" xmlns:wpc="http://schemas.microsoft.com/office/word/2010/wordprocessingCanvas" xmlns:wpg="http://schemas.microsoft.com/office/word/2010/wordprocessingGroup" xmlns:wpi="http://schemas.microsoft.com/office/word/2010/wordprocessingInk" xmlns:wps="http://schemas.microsoft.com/office/word/2010/wordprocessingShape" mc:Ignorable="w14 wp14">
+  <w:p>
+    <w:pPr>
+      <w:pStyle w:val="Header"/>
+    </w:pPr>
+  </w:p>
+</w:hdr>
+</file>
+
+<file path=word/header4.xml><?xml version="1.0" encoding="utf-8"?>
+<w:hdr xmlns:m="http://schemas.openxmlformats.org/officeDocument/2006/math" xmlns:mc="http://schemas.openxmlformats.org/markup-compatibility/2006" xmlns:mo="http://schemas.microsoft.com/office/mac/office/2008/main" xmlns:mv="urn:schemas-microsoft-com:mac:vml" xmlns:o="urn:schemas-microsoft-com:office:office" xmlns:r="http://schemas.openxmlformats.org/officeDocument/2006/relationships" xmlns:v="urn:schemas-microsoft-com:vml" xmlns:w10="urn:schemas-microsoft-com:office:word" xmlns:w14="http://schemas.microsoft.com/office/word/2010/wordml" xmlns:w="http://schemas.openxmlformats.org/wordprocessingml/2006/main" xmlns:wne="http://schemas.microsoft.com/office/word/2006/wordml" xmlns:wp14="http://schemas.microsoft.com/office/word/2010/wordprocessingDrawing" xmlns:wp="http://schemas.openxmlformats.org/drawingml/2006/wordprocessingDrawing" xmlns:wpc="http://schemas.microsoft.com/office/word/2010/wordprocessingCanvas" xmlns:wpg="http://schemas.microsoft.com/office/word/2010/wordprocessingGroup" xmlns:wpi="http://schemas.microsoft.com/office/word/2010/wordprocessingInk" xmlns:wps="http://schemas.microsoft.com/office/word/2010/wordprocessingShape" mc:Ignorable="w14 wp14">
+  <w:p>
+    <w:pPr>
+      <w:pStyle w:val="Header"/>
+    </w:pPr>
+  </w:p>
+</w:hdr>
+</file>
+
+<file path=word/header5.xml><?xml version="1.0" encoding="utf-8"?>
+<w:hdr xmlns:m="http://schemas.openxmlformats.org/officeDocument/2006/math" xmlns:mc="http://schemas.openxmlformats.org/markup-compatibility/2006" xmlns:mo="http://schemas.microsoft.com/office/mac/office/2008/main" xmlns:mv="urn:schemas-microsoft-com:mac:vml" xmlns:o="urn:schemas-microsoft-com:office:office" xmlns:r="http://schemas.openxmlformats.org/officeDocument/2006/relationships" xmlns:v="urn:schemas-microsoft-com:vml" xmlns:w10="urn:schemas-microsoft-com:office:word" xmlns:w14="http://schemas.microsoft.com/office/word/2010/wordml" xmlns:w="http://schemas.openxmlformats.org/wordprocessingml/2006/main" xmlns:wne="http://schemas.microsoft.com/office/word/2006/wordml" xmlns:wp14="http://schemas.microsoft.com/office/word/2010/wordprocessingDrawing" xmlns:wp="http://schemas.openxmlformats.org/drawingml/2006/wordprocessingDrawing" xmlns:wpc="http://schemas.microsoft.com/office/word/2010/wordprocessingCanvas" xmlns:wpg="http://schemas.microsoft.com/office/word/2010/wordprocessingGroup" xmlns:wpi="http://schemas.microsoft.com/office/word/2010/wordprocessingInk" xmlns:wps="http://schemas.microsoft.com/office/word/2010/wordprocessingShape" mc:Ignorable="w14 wp14">
+  <w:p>
+    <w:pPr>
+      <w:pStyle w:val="Header"/>
+    </w:pPr>
   </w:p>
 </w:hdr>
 </file>
